--- a/docs/Louis_Andrada_CV.docx
+++ b/docs/Louis_Andrada_CV.docx
@@ -8,7 +8,7 @@
         <w:tabs>
           <w:tab w:val="right" w:pos="8640"/>
         </w:tabs>
-        <w:spacing w:line="276" w:lineRule="auto"/>
+        <w:spacing w:after="0" w:line="276" w:lineRule="auto"/>
         <w:rPr>
           <w:rFonts w:ascii="Courier New" w:hAnsi="Courier New" w:cs="Courier New"/>
           <w:b/>
@@ -32,6 +32,7 @@
     </w:p>
     <w:p>
       <w:pPr>
+        <w:spacing w:before="120" w:after="0"/>
         <w:rPr>
           <w:rFonts w:ascii="Courier New" w:hAnsi="Courier New" w:cs="Courier New"/>
         </w:rPr>
@@ -49,6 +50,22 @@
         <w:br/>
       </w:r>
       <w:hyperlink r:id="rId8" w:history="1">
+        <w:r>
+          <w:rPr>
+            <w:rStyle w:val="Hyperlink"/>
+            <w:rFonts w:ascii="Courier New" w:eastAsia="MS Mincho" w:hAnsi="Courier New" w:cs="Courier New"/>
+            <w:color w:val="auto"/>
+          </w:rPr>
+          <w:t>louis.andrada@outlook.com</w:t>
+        </w:r>
+      </w:hyperlink>
+      <w:r>
+        <w:rPr>
+          <w:rFonts w:ascii="Courier New" w:hAnsi="Courier New" w:cs="Courier New"/>
+        </w:rPr>
+        <w:br/>
+      </w:r>
+      <w:hyperlink r:id="rId9" w:history="1">
         <w:r>
           <w:rPr>
             <w:rStyle w:val="Hyperlink"/>
@@ -73,7 +90,7 @@
         </w:rPr>
         <w:br/>
       </w:r>
-      <w:hyperlink r:id="rId9" w:history="1">
+      <w:hyperlink r:id="rId10" w:history="1">
         <w:r>
           <w:rPr>
             <w:rStyle w:val="Hyperlink"/>
@@ -258,7 +275,31 @@
         <w:rPr>
           <w:rFonts w:ascii="Courier New" w:hAnsi="Courier New" w:cs="Courier New"/>
         </w:rPr>
-        <w:t xml:space="preserve">Private Collection, Athens, </w:t>
+        <w:t>Private Collection</w:t>
+      </w:r>
+      <w:r>
+        <w:rPr>
+          <w:rFonts w:ascii="Courier New" w:hAnsi="Courier New" w:cs="Courier New"/>
+        </w:rPr>
+        <w:t>s:</w:t>
+      </w:r>
+      <w:r>
+        <w:rPr>
+          <w:rFonts w:ascii="Courier New" w:hAnsi="Courier New" w:cs="Courier New"/>
+        </w:rPr>
+        <w:t xml:space="preserve"> </w:t>
+      </w:r>
+      <w:r>
+        <w:rPr>
+          <w:rFonts w:ascii="Courier New" w:hAnsi="Courier New" w:cs="Courier New"/>
+        </w:rPr>
+        <w:br/>
+      </w:r>
+      <w:r>
+        <w:rPr>
+          <w:rFonts w:ascii="Courier New" w:hAnsi="Courier New" w:cs="Courier New"/>
+        </w:rPr>
+        <w:t xml:space="preserve">Athens, </w:t>
       </w:r>
       <w:r>
         <w:rPr>
@@ -266,49 +307,65 @@
         </w:rPr>
         <w:t>Greece</w:t>
       </w:r>
-    </w:p>
-    <w:p>
-      <w:pPr>
-        <w:pStyle w:val="ListBullet"/>
-        <w:numPr>
-          <w:ilvl w:val="0"/>
-          <w:numId w:val="0"/>
-        </w:numPr>
-        <w:ind w:left="720" w:hanging="360"/>
-        <w:rPr>
-          <w:rFonts w:ascii="Courier New" w:hAnsi="Courier New" w:cs="Courier New"/>
-        </w:rPr>
-      </w:pPr>
       <w:r>
         <w:rPr>
           <w:rFonts w:ascii="Courier New" w:hAnsi="Courier New" w:cs="Courier New"/>
         </w:rPr>
-        <w:t>Private Collection, Suncheon, South Korea</w:t>
-      </w:r>
-    </w:p>
-    <w:p>
-      <w:pPr>
-        <w:pStyle w:val="ListBullet"/>
-        <w:numPr>
-          <w:ilvl w:val="0"/>
-          <w:numId w:val="0"/>
-        </w:numPr>
-        <w:ind w:left="360"/>
-        <w:rPr>
-          <w:rFonts w:ascii="Courier New" w:hAnsi="Courier New" w:cs="Courier New"/>
-        </w:rPr>
-      </w:pPr>
-      <w:r>
-        <w:rPr>
-          <w:rFonts w:ascii="Courier New" w:hAnsi="Courier New" w:cs="Courier New"/>
-        </w:rPr>
-        <w:t xml:space="preserve">Private Collection, Toronto, </w:t>
+        <w:br/>
       </w:r>
       <w:r>
         <w:rPr>
           <w:rFonts w:ascii="Courier New" w:hAnsi="Courier New" w:cs="Courier New"/>
         </w:rPr>
-        <w:t>Canada</w:t>
+        <w:t>Rapid City</w:t>
+      </w:r>
+      <w:r>
+        <w:rPr>
+          <w:rFonts w:ascii="Courier New" w:hAnsi="Courier New" w:cs="Courier New"/>
+        </w:rPr>
+        <w:t xml:space="preserve">, </w:t>
+      </w:r>
+      <w:r>
+        <w:rPr>
+          <w:rFonts w:ascii="Courier New" w:hAnsi="Courier New" w:cs="Courier New"/>
+        </w:rPr>
+        <w:t>USA</w:t>
+      </w:r>
+      <w:r>
+        <w:rPr>
+          <w:rFonts w:ascii="Courier New" w:hAnsi="Courier New" w:cs="Courier New"/>
+        </w:rPr>
+        <w:br/>
+      </w:r>
+      <w:r>
+        <w:rPr>
+          <w:rFonts w:ascii="Courier New" w:hAnsi="Courier New" w:cs="Courier New"/>
+        </w:rPr>
+        <w:t>Suncheon, South Korea</w:t>
+      </w:r>
+      <w:r>
+        <w:rPr>
+          <w:rFonts w:ascii="Courier New" w:hAnsi="Courier New" w:cs="Courier New"/>
+        </w:rPr>
+        <w:br/>
+      </w:r>
+      <w:r>
+        <w:rPr>
+          <w:rFonts w:ascii="Courier New" w:hAnsi="Courier New" w:cs="Courier New"/>
+        </w:rPr>
+        <w:t xml:space="preserve">Toronto, </w:t>
+      </w:r>
+      <w:r>
+        <w:rPr>
+          <w:rFonts w:ascii="Courier New" w:hAnsi="Courier New" w:cs="Courier New"/>
+        </w:rPr>
+        <w:t>Canad</w:t>
+      </w:r>
+      <w:r>
+        <w:rPr>
+          <w:rFonts w:ascii="Courier New" w:hAnsi="Courier New" w:cs="Courier New"/>
+        </w:rPr>
+        <w:t>a</w:t>
       </w:r>
     </w:p>
     <w:p>
@@ -387,6 +444,7 @@
         </w:rPr>
         <w:t xml:space="preserve"> </w:t>
       </w:r>
+      <w:proofErr w:type="gramStart"/>
       <w:r>
         <w:rPr>
           <w:rFonts w:ascii="Courier New" w:eastAsiaTheme="minorEastAsia" w:hAnsi="Courier New" w:cs="Courier New"/>
@@ -396,7 +454,19 @@
           <w:sz w:val="22"/>
           <w:szCs w:val="22"/>
         </w:rPr>
-        <w:t>built through tonal fragmentation, simulated grain, and controlled image degradation translated into paint.</w:t>
+        <w:t>built</w:t>
+      </w:r>
+      <w:proofErr w:type="gramEnd"/>
+      <w:r>
+        <w:rPr>
+          <w:rFonts w:ascii="Courier New" w:eastAsiaTheme="minorEastAsia" w:hAnsi="Courier New" w:cs="Courier New"/>
+          <w:b w:val="0"/>
+          <w:bCs w:val="0"/>
+          <w:color w:val="auto"/>
+          <w:sz w:val="22"/>
+          <w:szCs w:val="22"/>
+        </w:rPr>
+        <w:t xml:space="preserve"> through tonal fragmentation, simulated grain, and controlled image degradation translated into paint.</w:t>
       </w:r>
       <w:r>
         <w:rPr>
@@ -501,7 +571,7 @@
       </w:r>
     </w:p>
     <w:sectPr>
-      <w:footerReference w:type="default" r:id="rId10"/>
+      <w:footerReference w:type="default" r:id="rId11"/>
       <w:pgSz w:w="12240" w:h="15840"/>
       <w:pgMar w:top="1440" w:right="1800" w:bottom="1440" w:left="1800" w:header="720" w:footer="720" w:gutter="0"/>
       <w:pgNumType w:fmt="upperRoman"/>

--- a/docs/Louis_Andrada_CV.docx
+++ b/docs/Louis_Andrada_CV.docx
@@ -35,8 +35,39 @@
         <w:spacing w:before="120" w:after="0"/>
         <w:rPr>
           <w:rFonts w:ascii="Courier New" w:hAnsi="Courier New" w:cs="Courier New"/>
+          <w:b/>
+          <w:bCs/>
+          <w:sz w:val="24"/>
+          <w:szCs w:val="24"/>
         </w:rPr>
       </w:pPr>
+      <w:r>
+        <w:rPr>
+          <w:rFonts w:ascii="Courier New" w:hAnsi="Courier New" w:cs="Courier New"/>
+        </w:rPr>
+        <w:t xml:space="preserve">Born in 2002 in </w:t>
+      </w:r>
+      <w:proofErr w:type="spellStart"/>
+      <w:r>
+        <w:rPr>
+          <w:rFonts w:ascii="Courier New" w:hAnsi="Courier New" w:cs="Courier New"/>
+        </w:rPr>
+        <w:t>Mossoró</w:t>
+      </w:r>
+      <w:proofErr w:type="spellEnd"/>
+      <w:r>
+        <w:rPr>
+          <w:rFonts w:ascii="Courier New" w:hAnsi="Courier New" w:cs="Courier New"/>
+        </w:rPr>
+        <w:t>, Brazil</w:t>
+      </w:r>
+      <w:r>
+        <w:rPr>
+          <w:rFonts w:ascii="Courier New" w:hAnsi="Courier New" w:cs="Courier New"/>
+        </w:rPr>
+        <w:br/>
+        <w:t xml:space="preserve">Resides and works in </w:t>
+      </w:r>
       <w:r>
         <w:rPr>
           <w:rFonts w:ascii="Courier New" w:hAnsi="Courier New" w:cs="Courier New"/>
@@ -49,12 +80,82 @@
         </w:rPr>
         <w:br/>
       </w:r>
+      <w:r>
+        <w:rPr>
+          <w:rFonts w:ascii="Courier New" w:hAnsi="Courier New" w:cs="Courier New"/>
+        </w:rPr>
+        <w:br/>
+      </w:r>
+      <w:r>
+        <w:rPr>
+          <w:rFonts w:ascii="Courier New" w:hAnsi="Courier New" w:cs="Courier New"/>
+          <w:b/>
+          <w:bCs/>
+          <w:sz w:val="24"/>
+          <w:szCs w:val="24"/>
+        </w:rPr>
+        <w:t>Contact Information</w:t>
+      </w:r>
+      <w:r>
+        <w:rPr>
+          <w:rFonts w:ascii="Courier New" w:hAnsi="Courier New" w:cs="Courier New"/>
+          <w:b/>
+          <w:bCs/>
+          <w:sz w:val="28"/>
+          <w:szCs w:val="28"/>
+        </w:rPr>
+        <w:br/>
+      </w:r>
+      <w:r>
+        <w:rPr>
+          <w:rFonts w:ascii="Courier New" w:hAnsi="Courier New" w:cs="Courier New"/>
+        </w:rPr>
+        <w:t xml:space="preserve">   </w:t>
+      </w:r>
+      <w:r>
+        <w:rPr>
+          <w:rFonts w:ascii="Courier New" w:hAnsi="Courier New" w:cs="Courier New"/>
+        </w:rPr>
+        <w:t>Portfolio:</w:t>
+      </w:r>
+      <w:r>
+        <w:rPr>
+          <w:rFonts w:ascii="Courier New" w:hAnsi="Courier New" w:cs="Courier New"/>
+        </w:rPr>
+        <w:t xml:space="preserve"> </w:t>
+      </w:r>
       <w:hyperlink r:id="rId8" w:history="1">
         <w:r>
           <w:rPr>
             <w:rStyle w:val="Hyperlink"/>
-            <w:rFonts w:ascii="Courier New" w:eastAsia="MS Mincho" w:hAnsi="Courier New" w:cs="Courier New"/>
-            <w:color w:val="auto"/>
+            <w:rFonts w:ascii="Courier New" w:hAnsi="Courier New" w:cs="Courier New"/>
+          </w:rPr>
+          <w:t>www.louisandrada.com</w:t>
+        </w:r>
+      </w:hyperlink>
+      <w:r>
+        <w:rPr>
+          <w:rFonts w:ascii="Courier New" w:hAnsi="Courier New" w:cs="Courier New"/>
+        </w:rPr>
+        <w:br/>
+      </w:r>
+      <w:r>
+        <w:rPr>
+          <w:rFonts w:ascii="Courier New" w:hAnsi="Courier New" w:cs="Courier New"/>
+        </w:rPr>
+        <w:t xml:space="preserve">   </w:t>
+      </w:r>
+      <w:r>
+        <w:rPr>
+          <w:rFonts w:ascii="Courier New" w:hAnsi="Courier New" w:cs="Courier New"/>
+        </w:rPr>
+        <w:t xml:space="preserve">Email: </w:t>
+      </w:r>
+      <w:hyperlink r:id="rId9" w:history="1">
+        <w:r>
+          <w:rPr>
+            <w:rStyle w:val="Hyperlink"/>
+            <w:rFonts w:ascii="Courier New" w:hAnsi="Courier New" w:cs="Courier New"/>
           </w:rPr>
           <w:t>louis.andrada@outlook.com</w:t>
         </w:r>
@@ -65,39 +166,25 @@
         </w:rPr>
         <w:br/>
       </w:r>
-      <w:hyperlink r:id="rId9" w:history="1">
-        <w:r>
-          <w:rPr>
-            <w:rStyle w:val="Hyperlink"/>
-            <w:rFonts w:ascii="Courier New" w:hAnsi="Courier New" w:cs="Courier New"/>
-            <w:bCs/>
-            <w:color w:val="auto"/>
-          </w:rPr>
-          <w:t>www.</w:t>
-        </w:r>
-        <w:r>
-          <w:rPr>
-            <w:rStyle w:val="Hyperlink"/>
-            <w:rFonts w:ascii="Courier New" w:hAnsi="Courier New" w:cs="Courier New"/>
-            <w:color w:val="auto"/>
-          </w:rPr>
-          <w:t>louisandrada.com</w:t>
-        </w:r>
-      </w:hyperlink>
       <w:r>
         <w:rPr>
           <w:rFonts w:ascii="Courier New" w:hAnsi="Courier New" w:cs="Courier New"/>
         </w:rPr>
-        <w:br/>
+        <w:t xml:space="preserve">   </w:t>
+      </w:r>
+      <w:r>
+        <w:rPr>
+          <w:rFonts w:ascii="Courier New" w:hAnsi="Courier New" w:cs="Courier New"/>
+        </w:rPr>
+        <w:t xml:space="preserve">Instagram: </w:t>
       </w:r>
       <w:hyperlink r:id="rId10" w:history="1">
         <w:r>
           <w:rPr>
             <w:rStyle w:val="Hyperlink"/>
             <w:rFonts w:ascii="Courier New" w:hAnsi="Courier New" w:cs="Courier New"/>
-            <w:color w:val="auto"/>
           </w:rPr>
-          <w:t>@viiii13iixv</w:t>
+          <w:t>www.instagram.com/viiii13iixv</w:t>
         </w:r>
       </w:hyperlink>
     </w:p>
@@ -137,19 +224,19 @@
         <w:rPr>
           <w:rFonts w:ascii="Courier New" w:hAnsi="Courier New" w:cs="Courier New"/>
         </w:rPr>
-        <w:t xml:space="preserve">2026 — Pancakes and Booze — </w:t>
+        <w:t xml:space="preserve">2026 — </w:t>
       </w:r>
       <w:r>
         <w:rPr>
           <w:rFonts w:ascii="Courier New" w:hAnsi="Courier New" w:cs="Courier New"/>
         </w:rPr>
-        <w:t xml:space="preserve">One-night </w:t>
+        <w:t xml:space="preserve">Group Exhibition — </w:t>
       </w:r>
       <w:r>
         <w:rPr>
           <w:rFonts w:ascii="Courier New" w:hAnsi="Courier New" w:cs="Courier New"/>
         </w:rPr>
-        <w:t>Group Exhibition — Toronto, Canada</w:t>
+        <w:t>Pancakes and Booze — Toronto, Canada</w:t>
       </w:r>
     </w:p>
     <w:p>
@@ -168,7 +255,31 @@
         <w:rPr>
           <w:rFonts w:ascii="Courier New" w:hAnsi="Courier New" w:cs="Courier New"/>
         </w:rPr>
-        <w:t>2024–2025 — The Chess Gallery — Works on Display — Toronto, Canada</w:t>
+        <w:t>2024</w:t>
+      </w:r>
+      <w:r>
+        <w:rPr>
+          <w:rFonts w:ascii="Courier New" w:hAnsi="Courier New" w:cs="Courier New"/>
+        </w:rPr>
+        <w:t>-</w:t>
+      </w:r>
+      <w:r>
+        <w:rPr>
+          <w:rFonts w:ascii="Courier New" w:hAnsi="Courier New" w:cs="Courier New"/>
+        </w:rPr>
+        <w:t xml:space="preserve">2025 — </w:t>
+      </w:r>
+      <w:r>
+        <w:rPr>
+          <w:rFonts w:ascii="Courier New" w:hAnsi="Courier New" w:cs="Courier New"/>
+        </w:rPr>
+        <w:t xml:space="preserve">Works on Display — </w:t>
+      </w:r>
+      <w:r>
+        <w:rPr>
+          <w:rFonts w:ascii="Courier New" w:hAnsi="Courier New" w:cs="Courier New"/>
+        </w:rPr>
+        <w:t>The Chess Gallery — Toronto, Canada</w:t>
       </w:r>
     </w:p>
     <w:p>
@@ -188,13 +299,7 @@
           <w:sz w:val="24"/>
           <w:szCs w:val="24"/>
         </w:rPr>
-        <w:t>Publications</w:t>
-      </w:r>
-      <w:r>
-        <w:rPr>
-          <w:color w:val="auto"/>
-        </w:rPr>
-        <w:t xml:space="preserve"> </w:t>
+        <w:t>Press &amp; P</w:t>
       </w:r>
       <w:r>
         <w:rPr>
@@ -203,7 +308,7 @@
           <w:sz w:val="24"/>
           <w:szCs w:val="24"/>
         </w:rPr>
-        <w:t>&amp; Features</w:t>
+        <w:t>ublications</w:t>
       </w:r>
     </w:p>
     <w:p>
@@ -222,7 +327,31 @@
         <w:rPr>
           <w:rFonts w:ascii="Courier New" w:hAnsi="Courier New" w:cs="Courier New"/>
         </w:rPr>
-        <w:t xml:space="preserve">2026 — </w:t>
+        <w:t>2026 —</w:t>
+      </w:r>
+      <w:r>
+        <w:rPr>
+          <w:rFonts w:ascii="Courier New" w:hAnsi="Courier New" w:cs="Courier New"/>
+        </w:rPr>
+        <w:t xml:space="preserve"> </w:t>
+      </w:r>
+      <w:r>
+        <w:rPr>
+          <w:rFonts w:ascii="Courier New" w:hAnsi="Courier New" w:cs="Courier New"/>
+        </w:rPr>
+        <w:t>Featured Art</w:t>
+      </w:r>
+      <w:r>
+        <w:rPr>
+          <w:rFonts w:ascii="Courier New" w:hAnsi="Courier New" w:cs="Courier New"/>
+        </w:rPr>
+        <w:t>works</w:t>
+      </w:r>
+      <w:r>
+        <w:rPr>
+          <w:rFonts w:ascii="Courier New" w:hAnsi="Courier New" w:cs="Courier New"/>
+        </w:rPr>
+        <w:t xml:space="preserve"> — </w:t>
       </w:r>
       <w:proofErr w:type="spellStart"/>
       <w:r>
@@ -236,7 +365,19 @@
         <w:rPr>
           <w:rFonts w:ascii="Courier New" w:hAnsi="Courier New" w:cs="Courier New"/>
         </w:rPr>
-        <w:t xml:space="preserve"> — Featured Artist — Canada/Online</w:t>
+        <w:t xml:space="preserve"> —</w:t>
+      </w:r>
+      <w:r>
+        <w:rPr>
+          <w:rFonts w:ascii="Courier New" w:hAnsi="Courier New" w:cs="Courier New"/>
+        </w:rPr>
+        <w:t xml:space="preserve"> </w:t>
+      </w:r>
+      <w:r>
+        <w:rPr>
+          <w:rFonts w:ascii="Courier New" w:hAnsi="Courier New" w:cs="Courier New"/>
+        </w:rPr>
+        <w:t>Canada/Online</w:t>
       </w:r>
     </w:p>
     <w:p>
@@ -275,13 +416,13 @@
         <w:rPr>
           <w:rFonts w:ascii="Courier New" w:hAnsi="Courier New" w:cs="Courier New"/>
         </w:rPr>
-        <w:t>Private Collection</w:t>
+        <w:t>Private</w:t>
       </w:r>
       <w:r>
         <w:rPr>
           <w:rFonts w:ascii="Courier New" w:hAnsi="Courier New" w:cs="Courier New"/>
         </w:rPr>
-        <w:t>s:</w:t>
+        <w:t>:</w:t>
       </w:r>
       <w:r>
         <w:rPr>
@@ -444,7 +585,6 @@
         </w:rPr>
         <w:t xml:space="preserve"> </w:t>
       </w:r>
-      <w:proofErr w:type="gramStart"/>
       <w:r>
         <w:rPr>
           <w:rFonts w:ascii="Courier New" w:eastAsiaTheme="minorEastAsia" w:hAnsi="Courier New" w:cs="Courier New"/>
@@ -454,19 +594,7 @@
           <w:sz w:val="22"/>
           <w:szCs w:val="22"/>
         </w:rPr>
-        <w:t>built</w:t>
-      </w:r>
-      <w:proofErr w:type="gramEnd"/>
-      <w:r>
-        <w:rPr>
-          <w:rFonts w:ascii="Courier New" w:eastAsiaTheme="minorEastAsia" w:hAnsi="Courier New" w:cs="Courier New"/>
-          <w:b w:val="0"/>
-          <w:bCs w:val="0"/>
-          <w:color w:val="auto"/>
-          <w:sz w:val="22"/>
-          <w:szCs w:val="22"/>
-        </w:rPr>
-        <w:t xml:space="preserve"> through tonal fragmentation, simulated grain, and controlled image degradation translated into paint.</w:t>
+        <w:t>built through tonal fragmentation, simulated grain, and controlled image degradation translated into paint.</w:t>
       </w:r>
       <w:r>
         <w:rPr>
@@ -2188,7 +2316,6 @@
   <w:style w:type="character" w:default="1" w:styleId="DefaultParagraphFont">
     <w:name w:val="Default Paragraph Font"/>
     <w:uiPriority w:val="1"/>
-    <w:semiHidden/>
     <w:unhideWhenUsed/>
   </w:style>
   <w:style w:type="table" w:default="1" w:styleId="TableNormal">

--- a/docs/Louis_Andrada_CV.docx
+++ b/docs/Louis_Andrada_CV.docx
@@ -4,195 +4,250 @@
   <w:body>
     <w:p>
       <w:pPr>
-        <w:pStyle w:val="Title"/>
-        <w:tabs>
-          <w:tab w:val="right" w:pos="8640"/>
-        </w:tabs>
-        <w:spacing w:after="0" w:line="276" w:lineRule="auto"/>
+        <w:spacing w:before="120" w:after="120"/>
         <w:rPr>
-          <w:rFonts w:ascii="Courier New" w:hAnsi="Courier New" w:cs="Courier New"/>
+          <w:rFonts w:ascii="AndradaMono" w:hAnsi="AndradaMono" w:cs="Courier New"/>
           <w:b/>
           <w:bCs/>
-          <w:color w:val="auto"/>
-          <w:sz w:val="40"/>
-          <w:szCs w:val="40"/>
+          <w:sz w:val="6"/>
+          <w:szCs w:val="6"/>
         </w:rPr>
       </w:pPr>
       <w:r>
         <w:rPr>
-          <w:rFonts w:ascii="Courier New" w:hAnsi="Courier New" w:cs="Courier New"/>
+          <w:rFonts w:ascii="AndradaMono" w:hAnsi="AndradaMono" w:cs="Courier New"/>
           <w:b/>
           <w:bCs/>
-          <w:color w:val="auto"/>
-          <w:sz w:val="40"/>
-          <w:szCs w:val="40"/>
+          <w:sz w:val="28"/>
+          <w:szCs w:val="28"/>
         </w:rPr>
         <w:t>Louis Andrada</w:t>
       </w:r>
-    </w:p>
-    <w:p>
-      <w:pPr>
-        <w:spacing w:before="120" w:after="0"/>
+      <w:r>
         <w:rPr>
-          <w:rFonts w:ascii="Courier New" w:hAnsi="Courier New" w:cs="Courier New"/>
+          <w:rFonts w:ascii="AndradaMono" w:hAnsi="AndradaMono" w:cs="Courier New"/>
           <w:b/>
           <w:bCs/>
-          <w:sz w:val="24"/>
-          <w:szCs w:val="24"/>
+          <w:sz w:val="28"/>
+          <w:szCs w:val="28"/>
         </w:rPr>
-      </w:pPr>
+        <w:t xml:space="preserve">                </w:t>
+      </w:r>
       <w:r>
         <w:rPr>
-          <w:rFonts w:ascii="Courier New" w:hAnsi="Courier New" w:cs="Courier New"/>
+          <w:rFonts w:ascii="AndradaMono" w:hAnsi="AndradaMono" w:cs="Courier New"/>
+          <w:b/>
+          <w:bCs/>
+          <w:sz w:val="28"/>
+          <w:szCs w:val="28"/>
+        </w:rPr>
+        <w:t xml:space="preserve">         </w:t>
+      </w:r>
+      <w:proofErr w:type="gramStart"/>
+      <w:r>
+        <w:rPr>
+          <w:rFonts w:ascii="AndradaMono" w:hAnsi="AndradaMono" w:cs="Courier New"/>
+          <w:b/>
+          <w:bCs/>
+          <w:sz w:val="28"/>
+          <w:szCs w:val="28"/>
+        </w:rPr>
+        <w:t>Artist</w:t>
+      </w:r>
+      <w:r>
+        <w:rPr>
+          <w:rFonts w:ascii="AndradaMono" w:hAnsi="AndradaMono" w:cs="Courier New"/>
+          <w:b/>
+          <w:bCs/>
+          <w:sz w:val="28"/>
+          <w:szCs w:val="28"/>
+        </w:rPr>
+        <w:t xml:space="preserve">  Toronto</w:t>
+      </w:r>
+      <w:proofErr w:type="gramEnd"/>
+      <w:r>
+        <w:rPr>
+          <w:rFonts w:ascii="AndradaMono" w:hAnsi="AndradaMono" w:cs="Courier New"/>
+          <w:b/>
+          <w:bCs/>
+          <w:sz w:val="28"/>
+          <w:szCs w:val="28"/>
+        </w:rPr>
+        <w:t xml:space="preserve"> based</w:t>
+      </w:r>
+      <w:r>
+        <w:rPr>
+          <w:rFonts w:ascii="AndradaMono" w:hAnsi="AndradaMono" w:cs="Courier New"/>
+          <w:b/>
+          <w:bCs/>
+          <w:sz w:val="32"/>
+          <w:szCs w:val="32"/>
+        </w:rPr>
+        <w:br/>
+      </w:r>
+      <w:r>
+        <w:rPr>
+          <w:rFonts w:ascii="AndradaMono" w:hAnsi="AndradaMono" w:cs="Courier New"/>
+          <w:sz w:val="14"/>
+          <w:szCs w:val="14"/>
+        </w:rPr>
+        <w:br/>
+      </w:r>
+      <w:r>
+        <w:rPr>
+          <w:rFonts w:ascii="AndradaMono" w:hAnsi="AndradaMono" w:cs="Courier New"/>
         </w:rPr>
         <w:t xml:space="preserve">Born in 2002 in </w:t>
       </w:r>
       <w:proofErr w:type="spellStart"/>
       <w:r>
         <w:rPr>
-          <w:rFonts w:ascii="Courier New" w:hAnsi="Courier New" w:cs="Courier New"/>
+          <w:rFonts w:ascii="AndradaMono" w:hAnsi="AndradaMono" w:cs="Courier New"/>
         </w:rPr>
         <w:t>Mossoró</w:t>
       </w:r>
       <w:proofErr w:type="spellEnd"/>
       <w:r>
         <w:rPr>
-          <w:rFonts w:ascii="Courier New" w:hAnsi="Courier New" w:cs="Courier New"/>
+          <w:rFonts w:ascii="AndradaMono" w:hAnsi="AndradaMono" w:cs="Courier New"/>
         </w:rPr>
         <w:t>, Brazil</w:t>
       </w:r>
       <w:r>
         <w:rPr>
-          <w:rFonts w:ascii="Courier New" w:hAnsi="Courier New" w:cs="Courier New"/>
-        </w:rPr>
-        <w:br/>
-        <w:t xml:space="preserve">Resides and works in </w:t>
-      </w:r>
-      <w:r>
-        <w:rPr>
-          <w:rFonts w:ascii="Courier New" w:hAnsi="Courier New" w:cs="Courier New"/>
-        </w:rPr>
-        <w:t>Toronto, Canada</w:t>
-      </w:r>
-      <w:r>
-        <w:rPr>
-          <w:rFonts w:ascii="Courier New" w:hAnsi="Courier New" w:cs="Courier New"/>
+          <w:rFonts w:ascii="AndradaMono" w:hAnsi="AndradaMono" w:cs="Courier New"/>
         </w:rPr>
         <w:br/>
       </w:r>
       <w:r>
         <w:rPr>
-          <w:rFonts w:ascii="Courier New" w:hAnsi="Courier New" w:cs="Courier New"/>
+          <w:rFonts w:ascii="AndradaMono" w:hAnsi="AndradaMono" w:cs="Courier New"/>
         </w:rPr>
-        <w:br/>
+        <w:t xml:space="preserve">  </w:t>
       </w:r>
       <w:r>
         <w:rPr>
-          <w:rFonts w:ascii="Courier New" w:hAnsi="Courier New" w:cs="Courier New"/>
-          <w:b/>
-          <w:bCs/>
-          <w:sz w:val="24"/>
-          <w:szCs w:val="24"/>
+          <w:rFonts w:ascii="AndradaMono" w:hAnsi="AndradaMono" w:cs="Courier New"/>
         </w:rPr>
-        <w:t>Contact Information</w:t>
-      </w:r>
-      <w:r>
-        <w:rPr>
-          <w:rFonts w:ascii="Courier New" w:hAnsi="Courier New" w:cs="Courier New"/>
-          <w:b/>
-          <w:bCs/>
-          <w:sz w:val="28"/>
-          <w:szCs w:val="28"/>
-        </w:rPr>
-        <w:br/>
-      </w:r>
-      <w:r>
-        <w:rPr>
-          <w:rFonts w:ascii="Courier New" w:hAnsi="Courier New" w:cs="Courier New"/>
-        </w:rPr>
-        <w:t xml:space="preserve">   </w:t>
-      </w:r>
-      <w:r>
-        <w:rPr>
-          <w:rFonts w:ascii="Courier New" w:hAnsi="Courier New" w:cs="Courier New"/>
-        </w:rPr>
-        <w:t>Portfolio:</w:t>
-      </w:r>
-      <w:r>
-        <w:rPr>
-          <w:rFonts w:ascii="Courier New" w:hAnsi="Courier New" w:cs="Courier New"/>
-        </w:rPr>
-        <w:t xml:space="preserve"> </w:t>
+        <w:t xml:space="preserve">    </w:t>
       </w:r>
       <w:hyperlink r:id="rId8" w:history="1">
         <w:r>
           <w:rPr>
             <w:rStyle w:val="Hyperlink"/>
-            <w:rFonts w:ascii="Courier New" w:hAnsi="Courier New" w:cs="Courier New"/>
+            <w:rFonts w:ascii="AndradaMono" w:hAnsi="AndradaMono" w:cs="Courier New"/>
           </w:rPr>
           <w:t>www.louisandrada.com</w:t>
         </w:r>
       </w:hyperlink>
       <w:r>
         <w:rPr>
-          <w:rFonts w:ascii="Courier New" w:hAnsi="Courier New" w:cs="Courier New"/>
+          <w:rFonts w:ascii="AndradaMono" w:hAnsi="AndradaMono" w:cs="Courier New"/>
         </w:rPr>
         <w:br/>
       </w:r>
       <w:r>
         <w:rPr>
-          <w:rFonts w:ascii="Courier New" w:hAnsi="Courier New" w:cs="Courier New"/>
+          <w:rFonts w:ascii="AndradaMono" w:hAnsi="AndradaMono" w:cs="Courier New"/>
         </w:rPr>
-        <w:t xml:space="preserve">   </w:t>
+        <w:t xml:space="preserve">  </w:t>
       </w:r>
       <w:r>
         <w:rPr>
-          <w:rFonts w:ascii="Courier New" w:hAnsi="Courier New" w:cs="Courier New"/>
+          <w:rFonts w:ascii="AndradaMono" w:hAnsi="AndradaMono" w:cs="Courier New"/>
         </w:rPr>
-        <w:t xml:space="preserve">Email: </w:t>
+        <w:t xml:space="preserve">    </w:t>
       </w:r>
       <w:hyperlink r:id="rId9" w:history="1">
         <w:r>
           <w:rPr>
             <w:rStyle w:val="Hyperlink"/>
-            <w:rFonts w:ascii="Courier New" w:hAnsi="Courier New" w:cs="Courier New"/>
+            <w:rFonts w:ascii="AndradaMono" w:hAnsi="AndradaMono" w:cs="Courier New"/>
           </w:rPr>
           <w:t>louis.andrada@outlook.com</w:t>
         </w:r>
       </w:hyperlink>
       <w:r>
         <w:rPr>
-          <w:rFonts w:ascii="Courier New" w:hAnsi="Courier New" w:cs="Courier New"/>
+          <w:rFonts w:ascii="AndradaMono" w:hAnsi="AndradaMono" w:cs="Courier New"/>
         </w:rPr>
         <w:br/>
       </w:r>
       <w:r>
         <w:rPr>
-          <w:rFonts w:ascii="Courier New" w:hAnsi="Courier New" w:cs="Courier New"/>
+          <w:rFonts w:ascii="AndradaMono" w:hAnsi="AndradaMono" w:cs="Courier New"/>
         </w:rPr>
-        <w:t xml:space="preserve">   </w:t>
+        <w:t xml:space="preserve">  </w:t>
       </w:r>
       <w:r>
         <w:rPr>
-          <w:rFonts w:ascii="Courier New" w:hAnsi="Courier New" w:cs="Courier New"/>
+          <w:rFonts w:ascii="AndradaMono" w:hAnsi="AndradaMono" w:cs="Courier New"/>
         </w:rPr>
-        <w:t xml:space="preserve">Instagram: </w:t>
+        <w:t xml:space="preserve">    </w:t>
       </w:r>
       <w:hyperlink r:id="rId10" w:history="1">
         <w:r>
           <w:rPr>
             <w:rStyle w:val="Hyperlink"/>
-            <w:rFonts w:ascii="Courier New" w:hAnsi="Courier New" w:cs="Courier New"/>
+            <w:rFonts w:ascii="AndradaMono" w:hAnsi="AndradaMono" w:cs="Courier New"/>
           </w:rPr>
-          <w:t>www.instagram.com/viiii13iixv</w:t>
+          <w:t>@</w:t>
+        </w:r>
+        <w:r>
+          <w:rPr>
+            <w:rStyle w:val="Hyperlink"/>
+            <w:rFonts w:ascii="AndradaMono" w:hAnsi="AndradaMono" w:cs="Courier New"/>
+          </w:rPr>
+          <w:t>louisandrada</w:t>
         </w:r>
       </w:hyperlink>
     </w:p>
+    <w:tbl>
+      <w:tblPr>
+        <w:tblStyle w:val="TableGrid"/>
+        <w:tblW w:w="0" w:type="auto"/>
+        <w:tblBorders>
+          <w:top w:val="single" w:sz="8" w:space="0" w:color="808080" w:themeColor="accent4"/>
+          <w:left w:val="none" w:sz="0" w:space="0" w:color="auto"/>
+          <w:bottom w:val="none" w:sz="0" w:space="0" w:color="auto"/>
+          <w:right w:val="none" w:sz="0" w:space="0" w:color="auto"/>
+          <w:insideH w:val="none" w:sz="0" w:space="0" w:color="auto"/>
+          <w:insideV w:val="none" w:sz="0" w:space="0" w:color="auto"/>
+        </w:tblBorders>
+        <w:tblLook w:val="04A0" w:firstRow="1" w:lastRow="0" w:firstColumn="1" w:lastColumn="0" w:noHBand="0" w:noVBand="1"/>
+      </w:tblPr>
+      <w:tblGrid>
+        <w:gridCol w:w="10296"/>
+      </w:tblGrid>
+      <w:tr>
+        <w:trPr>
+          <w:trHeight w:val="70"/>
+        </w:trPr>
+        <w:tc>
+          <w:tcPr>
+            <w:tcW w:w="10296" w:type="dxa"/>
+          </w:tcPr>
+          <w:p>
+            <w:pPr>
+              <w:spacing w:before="120"/>
+              <w:rPr>
+                <w:rFonts w:ascii="AndradaMono" w:hAnsi="AndradaMono" w:cs="Courier New"/>
+                <w:b/>
+                <w:bCs/>
+                <w:sz w:val="2"/>
+                <w:szCs w:val="2"/>
+              </w:rPr>
+            </w:pPr>
+          </w:p>
+        </w:tc>
+      </w:tr>
+    </w:tbl>
     <w:p>
       <w:pPr>
         <w:pStyle w:val="Heading1"/>
+        <w:spacing w:after="120"/>
         <w:rPr>
-          <w:rFonts w:ascii="Courier New" w:hAnsi="Courier New" w:cs="Courier New"/>
+          <w:rFonts w:ascii="AndradaMono" w:hAnsi="AndradaMono" w:cs="Courier New"/>
           <w:color w:val="auto"/>
           <w:sz w:val="24"/>
           <w:szCs w:val="24"/>
@@ -200,7 +255,7 @@
       </w:pPr>
       <w:r>
         <w:rPr>
-          <w:rFonts w:ascii="Courier New" w:hAnsi="Courier New" w:cs="Courier New"/>
+          <w:rFonts w:ascii="AndradaMono" w:hAnsi="AndradaMono" w:cs="Courier New"/>
           <w:color w:val="auto"/>
           <w:sz w:val="24"/>
           <w:szCs w:val="24"/>
@@ -208,85 +263,454 @@
         <w:t>Exhibitions</w:t>
       </w:r>
     </w:p>
-    <w:p>
-      <w:pPr>
-        <w:pStyle w:val="ListBullet"/>
-        <w:numPr>
-          <w:ilvl w:val="0"/>
-          <w:numId w:val="0"/>
-        </w:numPr>
-        <w:ind w:left="360"/>
-        <w:rPr>
-          <w:rFonts w:ascii="Courier New" w:hAnsi="Courier New" w:cs="Courier New"/>
-        </w:rPr>
-      </w:pPr>
-      <w:r>
-        <w:rPr>
-          <w:rFonts w:ascii="Courier New" w:hAnsi="Courier New" w:cs="Courier New"/>
-        </w:rPr>
-        <w:t xml:space="preserve">2026 — </w:t>
-      </w:r>
-      <w:r>
-        <w:rPr>
-          <w:rFonts w:ascii="Courier New" w:hAnsi="Courier New" w:cs="Courier New"/>
-        </w:rPr>
-        <w:t xml:space="preserve">Group Exhibition — </w:t>
-      </w:r>
-      <w:r>
-        <w:rPr>
-          <w:rFonts w:ascii="Courier New" w:hAnsi="Courier New" w:cs="Courier New"/>
-        </w:rPr>
-        <w:t>Pancakes and Booze — Toronto, Canada</w:t>
-      </w:r>
-    </w:p>
-    <w:p>
-      <w:pPr>
-        <w:pStyle w:val="ListBullet"/>
-        <w:numPr>
-          <w:ilvl w:val="0"/>
-          <w:numId w:val="0"/>
-        </w:numPr>
-        <w:ind w:left="360"/>
-        <w:rPr>
-          <w:rFonts w:ascii="Courier New" w:hAnsi="Courier New" w:cs="Courier New"/>
-        </w:rPr>
-      </w:pPr>
-      <w:r>
-        <w:rPr>
-          <w:rFonts w:ascii="Courier New" w:hAnsi="Courier New" w:cs="Courier New"/>
-        </w:rPr>
-        <w:t>2024</w:t>
-      </w:r>
-      <w:r>
-        <w:rPr>
-          <w:rFonts w:ascii="Courier New" w:hAnsi="Courier New" w:cs="Courier New"/>
-        </w:rPr>
-        <w:t>-</w:t>
-      </w:r>
-      <w:r>
-        <w:rPr>
-          <w:rFonts w:ascii="Courier New" w:hAnsi="Courier New" w:cs="Courier New"/>
-        </w:rPr>
-        <w:t xml:space="preserve">2025 — </w:t>
-      </w:r>
-      <w:r>
-        <w:rPr>
-          <w:rFonts w:ascii="Courier New" w:hAnsi="Courier New" w:cs="Courier New"/>
-        </w:rPr>
-        <w:t xml:space="preserve">Works on Display — </w:t>
-      </w:r>
-      <w:r>
-        <w:rPr>
-          <w:rFonts w:ascii="Courier New" w:hAnsi="Courier New" w:cs="Courier New"/>
-        </w:rPr>
-        <w:t>The Chess Gallery — Toronto, Canada</w:t>
-      </w:r>
-    </w:p>
+    <w:tbl>
+      <w:tblPr>
+        <w:tblStyle w:val="TableGrid"/>
+        <w:tblW w:w="0" w:type="auto"/>
+        <w:tblInd w:w="360" w:type="dxa"/>
+        <w:tblBorders>
+          <w:top w:val="none" w:sz="0" w:space="0" w:color="auto"/>
+          <w:left w:val="none" w:sz="0" w:space="0" w:color="auto"/>
+          <w:bottom w:val="none" w:sz="0" w:space="0" w:color="auto"/>
+          <w:right w:val="none" w:sz="0" w:space="0" w:color="auto"/>
+          <w:insideH w:val="none" w:sz="0" w:space="0" w:color="auto"/>
+          <w:insideV w:val="none" w:sz="0" w:space="0" w:color="auto"/>
+        </w:tblBorders>
+        <w:tblLayout w:type="fixed"/>
+        <w:tblLook w:val="04A0" w:firstRow="1" w:lastRow="0" w:firstColumn="1" w:lastColumn="0" w:noHBand="0" w:noVBand="1"/>
+      </w:tblPr>
+      <w:tblGrid>
+        <w:gridCol w:w="1638"/>
+        <w:gridCol w:w="2610"/>
+        <w:gridCol w:w="3420"/>
+        <w:gridCol w:w="2268"/>
+      </w:tblGrid>
+      <w:tr>
+        <w:tc>
+          <w:tcPr>
+            <w:tcW w:w="1638" w:type="dxa"/>
+          </w:tcPr>
+          <w:p>
+            <w:pPr>
+              <w:pStyle w:val="ListBullet"/>
+              <w:numPr>
+                <w:ilvl w:val="0"/>
+                <w:numId w:val="0"/>
+              </w:numPr>
+              <w:jc w:val="center"/>
+              <w:rPr>
+                <w:rFonts w:ascii="AndradaMono" w:hAnsi="AndradaMono" w:cs="Courier New"/>
+              </w:rPr>
+            </w:pPr>
+            <w:r>
+              <w:rPr>
+                <w:rFonts w:ascii="AndradaMono" w:hAnsi="AndradaMono" w:cs="Courier New"/>
+              </w:rPr>
+              <w:t>2026</w:t>
+            </w:r>
+          </w:p>
+        </w:tc>
+        <w:tc>
+          <w:tcPr>
+            <w:tcW w:w="2610" w:type="dxa"/>
+          </w:tcPr>
+          <w:p>
+            <w:pPr>
+              <w:pStyle w:val="ListBullet"/>
+              <w:numPr>
+                <w:ilvl w:val="0"/>
+                <w:numId w:val="0"/>
+              </w:numPr>
+              <w:jc w:val="center"/>
+              <w:rPr>
+                <w:rFonts w:ascii="AndradaMono" w:hAnsi="AndradaMono" w:cs="Courier New"/>
+              </w:rPr>
+            </w:pPr>
+            <w:r>
+              <w:rPr>
+                <w:rFonts w:ascii="AndradaMono" w:hAnsi="AndradaMono" w:cs="Courier New"/>
+              </w:rPr>
+              <w:t>Works on Display</w:t>
+            </w:r>
+          </w:p>
+        </w:tc>
+        <w:tc>
+          <w:tcPr>
+            <w:tcW w:w="3420" w:type="dxa"/>
+          </w:tcPr>
+          <w:p>
+            <w:pPr>
+              <w:pStyle w:val="ListBullet"/>
+              <w:numPr>
+                <w:ilvl w:val="0"/>
+                <w:numId w:val="0"/>
+              </w:numPr>
+              <w:jc w:val="center"/>
+              <w:rPr>
+                <w:rFonts w:ascii="AndradaMono" w:hAnsi="AndradaMono" w:cs="Courier New"/>
+              </w:rPr>
+            </w:pPr>
+            <w:r>
+              <w:rPr>
+                <w:rFonts w:ascii="AndradaMono" w:hAnsi="AndradaMono" w:cs="Courier New"/>
+              </w:rPr>
+              <w:t>Carbonic Cafe</w:t>
+            </w:r>
+          </w:p>
+        </w:tc>
+        <w:tc>
+          <w:tcPr>
+            <w:tcW w:w="2268" w:type="dxa"/>
+          </w:tcPr>
+          <w:p>
+            <w:pPr>
+              <w:pStyle w:val="ListBullet"/>
+              <w:numPr>
+                <w:ilvl w:val="0"/>
+                <w:numId w:val="0"/>
+              </w:numPr>
+              <w:jc w:val="center"/>
+              <w:rPr>
+                <w:rFonts w:ascii="AndradaMono" w:hAnsi="AndradaMono" w:cs="Courier New"/>
+              </w:rPr>
+            </w:pPr>
+            <w:r>
+              <w:rPr>
+                <w:rFonts w:ascii="AndradaMono" w:hAnsi="AndradaMono" w:cs="Courier New"/>
+              </w:rPr>
+              <w:t>Toronto, Canada</w:t>
+            </w:r>
+          </w:p>
+        </w:tc>
+      </w:tr>
+      <w:tr>
+        <w:tc>
+          <w:tcPr>
+            <w:tcW w:w="1638" w:type="dxa"/>
+          </w:tcPr>
+          <w:p>
+            <w:pPr>
+              <w:pStyle w:val="ListBullet"/>
+              <w:numPr>
+                <w:ilvl w:val="0"/>
+                <w:numId w:val="0"/>
+              </w:numPr>
+              <w:jc w:val="center"/>
+              <w:rPr>
+                <w:rFonts w:ascii="AndradaMono" w:hAnsi="AndradaMono" w:cs="Courier New"/>
+              </w:rPr>
+            </w:pPr>
+            <w:r>
+              <w:rPr>
+                <w:rFonts w:ascii="AndradaMono" w:hAnsi="AndradaMono" w:cs="Courier New"/>
+              </w:rPr>
+              <w:t>2026</w:t>
+            </w:r>
+          </w:p>
+        </w:tc>
+        <w:tc>
+          <w:tcPr>
+            <w:tcW w:w="2610" w:type="dxa"/>
+          </w:tcPr>
+          <w:p>
+            <w:pPr>
+              <w:pStyle w:val="ListBullet"/>
+              <w:numPr>
+                <w:ilvl w:val="0"/>
+                <w:numId w:val="0"/>
+              </w:numPr>
+              <w:jc w:val="center"/>
+              <w:rPr>
+                <w:rFonts w:ascii="AndradaMono" w:hAnsi="AndradaMono" w:cs="Courier New"/>
+              </w:rPr>
+            </w:pPr>
+            <w:r>
+              <w:rPr>
+                <w:rFonts w:ascii="AndradaMono" w:hAnsi="AndradaMono" w:cs="Courier New"/>
+              </w:rPr>
+              <w:t>Group Exhibition</w:t>
+            </w:r>
+          </w:p>
+        </w:tc>
+        <w:tc>
+          <w:tcPr>
+            <w:tcW w:w="3420" w:type="dxa"/>
+          </w:tcPr>
+          <w:p>
+            <w:pPr>
+              <w:pStyle w:val="ListBullet"/>
+              <w:numPr>
+                <w:ilvl w:val="0"/>
+                <w:numId w:val="0"/>
+              </w:numPr>
+              <w:jc w:val="center"/>
+              <w:rPr>
+                <w:rFonts w:ascii="AndradaMono" w:hAnsi="AndradaMono" w:cs="Courier New"/>
+              </w:rPr>
+            </w:pPr>
+            <w:r>
+              <w:rPr>
+                <w:rFonts w:ascii="AndradaMono" w:hAnsi="AndradaMono" w:cs="Courier New"/>
+              </w:rPr>
+              <w:t>RCHIVE</w:t>
+            </w:r>
+            <w:r>
+              <w:rPr>
+                <w:rFonts w:ascii="AndradaMono" w:hAnsi="AndradaMono" w:cs="Courier New"/>
+              </w:rPr>
+              <w:t xml:space="preserve"> </w:t>
+            </w:r>
+            <w:r>
+              <w:rPr>
+                <w:rFonts w:ascii="AndradaMono" w:hAnsi="AndradaMono" w:cs="Courier New"/>
+              </w:rPr>
+              <w:t>Art Gallery</w:t>
+            </w:r>
+          </w:p>
+        </w:tc>
+        <w:tc>
+          <w:tcPr>
+            <w:tcW w:w="2268" w:type="dxa"/>
+          </w:tcPr>
+          <w:p>
+            <w:pPr>
+              <w:pStyle w:val="ListBullet"/>
+              <w:numPr>
+                <w:ilvl w:val="0"/>
+                <w:numId w:val="0"/>
+              </w:numPr>
+              <w:jc w:val="center"/>
+              <w:rPr>
+                <w:rFonts w:ascii="AndradaMono" w:hAnsi="AndradaMono" w:cs="Courier New"/>
+              </w:rPr>
+            </w:pPr>
+            <w:r>
+              <w:rPr>
+                <w:rFonts w:ascii="AndradaMono" w:hAnsi="AndradaMono" w:cs="Courier New"/>
+              </w:rPr>
+              <w:t>Toronto, Canada</w:t>
+            </w:r>
+          </w:p>
+        </w:tc>
+      </w:tr>
+      <w:tr>
+        <w:tc>
+          <w:tcPr>
+            <w:tcW w:w="1638" w:type="dxa"/>
+          </w:tcPr>
+          <w:p>
+            <w:pPr>
+              <w:pStyle w:val="ListBullet"/>
+              <w:numPr>
+                <w:ilvl w:val="0"/>
+                <w:numId w:val="0"/>
+              </w:numPr>
+              <w:jc w:val="center"/>
+              <w:rPr>
+                <w:rFonts w:ascii="AndradaMono" w:hAnsi="AndradaMono" w:cs="Courier New"/>
+              </w:rPr>
+            </w:pPr>
+            <w:r>
+              <w:rPr>
+                <w:rFonts w:ascii="AndradaMono" w:hAnsi="AndradaMono" w:cs="Courier New"/>
+              </w:rPr>
+              <w:t>2026</w:t>
+            </w:r>
+          </w:p>
+        </w:tc>
+        <w:tc>
+          <w:tcPr>
+            <w:tcW w:w="2610" w:type="dxa"/>
+          </w:tcPr>
+          <w:p>
+            <w:pPr>
+              <w:pStyle w:val="ListBullet"/>
+              <w:numPr>
+                <w:ilvl w:val="0"/>
+                <w:numId w:val="0"/>
+              </w:numPr>
+              <w:jc w:val="center"/>
+              <w:rPr>
+                <w:rFonts w:ascii="AndradaMono" w:hAnsi="AndradaMono" w:cs="Courier New"/>
+              </w:rPr>
+            </w:pPr>
+            <w:r>
+              <w:rPr>
+                <w:rFonts w:ascii="AndradaMono" w:hAnsi="AndradaMono" w:cs="Courier New"/>
+              </w:rPr>
+              <w:t>Group Exhibition</w:t>
+            </w:r>
+          </w:p>
+        </w:tc>
+        <w:tc>
+          <w:tcPr>
+            <w:tcW w:w="3420" w:type="dxa"/>
+          </w:tcPr>
+          <w:p>
+            <w:pPr>
+              <w:pStyle w:val="ListBullet"/>
+              <w:numPr>
+                <w:ilvl w:val="0"/>
+                <w:numId w:val="0"/>
+              </w:numPr>
+              <w:jc w:val="center"/>
+              <w:rPr>
+                <w:rFonts w:ascii="AndradaMono" w:hAnsi="AndradaMono" w:cs="Courier New"/>
+              </w:rPr>
+            </w:pPr>
+            <w:r>
+              <w:rPr>
+                <w:rFonts w:ascii="AndradaMono" w:hAnsi="AndradaMono" w:cs="Courier New"/>
+              </w:rPr>
+              <w:t>Pancakes and Booze</w:t>
+            </w:r>
+          </w:p>
+        </w:tc>
+        <w:tc>
+          <w:tcPr>
+            <w:tcW w:w="2268" w:type="dxa"/>
+          </w:tcPr>
+          <w:p>
+            <w:pPr>
+              <w:pStyle w:val="ListBullet"/>
+              <w:numPr>
+                <w:ilvl w:val="0"/>
+                <w:numId w:val="0"/>
+              </w:numPr>
+              <w:jc w:val="center"/>
+              <w:rPr>
+                <w:rFonts w:ascii="AndradaMono" w:hAnsi="AndradaMono" w:cs="Courier New"/>
+              </w:rPr>
+            </w:pPr>
+            <w:r>
+              <w:rPr>
+                <w:rFonts w:ascii="AndradaMono" w:hAnsi="AndradaMono" w:cs="Courier New"/>
+              </w:rPr>
+              <w:t>Toronto, Canada</w:t>
+            </w:r>
+          </w:p>
+        </w:tc>
+      </w:tr>
+      <w:tr>
+        <w:trPr>
+          <w:trHeight w:val="287"/>
+        </w:trPr>
+        <w:tc>
+          <w:tcPr>
+            <w:tcW w:w="1638" w:type="dxa"/>
+          </w:tcPr>
+          <w:p>
+            <w:pPr>
+              <w:pStyle w:val="ListBullet"/>
+              <w:numPr>
+                <w:ilvl w:val="0"/>
+                <w:numId w:val="0"/>
+              </w:numPr>
+              <w:jc w:val="center"/>
+              <w:rPr>
+                <w:rFonts w:ascii="AndradaMono" w:hAnsi="AndradaMono" w:cs="Courier New"/>
+              </w:rPr>
+            </w:pPr>
+            <w:r>
+              <w:rPr>
+                <w:rFonts w:ascii="AndradaMono" w:hAnsi="AndradaMono" w:cs="Courier New"/>
+              </w:rPr>
+              <w:t>2024</w:t>
+            </w:r>
+            <w:r>
+              <w:rPr>
+                <w:rFonts w:ascii="AndradaMono" w:hAnsi="AndradaMono" w:cs="Courier New"/>
+              </w:rPr>
+              <w:t xml:space="preserve"> </w:t>
+            </w:r>
+            <w:r>
+              <w:rPr>
+                <w:rFonts w:ascii="AndradaMono" w:hAnsi="AndradaMono" w:cs="Courier New"/>
+              </w:rPr>
+              <w:t>2025</w:t>
+            </w:r>
+          </w:p>
+        </w:tc>
+        <w:tc>
+          <w:tcPr>
+            <w:tcW w:w="2610" w:type="dxa"/>
+          </w:tcPr>
+          <w:p>
+            <w:pPr>
+              <w:pStyle w:val="ListBullet"/>
+              <w:numPr>
+                <w:ilvl w:val="0"/>
+                <w:numId w:val="0"/>
+              </w:numPr>
+              <w:jc w:val="center"/>
+              <w:rPr>
+                <w:rFonts w:ascii="AndradaMono" w:hAnsi="AndradaMono" w:cs="Courier New"/>
+              </w:rPr>
+            </w:pPr>
+            <w:r>
+              <w:rPr>
+                <w:rFonts w:ascii="AndradaMono" w:hAnsi="AndradaMono" w:cs="Courier New"/>
+              </w:rPr>
+              <w:t>Works on Display</w:t>
+            </w:r>
+          </w:p>
+        </w:tc>
+        <w:tc>
+          <w:tcPr>
+            <w:tcW w:w="3420" w:type="dxa"/>
+          </w:tcPr>
+          <w:p>
+            <w:pPr>
+              <w:pStyle w:val="ListBullet"/>
+              <w:numPr>
+                <w:ilvl w:val="0"/>
+                <w:numId w:val="0"/>
+              </w:numPr>
+              <w:jc w:val="center"/>
+              <w:rPr>
+                <w:rFonts w:ascii="AndradaMono" w:hAnsi="AndradaMono" w:cs="Courier New"/>
+              </w:rPr>
+            </w:pPr>
+            <w:r>
+              <w:rPr>
+                <w:rFonts w:ascii="AndradaMono" w:hAnsi="AndradaMono" w:cs="Courier New"/>
+              </w:rPr>
+              <w:t>The Chess Gallery</w:t>
+            </w:r>
+          </w:p>
+        </w:tc>
+        <w:tc>
+          <w:tcPr>
+            <w:tcW w:w="2268" w:type="dxa"/>
+          </w:tcPr>
+          <w:p>
+            <w:pPr>
+              <w:pStyle w:val="ListBullet"/>
+              <w:numPr>
+                <w:ilvl w:val="0"/>
+                <w:numId w:val="0"/>
+              </w:numPr>
+              <w:jc w:val="center"/>
+              <w:rPr>
+                <w:rFonts w:ascii="AndradaMono" w:hAnsi="AndradaMono" w:cs="Courier New"/>
+              </w:rPr>
+            </w:pPr>
+            <w:r>
+              <w:rPr>
+                <w:rFonts w:ascii="AndradaMono" w:hAnsi="AndradaMono" w:cs="Courier New"/>
+              </w:rPr>
+              <w:t>Toronto, Canada</w:t>
+            </w:r>
+          </w:p>
+        </w:tc>
+      </w:tr>
+    </w:tbl>
     <w:p>
       <w:pPr>
         <w:pStyle w:val="Heading1"/>
+        <w:spacing w:after="120"/>
         <w:rPr>
-          <w:rFonts w:ascii="Courier New" w:hAnsi="Courier New" w:cs="Courier New"/>
+          <w:rFonts w:ascii="AndradaMono" w:hAnsi="AndradaMono" w:cs="Courier New"/>
           <w:color w:val="auto"/>
           <w:sz w:val="24"/>
           <w:szCs w:val="24"/>
@@ -294,7 +718,7 @@
       </w:pPr>
       <w:r>
         <w:rPr>
-          <w:rFonts w:ascii="Courier New" w:hAnsi="Courier New" w:cs="Courier New"/>
+          <w:rFonts w:ascii="AndradaMono" w:hAnsi="AndradaMono" w:cs="Courier New"/>
           <w:color w:val="auto"/>
           <w:sz w:val="24"/>
           <w:szCs w:val="24"/>
@@ -303,7 +727,7 @@
       </w:r>
       <w:r>
         <w:rPr>
-          <w:rFonts w:ascii="Courier New" w:hAnsi="Courier New" w:cs="Courier New"/>
+          <w:rFonts w:ascii="AndradaMono" w:hAnsi="AndradaMono" w:cs="Courier New"/>
           <w:color w:val="auto"/>
           <w:sz w:val="24"/>
           <w:szCs w:val="24"/>
@@ -311,80 +735,156 @@
         <w:t>ublications</w:t>
       </w:r>
     </w:p>
-    <w:p>
-      <w:pPr>
-        <w:pStyle w:val="ListBullet"/>
-        <w:numPr>
-          <w:ilvl w:val="0"/>
-          <w:numId w:val="0"/>
-        </w:numPr>
-        <w:ind w:left="360"/>
-        <w:rPr>
-          <w:rFonts w:ascii="Courier New" w:hAnsi="Courier New" w:cs="Courier New"/>
-        </w:rPr>
-      </w:pPr>
-      <w:r>
-        <w:rPr>
-          <w:rFonts w:ascii="Courier New" w:hAnsi="Courier New" w:cs="Courier New"/>
-        </w:rPr>
-        <w:t>2026 —</w:t>
-      </w:r>
-      <w:r>
-        <w:rPr>
-          <w:rFonts w:ascii="Courier New" w:hAnsi="Courier New" w:cs="Courier New"/>
-        </w:rPr>
-        <w:t xml:space="preserve"> </w:t>
-      </w:r>
-      <w:r>
-        <w:rPr>
-          <w:rFonts w:ascii="Courier New" w:hAnsi="Courier New" w:cs="Courier New"/>
-        </w:rPr>
-        <w:t>Featured Art</w:t>
-      </w:r>
-      <w:r>
-        <w:rPr>
-          <w:rFonts w:ascii="Courier New" w:hAnsi="Courier New" w:cs="Courier New"/>
-        </w:rPr>
-        <w:t>works</w:t>
-      </w:r>
-      <w:r>
-        <w:rPr>
-          <w:rFonts w:ascii="Courier New" w:hAnsi="Courier New" w:cs="Courier New"/>
-        </w:rPr>
-        <w:t xml:space="preserve"> — </w:t>
-      </w:r>
-      <w:proofErr w:type="spellStart"/>
-      <w:r>
-        <w:rPr>
-          <w:rFonts w:ascii="Courier New" w:hAnsi="Courier New" w:cs="Courier New"/>
-        </w:rPr>
-        <w:t>ArtLaunch</w:t>
-      </w:r>
-      <w:proofErr w:type="spellEnd"/>
-      <w:r>
-        <w:rPr>
-          <w:rFonts w:ascii="Courier New" w:hAnsi="Courier New" w:cs="Courier New"/>
-        </w:rPr>
-        <w:t xml:space="preserve"> —</w:t>
-      </w:r>
-      <w:r>
-        <w:rPr>
-          <w:rFonts w:ascii="Courier New" w:hAnsi="Courier New" w:cs="Courier New"/>
-        </w:rPr>
-        <w:t xml:space="preserve"> </w:t>
-      </w:r>
-      <w:r>
-        <w:rPr>
-          <w:rFonts w:ascii="Courier New" w:hAnsi="Courier New" w:cs="Courier New"/>
-        </w:rPr>
-        <w:t>Canada/Online</w:t>
-      </w:r>
-    </w:p>
+    <w:tbl>
+      <w:tblPr>
+        <w:tblStyle w:val="TableGrid"/>
+        <w:tblW w:w="0" w:type="auto"/>
+        <w:tblInd w:w="360" w:type="dxa"/>
+        <w:tblBorders>
+          <w:top w:val="none" w:sz="0" w:space="0" w:color="auto"/>
+          <w:left w:val="none" w:sz="0" w:space="0" w:color="auto"/>
+          <w:bottom w:val="none" w:sz="0" w:space="0" w:color="auto"/>
+          <w:right w:val="none" w:sz="0" w:space="0" w:color="auto"/>
+          <w:insideH w:val="none" w:sz="0" w:space="0" w:color="auto"/>
+          <w:insideV w:val="none" w:sz="0" w:space="0" w:color="auto"/>
+        </w:tblBorders>
+        <w:tblLayout w:type="fixed"/>
+        <w:tblLook w:val="04A0" w:firstRow="1" w:lastRow="0" w:firstColumn="1" w:lastColumn="0" w:noHBand="0" w:noVBand="1"/>
+      </w:tblPr>
+      <w:tblGrid>
+        <w:gridCol w:w="1638"/>
+        <w:gridCol w:w="2790"/>
+        <w:gridCol w:w="3510"/>
+        <w:gridCol w:w="1998"/>
+      </w:tblGrid>
+      <w:tr>
+        <w:trPr>
+          <w:trHeight w:val="287"/>
+        </w:trPr>
+        <w:tc>
+          <w:tcPr>
+            <w:tcW w:w="1638" w:type="dxa"/>
+          </w:tcPr>
+          <w:p>
+            <w:pPr>
+              <w:pStyle w:val="ListBullet"/>
+              <w:numPr>
+                <w:ilvl w:val="0"/>
+                <w:numId w:val="0"/>
+              </w:numPr>
+              <w:jc w:val="center"/>
+              <w:rPr>
+                <w:rFonts w:ascii="AndradaMono" w:hAnsi="AndradaMono" w:cs="Courier New"/>
+              </w:rPr>
+            </w:pPr>
+            <w:r>
+              <w:rPr>
+                <w:rFonts w:ascii="AndradaMono" w:hAnsi="AndradaMono" w:cs="Courier New"/>
+              </w:rPr>
+              <w:t>2026</w:t>
+            </w:r>
+          </w:p>
+        </w:tc>
+        <w:tc>
+          <w:tcPr>
+            <w:tcW w:w="2790" w:type="dxa"/>
+          </w:tcPr>
+          <w:p>
+            <w:pPr>
+              <w:pStyle w:val="ListBullet"/>
+              <w:numPr>
+                <w:ilvl w:val="0"/>
+                <w:numId w:val="0"/>
+              </w:numPr>
+              <w:jc w:val="center"/>
+              <w:rPr>
+                <w:rFonts w:ascii="AndradaMono" w:hAnsi="AndradaMono" w:cs="Courier New"/>
+              </w:rPr>
+            </w:pPr>
+            <w:r>
+              <w:rPr>
+                <w:rFonts w:ascii="AndradaMono" w:hAnsi="AndradaMono" w:cs="Courier New"/>
+              </w:rPr>
+              <w:t>Featured Artworks</w:t>
+            </w:r>
+          </w:p>
+        </w:tc>
+        <w:tc>
+          <w:tcPr>
+            <w:tcW w:w="3510" w:type="dxa"/>
+          </w:tcPr>
+          <w:p>
+            <w:pPr>
+              <w:pStyle w:val="ListBullet"/>
+              <w:numPr>
+                <w:ilvl w:val="0"/>
+                <w:numId w:val="0"/>
+              </w:numPr>
+              <w:jc w:val="center"/>
+              <w:rPr>
+                <w:rFonts w:ascii="AndradaMono" w:hAnsi="AndradaMono" w:cs="Courier New"/>
+              </w:rPr>
+            </w:pPr>
+            <w:proofErr w:type="spellStart"/>
+            <w:r>
+              <w:rPr>
+                <w:rFonts w:ascii="AndradaMono" w:hAnsi="AndradaMono" w:cs="Courier New"/>
+              </w:rPr>
+              <w:t>ArtLaunch</w:t>
+            </w:r>
+            <w:proofErr w:type="spellEnd"/>
+            <w:r>
+              <w:rPr>
+                <w:rFonts w:ascii="AndradaMono" w:hAnsi="AndradaMono" w:cs="Courier New"/>
+              </w:rPr>
+              <w:t xml:space="preserve"> Organization</w:t>
+            </w:r>
+          </w:p>
+        </w:tc>
+        <w:tc>
+          <w:tcPr>
+            <w:tcW w:w="1998" w:type="dxa"/>
+          </w:tcPr>
+          <w:p>
+            <w:pPr>
+              <w:pStyle w:val="ListBullet"/>
+              <w:numPr>
+                <w:ilvl w:val="0"/>
+                <w:numId w:val="0"/>
+              </w:numPr>
+              <w:jc w:val="center"/>
+              <w:rPr>
+                <w:rFonts w:ascii="AndradaMono" w:hAnsi="AndradaMono" w:cs="Courier New"/>
+              </w:rPr>
+            </w:pPr>
+            <w:r>
+              <w:rPr>
+                <w:rFonts w:ascii="AndradaMono" w:hAnsi="AndradaMono" w:cs="Courier New"/>
+              </w:rPr>
+              <w:t>Canada</w:t>
+            </w:r>
+            <w:r>
+              <w:rPr>
+                <w:rFonts w:ascii="AndradaMono" w:hAnsi="AndradaMono" w:cs="Courier New"/>
+              </w:rPr>
+              <w:t>-</w:t>
+            </w:r>
+            <w:r>
+              <w:rPr>
+                <w:rFonts w:ascii="AndradaMono" w:hAnsi="AndradaMono" w:cs="Courier New"/>
+              </w:rPr>
+              <w:t>Online</w:t>
+            </w:r>
+          </w:p>
+        </w:tc>
+      </w:tr>
+    </w:tbl>
     <w:p>
       <w:pPr>
         <w:pStyle w:val="Heading1"/>
+        <w:spacing w:after="120"/>
         <w:rPr>
-          <w:rFonts w:ascii="Courier New" w:hAnsi="Courier New" w:cs="Courier New"/>
+          <w:rFonts w:ascii="AndradaMono" w:hAnsi="AndradaMono" w:cs="Courier New"/>
           <w:color w:val="auto"/>
           <w:sz w:val="24"/>
           <w:szCs w:val="24"/>
@@ -392,7 +892,7 @@
       </w:pPr>
       <w:r>
         <w:rPr>
-          <w:rFonts w:ascii="Courier New" w:hAnsi="Courier New" w:cs="Courier New"/>
+          <w:rFonts w:ascii="AndradaMono" w:hAnsi="AndradaMono" w:cs="Courier New"/>
           <w:color w:val="auto"/>
           <w:sz w:val="24"/>
           <w:szCs w:val="24"/>
@@ -400,120 +900,165 @@
         <w:t>Collections</w:t>
       </w:r>
     </w:p>
-    <w:p>
-      <w:pPr>
-        <w:pStyle w:val="ListBullet"/>
-        <w:numPr>
-          <w:ilvl w:val="0"/>
-          <w:numId w:val="0"/>
-        </w:numPr>
-        <w:ind w:left="720" w:hanging="360"/>
-        <w:rPr>
-          <w:rFonts w:ascii="Courier New" w:hAnsi="Courier New" w:cs="Courier New"/>
-        </w:rPr>
-      </w:pPr>
-      <w:r>
-        <w:rPr>
-          <w:rFonts w:ascii="Courier New" w:hAnsi="Courier New" w:cs="Courier New"/>
-        </w:rPr>
-        <w:t>Private</w:t>
-      </w:r>
-      <w:r>
-        <w:rPr>
-          <w:rFonts w:ascii="Courier New" w:hAnsi="Courier New" w:cs="Courier New"/>
-        </w:rPr>
-        <w:t>:</w:t>
-      </w:r>
-      <w:r>
-        <w:rPr>
-          <w:rFonts w:ascii="Courier New" w:hAnsi="Courier New" w:cs="Courier New"/>
-        </w:rPr>
-        <w:t xml:space="preserve"> </w:t>
-      </w:r>
-      <w:r>
-        <w:rPr>
-          <w:rFonts w:ascii="Courier New" w:hAnsi="Courier New" w:cs="Courier New"/>
-        </w:rPr>
-        <w:br/>
-      </w:r>
-      <w:r>
-        <w:rPr>
-          <w:rFonts w:ascii="Courier New" w:hAnsi="Courier New" w:cs="Courier New"/>
-        </w:rPr>
-        <w:t xml:space="preserve">Athens, </w:t>
-      </w:r>
-      <w:r>
-        <w:rPr>
-          <w:rFonts w:ascii="Courier New" w:hAnsi="Courier New" w:cs="Courier New"/>
-        </w:rPr>
-        <w:t>Greece</w:t>
-      </w:r>
-      <w:r>
-        <w:rPr>
-          <w:rFonts w:ascii="Courier New" w:hAnsi="Courier New" w:cs="Courier New"/>
-        </w:rPr>
-        <w:br/>
-      </w:r>
-      <w:r>
-        <w:rPr>
-          <w:rFonts w:ascii="Courier New" w:hAnsi="Courier New" w:cs="Courier New"/>
-        </w:rPr>
-        <w:t>Rapid City</w:t>
-      </w:r>
-      <w:r>
-        <w:rPr>
-          <w:rFonts w:ascii="Courier New" w:hAnsi="Courier New" w:cs="Courier New"/>
-        </w:rPr>
-        <w:t xml:space="preserve">, </w:t>
-      </w:r>
-      <w:r>
-        <w:rPr>
-          <w:rFonts w:ascii="Courier New" w:hAnsi="Courier New" w:cs="Courier New"/>
-        </w:rPr>
-        <w:t>USA</w:t>
-      </w:r>
-      <w:r>
-        <w:rPr>
-          <w:rFonts w:ascii="Courier New" w:hAnsi="Courier New" w:cs="Courier New"/>
-        </w:rPr>
-        <w:br/>
-      </w:r>
-      <w:r>
-        <w:rPr>
-          <w:rFonts w:ascii="Courier New" w:hAnsi="Courier New" w:cs="Courier New"/>
-        </w:rPr>
-        <w:t>Suncheon, South Korea</w:t>
-      </w:r>
-      <w:r>
-        <w:rPr>
-          <w:rFonts w:ascii="Courier New" w:hAnsi="Courier New" w:cs="Courier New"/>
-        </w:rPr>
-        <w:br/>
-      </w:r>
-      <w:r>
-        <w:rPr>
-          <w:rFonts w:ascii="Courier New" w:hAnsi="Courier New" w:cs="Courier New"/>
-        </w:rPr>
-        <w:t xml:space="preserve">Toronto, </w:t>
-      </w:r>
-      <w:r>
-        <w:rPr>
-          <w:rFonts w:ascii="Courier New" w:hAnsi="Courier New" w:cs="Courier New"/>
-        </w:rPr>
-        <w:t>Canad</w:t>
-      </w:r>
-      <w:r>
-        <w:rPr>
-          <w:rFonts w:ascii="Courier New" w:hAnsi="Courier New" w:cs="Courier New"/>
-        </w:rPr>
-        <w:t>a</w:t>
-      </w:r>
-    </w:p>
+    <w:tbl>
+      <w:tblPr>
+        <w:tblStyle w:val="TableGrid"/>
+        <w:tblW w:w="0" w:type="auto"/>
+        <w:tblInd w:w="288" w:type="dxa"/>
+        <w:tblBorders>
+          <w:top w:val="none" w:sz="0" w:space="0" w:color="auto"/>
+          <w:left w:val="none" w:sz="0" w:space="0" w:color="auto"/>
+          <w:bottom w:val="none" w:sz="0" w:space="0" w:color="auto"/>
+          <w:right w:val="none" w:sz="0" w:space="0" w:color="auto"/>
+          <w:insideH w:val="none" w:sz="0" w:space="0" w:color="auto"/>
+          <w:insideV w:val="none" w:sz="0" w:space="0" w:color="auto"/>
+        </w:tblBorders>
+        <w:tblLook w:val="04A0" w:firstRow="1" w:lastRow="0" w:firstColumn="1" w:lastColumn="0" w:noHBand="0" w:noVBand="1"/>
+      </w:tblPr>
+      <w:tblGrid>
+        <w:gridCol w:w="1800"/>
+        <w:gridCol w:w="8208"/>
+      </w:tblGrid>
+      <w:tr>
+        <w:tc>
+          <w:tcPr>
+            <w:tcW w:w="1800" w:type="dxa"/>
+          </w:tcPr>
+          <w:p>
+            <w:pPr>
+              <w:pStyle w:val="ListBullet"/>
+              <w:numPr>
+                <w:ilvl w:val="0"/>
+                <w:numId w:val="0"/>
+              </w:numPr>
+              <w:jc w:val="center"/>
+              <w:rPr>
+                <w:rFonts w:ascii="AndradaMono" w:hAnsi="AndradaMono" w:cs="Courier New"/>
+              </w:rPr>
+            </w:pPr>
+            <w:r>
+              <w:rPr>
+                <w:rFonts w:ascii="AndradaMono" w:hAnsi="AndradaMono" w:cs="Courier New"/>
+              </w:rPr>
+              <w:t>Private</w:t>
+            </w:r>
+            <w:r>
+              <w:rPr>
+                <w:rFonts w:ascii="AndradaMono" w:hAnsi="AndradaMono" w:cs="Courier New"/>
+              </w:rPr>
+              <w:br/>
+            </w:r>
+            <w:r>
+              <w:rPr>
+                <w:rFonts w:ascii="AndradaMono" w:hAnsi="AndradaMono" w:cs="Courier New"/>
+              </w:rPr>
+              <w:br/>
+            </w:r>
+          </w:p>
+        </w:tc>
+        <w:tc>
+          <w:tcPr>
+            <w:tcW w:w="8208" w:type="dxa"/>
+          </w:tcPr>
+          <w:p>
+            <w:pPr>
+              <w:pStyle w:val="ListBullet"/>
+              <w:numPr>
+                <w:ilvl w:val="0"/>
+                <w:numId w:val="0"/>
+              </w:numPr>
+              <w:rPr>
+                <w:rFonts w:ascii="AndradaMono" w:hAnsi="AndradaMono" w:cs="Courier New"/>
+              </w:rPr>
+            </w:pPr>
+            <w:r>
+              <w:rPr>
+                <w:rFonts w:ascii="AndradaMono" w:hAnsi="AndradaMono" w:cs="Courier New"/>
+              </w:rPr>
+              <w:t>Athens, Greece</w:t>
+            </w:r>
+          </w:p>
+          <w:p>
+            <w:pPr>
+              <w:pStyle w:val="ListBullet"/>
+              <w:numPr>
+                <w:ilvl w:val="0"/>
+                <w:numId w:val="0"/>
+              </w:numPr>
+              <w:rPr>
+                <w:rFonts w:ascii="AndradaMono" w:hAnsi="AndradaMono" w:cs="Courier New"/>
+              </w:rPr>
+            </w:pPr>
+            <w:r>
+              <w:rPr>
+                <w:rFonts w:ascii="AndradaMono" w:hAnsi="AndradaMono" w:cs="Courier New"/>
+              </w:rPr>
+              <w:t>Montreal, Canada</w:t>
+            </w:r>
+          </w:p>
+          <w:p>
+            <w:pPr>
+              <w:pStyle w:val="ListBullet"/>
+              <w:numPr>
+                <w:ilvl w:val="0"/>
+                <w:numId w:val="0"/>
+              </w:numPr>
+              <w:rPr>
+                <w:rFonts w:ascii="AndradaMono" w:hAnsi="AndradaMono" w:cs="Courier New"/>
+              </w:rPr>
+            </w:pPr>
+            <w:r>
+              <w:rPr>
+                <w:rFonts w:ascii="AndradaMono" w:hAnsi="AndradaMono" w:cs="Courier New"/>
+              </w:rPr>
+              <w:t>Rapid City, USA</w:t>
+            </w:r>
+          </w:p>
+          <w:p>
+            <w:pPr>
+              <w:pStyle w:val="ListBullet"/>
+              <w:numPr>
+                <w:ilvl w:val="0"/>
+                <w:numId w:val="0"/>
+              </w:numPr>
+              <w:rPr>
+                <w:rFonts w:ascii="AndradaMono" w:hAnsi="AndradaMono" w:cs="Courier New"/>
+              </w:rPr>
+            </w:pPr>
+            <w:r>
+              <w:rPr>
+                <w:rFonts w:ascii="AndradaMono" w:hAnsi="AndradaMono" w:cs="Courier New"/>
+              </w:rPr>
+              <w:t>Suncheon, South Korea</w:t>
+            </w:r>
+          </w:p>
+          <w:p>
+            <w:pPr>
+              <w:pStyle w:val="ListBullet"/>
+              <w:numPr>
+                <w:ilvl w:val="0"/>
+                <w:numId w:val="0"/>
+              </w:numPr>
+              <w:rPr>
+                <w:rFonts w:ascii="AndradaMono" w:hAnsi="AndradaMono" w:cs="Courier New"/>
+              </w:rPr>
+            </w:pPr>
+            <w:r>
+              <w:rPr>
+                <w:rFonts w:ascii="AndradaMono" w:hAnsi="AndradaMono" w:cs="Courier New"/>
+              </w:rPr>
+              <w:t>Toronto, Canada</w:t>
+            </w:r>
+          </w:p>
+        </w:tc>
+      </w:tr>
+    </w:tbl>
     <w:p>
       <w:pPr>
         <w:pStyle w:val="Heading1"/>
+        <w:spacing w:after="120"/>
         <w:rPr>
-          <w:rFonts w:ascii="Courier New" w:eastAsiaTheme="minorEastAsia" w:hAnsi="Courier New" w:cs="Courier New"/>
+          <w:rFonts w:ascii="AndradaMono" w:eastAsiaTheme="minorEastAsia" w:hAnsi="AndradaMono" w:cs="Courier New"/>
           <w:b w:val="0"/>
           <w:bCs w:val="0"/>
           <w:color w:val="auto"/>
@@ -523,7 +1068,7 @@
       </w:pPr>
       <w:r>
         <w:rPr>
-          <w:rFonts w:ascii="Courier New" w:hAnsi="Courier New" w:cs="Courier New"/>
+          <w:rFonts w:ascii="AndradaMono" w:hAnsi="AndradaMono" w:cs="Courier New"/>
           <w:color w:val="auto"/>
           <w:sz w:val="24"/>
           <w:szCs w:val="24"/>
@@ -535,15 +1080,20 @@
       <w:pPr>
         <w:pStyle w:val="Heading1"/>
         <w:spacing w:before="0"/>
-        <w:ind w:left="360"/>
+        <w:ind w:left="720"/>
+        <w:jc w:val="both"/>
         <w:rPr>
-          <w:rFonts w:ascii="Courier New" w:hAnsi="Courier New" w:cs="Courier New"/>
+          <w:rFonts w:ascii="AndradaMono" w:eastAsiaTheme="minorEastAsia" w:hAnsi="AndradaMono" w:cs="Courier New"/>
+          <w:b w:val="0"/>
+          <w:bCs w:val="0"/>
           <w:color w:val="auto"/>
+          <w:sz w:val="22"/>
+          <w:szCs w:val="22"/>
         </w:rPr>
       </w:pPr>
       <w:r>
         <w:rPr>
-          <w:rFonts w:ascii="Courier New" w:eastAsiaTheme="minorEastAsia" w:hAnsi="Courier New" w:cs="Courier New"/>
+          <w:rFonts w:ascii="AndradaMono" w:eastAsiaTheme="minorEastAsia" w:hAnsi="AndradaMono" w:cs="Courier New"/>
           <w:b w:val="0"/>
           <w:bCs w:val="0"/>
           <w:color w:val="auto"/>
@@ -554,29 +1104,7 @@
       </w:r>
       <w:r>
         <w:rPr>
-          <w:rFonts w:ascii="Courier New" w:eastAsiaTheme="minorEastAsia" w:hAnsi="Courier New" w:cs="Courier New"/>
-          <w:b w:val="0"/>
-          <w:bCs w:val="0"/>
-          <w:color w:val="auto"/>
-          <w:sz w:val="22"/>
-          <w:szCs w:val="22"/>
-        </w:rPr>
-        <w:tab/>
-      </w:r>
-      <w:r>
-        <w:rPr>
-          <w:rFonts w:ascii="Courier New" w:eastAsiaTheme="minorEastAsia" w:hAnsi="Courier New" w:cs="Courier New"/>
-          <w:b w:val="0"/>
-          <w:bCs w:val="0"/>
-          <w:color w:val="auto"/>
-          <w:sz w:val="22"/>
-          <w:szCs w:val="22"/>
-        </w:rPr>
-        <w:t xml:space="preserve"> darkroom methodologies. Visual language</w:t>
-      </w:r>
-      <w:r>
-        <w:rPr>
-          <w:rFonts w:ascii="Courier New" w:eastAsiaTheme="minorEastAsia" w:hAnsi="Courier New" w:cs="Courier New"/>
+          <w:rFonts w:ascii="AndradaMono" w:eastAsiaTheme="minorEastAsia" w:hAnsi="AndradaMono" w:cs="Courier New"/>
           <w:b w:val="0"/>
           <w:bCs w:val="0"/>
           <w:color w:val="auto"/>
@@ -587,37 +1115,113 @@
       </w:r>
       <w:r>
         <w:rPr>
-          <w:rFonts w:ascii="Courier New" w:eastAsiaTheme="minorEastAsia" w:hAnsi="Courier New" w:cs="Courier New"/>
+          <w:rFonts w:ascii="AndradaMono" w:eastAsiaTheme="minorEastAsia" w:hAnsi="AndradaMono" w:cs="Courier New"/>
           <w:b w:val="0"/>
           <w:bCs w:val="0"/>
           <w:color w:val="auto"/>
           <w:sz w:val="22"/>
           <w:szCs w:val="22"/>
         </w:rPr>
-        <w:t>built through tonal fragmentation, simulated grain, and controlled image degradation translated into paint.</w:t>
+        <w:t>darkroom</w:t>
       </w:r>
       <w:r>
         <w:rPr>
-          <w:rFonts w:ascii="Courier New" w:eastAsiaTheme="minorEastAsia" w:hAnsi="Courier New" w:cs="Courier New"/>
+          <w:rFonts w:ascii="AndradaMono" w:eastAsiaTheme="minorEastAsia" w:hAnsi="AndradaMono" w:cs="Courier New"/>
           <w:b w:val="0"/>
           <w:bCs w:val="0"/>
           <w:color w:val="auto"/>
           <w:sz w:val="22"/>
           <w:szCs w:val="22"/>
         </w:rPr>
-        <w:br/>
+        <w:t xml:space="preserve"> </w:t>
+      </w:r>
+      <w:r>
+        <w:rPr>
+          <w:rFonts w:ascii="AndradaMono" w:eastAsiaTheme="minorEastAsia" w:hAnsi="AndradaMono" w:cs="Courier New"/>
+          <w:b w:val="0"/>
+          <w:bCs w:val="0"/>
+          <w:color w:val="auto"/>
+          <w:sz w:val="22"/>
+          <w:szCs w:val="22"/>
+        </w:rPr>
+        <w:t>methodologies. Visual language</w:t>
+      </w:r>
+      <w:r>
+        <w:rPr>
+          <w:rFonts w:ascii="AndradaMono" w:eastAsiaTheme="minorEastAsia" w:hAnsi="AndradaMono" w:cs="Courier New"/>
+          <w:b w:val="0"/>
+          <w:bCs w:val="0"/>
+          <w:color w:val="auto"/>
+          <w:sz w:val="22"/>
+          <w:szCs w:val="22"/>
+        </w:rPr>
+        <w:t xml:space="preserve"> </w:t>
+      </w:r>
+      <w:proofErr w:type="gramStart"/>
+      <w:r>
+        <w:rPr>
+          <w:rFonts w:ascii="AndradaMono" w:eastAsiaTheme="minorEastAsia" w:hAnsi="AndradaMono" w:cs="Courier New"/>
+          <w:b w:val="0"/>
+          <w:bCs w:val="0"/>
+          <w:color w:val="auto"/>
+          <w:sz w:val="22"/>
+          <w:szCs w:val="22"/>
+        </w:rPr>
+        <w:t>built</w:t>
+      </w:r>
+      <w:proofErr w:type="gramEnd"/>
+      <w:r>
+        <w:rPr>
+          <w:rFonts w:ascii="AndradaMono" w:eastAsiaTheme="minorEastAsia" w:hAnsi="AndradaMono" w:cs="Courier New"/>
+          <w:b w:val="0"/>
+          <w:bCs w:val="0"/>
+          <w:color w:val="auto"/>
+          <w:sz w:val="22"/>
+          <w:szCs w:val="22"/>
+        </w:rPr>
+        <w:t xml:space="preserve"> through tonal fragmentation,</w:t>
+      </w:r>
+      <w:r>
+        <w:rPr>
+          <w:rFonts w:ascii="AndradaMono" w:eastAsiaTheme="minorEastAsia" w:hAnsi="AndradaMono" w:cs="Courier New"/>
+          <w:b w:val="0"/>
+          <w:bCs w:val="0"/>
+          <w:color w:val="auto"/>
+          <w:sz w:val="22"/>
+          <w:szCs w:val="22"/>
+        </w:rPr>
+        <w:t xml:space="preserve"> </w:t>
+      </w:r>
+      <w:r>
+        <w:rPr>
+          <w:rFonts w:ascii="AndradaMono" w:eastAsiaTheme="minorEastAsia" w:hAnsi="AndradaMono" w:cs="Courier New"/>
+          <w:b w:val="0"/>
+          <w:bCs w:val="0"/>
+          <w:color w:val="auto"/>
+          <w:sz w:val="22"/>
+          <w:szCs w:val="22"/>
+        </w:rPr>
+        <w:t>simulated grain, and controlled image degradation translated into paint.</w:t>
       </w:r>
     </w:p>
     <w:p>
       <w:pPr>
-        <w:spacing w:after="0"/>
         <w:rPr>
-          <w:rFonts w:ascii="Courier New" w:hAnsi="Courier New" w:cs="Courier New"/>
+          <w:sz w:val="6"/>
+          <w:szCs w:val="6"/>
+        </w:rPr>
+      </w:pPr>
+    </w:p>
+    <w:p>
+      <w:pPr>
+        <w:spacing w:before="480" w:after="120"/>
+        <w:rPr>
+          <w:rFonts w:ascii="AndradaMono" w:hAnsi="AndradaMono" w:cs="Courier New"/>
         </w:rPr>
       </w:pPr>
       <w:r>
         <w:rPr>
-          <w:rFonts w:ascii="Courier New" w:hAnsi="Courier New" w:cs="Courier New"/>
+          <w:rFonts w:ascii="AndradaMono" w:hAnsi="AndradaMono" w:cs="Courier New"/>
           <w:b/>
           <w:bCs/>
           <w:sz w:val="24"/>
@@ -630,70 +1234,82 @@
       <w:pPr>
         <w:pStyle w:val="ListParagraph"/>
         <w:spacing w:after="0"/>
-        <w:ind w:left="360"/>
+        <w:jc w:val="both"/>
         <w:rPr>
-          <w:rFonts w:ascii="Courier New" w:hAnsi="Courier New" w:cs="Courier New"/>
+          <w:rFonts w:ascii="AndradaMono" w:hAnsi="AndradaMono" w:cs="Courier New"/>
           <w:b/>
           <w:bCs/>
         </w:rPr>
       </w:pPr>
       <w:r>
         <w:rPr>
-          <w:rFonts w:ascii="Courier New" w:hAnsi="Courier New" w:cs="Courier New"/>
+          <w:rFonts w:ascii="AndradaMono" w:hAnsi="AndradaMono" w:cs="Courier New"/>
         </w:rPr>
         <w:t>Analog film photography (foundation</w:t>
       </w:r>
       <w:r>
         <w:rPr>
-          <w:rFonts w:ascii="Courier New" w:hAnsi="Courier New" w:cs="Courier New"/>
+          <w:rFonts w:ascii="AndradaMono" w:hAnsi="AndradaMono" w:cs="Courier New"/>
         </w:rPr>
         <w:t>); D</w:t>
       </w:r>
       <w:r>
         <w:rPr>
-          <w:rFonts w:ascii="Courier New" w:hAnsi="Courier New" w:cs="Courier New"/>
+          <w:rFonts w:ascii="AndradaMono" w:hAnsi="AndradaMono" w:cs="Courier New"/>
         </w:rPr>
         <w:t>arkroom printing</w:t>
       </w:r>
       <w:r>
         <w:rPr>
-          <w:rFonts w:ascii="Courier New" w:hAnsi="Courier New" w:cs="Courier New"/>
+          <w:rFonts w:ascii="AndradaMono" w:hAnsi="AndradaMono" w:cs="Courier New"/>
         </w:rPr>
         <w:t xml:space="preserve"> </w:t>
       </w:r>
       <w:r>
         <w:rPr>
-          <w:rFonts w:ascii="Courier New" w:hAnsi="Courier New" w:cs="Courier New"/>
+          <w:rFonts w:ascii="AndradaMono" w:hAnsi="AndradaMono" w:cs="Courier New"/>
         </w:rPr>
         <w:t>processes</w:t>
       </w:r>
       <w:r>
         <w:rPr>
-          <w:rFonts w:ascii="Courier New" w:hAnsi="Courier New" w:cs="Courier New"/>
+          <w:rFonts w:ascii="AndradaMono" w:hAnsi="AndradaMono" w:cs="Courier New"/>
         </w:rPr>
         <w:t xml:space="preserve"> </w:t>
       </w:r>
       <w:r>
         <w:rPr>
-          <w:rFonts w:ascii="Courier New" w:hAnsi="Courier New" w:cs="Courier New"/>
+          <w:rFonts w:ascii="AndradaMono" w:hAnsi="AndradaMono" w:cs="Courier New"/>
         </w:rPr>
         <w:t>(conceptual and technical influence</w:t>
       </w:r>
       <w:r>
         <w:rPr>
-          <w:rFonts w:ascii="Courier New" w:hAnsi="Courier New" w:cs="Courier New"/>
+          <w:rFonts w:ascii="AndradaMono" w:hAnsi="AndradaMono" w:cs="Courier New"/>
         </w:rPr>
         <w:t xml:space="preserve">); </w:t>
       </w:r>
       <w:r>
         <w:rPr>
-          <w:rFonts w:ascii="Courier New" w:hAnsi="Courier New" w:cs="Courier New"/>
+          <w:rFonts w:ascii="AndradaMono" w:hAnsi="AndradaMono" w:cs="Courier New"/>
         </w:rPr>
-        <w:t>Application of photographic structures and exposure logic within acrylic painting</w:t>
+        <w:t>Application of photographic</w:t>
       </w:r>
       <w:r>
         <w:rPr>
-          <w:rFonts w:ascii="Courier New" w:hAnsi="Courier New" w:cs="Courier New"/>
+          <w:rFonts w:ascii="AndradaMono" w:hAnsi="AndradaMono" w:cs="Courier New"/>
+        </w:rPr>
+        <w:t xml:space="preserve"> </w:t>
+      </w:r>
+      <w:r>
+        <w:rPr>
+          <w:rFonts w:ascii="AndradaMono" w:hAnsi="AndradaMono" w:cs="Courier New"/>
+        </w:rPr>
+        <w:t>structures and exposure logic within acrylic painting</w:t>
+      </w:r>
+      <w:r>
+        <w:rPr>
+          <w:rFonts w:ascii="AndradaMono" w:hAnsi="AndradaMono" w:cs="Courier New"/>
         </w:rPr>
         <w:t>.</w:t>
       </w:r>
@@ -701,7 +1317,7 @@
     <w:sectPr>
       <w:footerReference w:type="default" r:id="rId11"/>
       <w:pgSz w:w="12240" w:h="15840"/>
-      <w:pgMar w:top="1440" w:right="1800" w:bottom="1440" w:left="1800" w:header="720" w:footer="720" w:gutter="0"/>
+      <w:pgMar w:top="1440" w:right="1080" w:bottom="1440" w:left="1080" w:header="720" w:footer="720" w:gutter="0"/>
       <w:pgNumType w:fmt="upperRoman"/>
       <w:cols w:space="720"/>
       <w:docGrid w:linePitch="360"/>
@@ -846,48 +1462,6 @@
             <w:szCs w:val="20"/>
           </w:rPr>
           <w:t xml:space="preserve">. </w:t>
-        </w:r>
-        <w:r>
-          <w:rPr>
-            <w:rFonts w:ascii="Courier New" w:hAnsi="Courier New" w:cs="Courier New"/>
-            <w:sz w:val="20"/>
-            <w:szCs w:val="20"/>
-          </w:rPr>
-          <w:fldChar w:fldCharType="begin"/>
-        </w:r>
-        <w:r>
-          <w:rPr>
-            <w:rFonts w:ascii="Courier New" w:hAnsi="Courier New" w:cs="Courier New"/>
-            <w:sz w:val="20"/>
-            <w:szCs w:val="20"/>
-          </w:rPr>
-          <w:instrText xml:space="preserve"> PAGE    \* MERGEFORMAT </w:instrText>
-        </w:r>
-        <w:r>
-          <w:rPr>
-            <w:rFonts w:ascii="Courier New" w:hAnsi="Courier New" w:cs="Courier New"/>
-            <w:sz w:val="20"/>
-            <w:szCs w:val="20"/>
-          </w:rPr>
-          <w:fldChar w:fldCharType="separate"/>
-        </w:r>
-        <w:r>
-          <w:rPr>
-            <w:rFonts w:ascii="Courier New" w:eastAsiaTheme="majorEastAsia" w:hAnsi="Courier New" w:cs="Courier New"/>
-            <w:noProof/>
-            <w:sz w:val="20"/>
-            <w:szCs w:val="20"/>
-          </w:rPr>
-          <w:t>2</w:t>
-        </w:r>
-        <w:r>
-          <w:rPr>
-            <w:rFonts w:ascii="Courier New" w:eastAsiaTheme="majorEastAsia" w:hAnsi="Courier New" w:cs="Courier New"/>
-            <w:noProof/>
-            <w:sz w:val="20"/>
-            <w:szCs w:val="20"/>
-          </w:rPr>
-          <w:fldChar w:fldCharType="end"/>
         </w:r>
       </w:sdtContent>
     </w:sdt>

--- a/docs/Louis_Andrada_CV.docx
+++ b/docs/Louis_Andrada_CV.docx
@@ -1,213 +1,25 @@
 
 <file path=word/document.xml><?xml version="1.0" encoding="utf-8"?>
-<w:document xmlns:wpc="http://schemas.microsoft.com/office/word/2010/wordprocessingCanvas" xmlns:cx="http://schemas.microsoft.com/office/drawing/2014/chartex" xmlns:cx1="http://schemas.microsoft.com/office/drawing/2015/9/8/chartex" xmlns:cx2="http://schemas.microsoft.com/office/drawing/2015/10/21/chartex" xmlns:cx3="http://schemas.microsoft.com/office/drawing/2016/5/9/chartex" xmlns:cx4="http://schemas.microsoft.com/office/drawing/2016/5/10/chartex" xmlns:cx5="http://schemas.microsoft.com/office/drawing/2016/5/11/chartex" xmlns:cx6="http://schemas.microsoft.com/office/drawing/2016/5/12/chartex" xmlns:cx7="http://schemas.microsoft.com/office/drawing/2016/5/13/chartex" xmlns:cx8="http://schemas.microsoft.com/office/drawing/2016/5/14/chartex" xmlns:mc="http://schemas.openxmlformats.org/markup-compatibility/2006" xmlns:aink="http://schemas.microsoft.com/office/drawing/2016/ink" xmlns:am3d="http://schemas.microsoft.com/office/drawing/2017/model3d" xmlns:o="urn:schemas-microsoft-com:office:office" xmlns:oel="http://schemas.microsoft.com/office/2019/extlst" xmlns:r="http://schemas.openxmlformats.org/officeDocument/2006/relationships" xmlns:m="http://schemas.openxmlformats.org/officeDocument/2006/math" xmlns:v="urn:schemas-microsoft-com:vml" xmlns:wp14="http://schemas.microsoft.com/office/word/2010/wordprocessingDrawing" xmlns:wp="http://schemas.openxmlformats.org/drawingml/2006/wordprocessingDrawing" xmlns:w10="urn:schemas-microsoft-com:office:word" xmlns:w="http://schemas.openxmlformats.org/wordprocessingml/2006/main" xmlns:w14="http://schemas.microsoft.com/office/word/2010/wordml" xmlns:w15="http://schemas.microsoft.com/office/word/2012/wordml" xmlns:w16cex="http://schemas.microsoft.com/office/word/2018/wordml/cex" xmlns:w16cid="http://schemas.microsoft.com/office/word/2016/wordml/cid" xmlns:w16="http://schemas.microsoft.com/office/word/2018/wordml" xmlns:w16du="http://schemas.microsoft.com/office/word/2023/wordml/word16du" xmlns:w16sdtdh="http://schemas.microsoft.com/office/word/2020/wordml/sdtdatahash" xmlns:w16sdtfl="http://schemas.microsoft.com/office/word/2024/wordml/sdtformatlock" xmlns:w16se="http://schemas.microsoft.com/office/word/2015/wordml/symex" xmlns:wpg="http://schemas.microsoft.com/office/word/2010/wordprocessingGroup" xmlns:wpi="http://schemas.microsoft.com/office/word/2010/wordprocessingInk" xmlns:wne="http://schemas.microsoft.com/office/word/2006/wordml" xmlns:wps="http://schemas.microsoft.com/office/word/2010/wordprocessingShape" mc:Ignorable="w14 w15 w16se w16cid w16 w16cex w16sdtdh w16sdtfl w16du wp14">
+<w:document xmlns:wpc="http://schemas.microsoft.com/office/word/2010/wordprocessingCanvas" xmlns:cx="http://schemas.microsoft.com/office/drawing/2014/chartex" xmlns:cx1="http://schemas.microsoft.com/office/drawing/2015/9/8/chartex" xmlns:cx2="http://schemas.microsoft.com/office/drawing/2015/10/21/chartex" xmlns:cx3="http://schemas.microsoft.com/office/drawing/2016/5/9/chartex" xmlns:cx4="http://schemas.microsoft.com/office/drawing/2016/5/10/chartex" xmlns:cx5="http://schemas.microsoft.com/office/drawing/2016/5/11/chartex" xmlns:cx6="http://schemas.microsoft.com/office/drawing/2016/5/12/chartex" xmlns:cx7="http://schemas.microsoft.com/office/drawing/2016/5/13/chartex" xmlns:cx8="http://schemas.microsoft.com/office/drawing/2016/5/14/chartex" xmlns:mc="http://schemas.openxmlformats.org/markup-compatibility/2006" xmlns:aink="http://schemas.microsoft.com/office/drawing/2016/ink" xmlns:am3d="http://schemas.microsoft.com/office/drawing/2017/model3d" xmlns:o="urn:schemas-microsoft-com:office:office" xmlns:oel="http://schemas.microsoft.com/office/2019/extlst" xmlns:r="http://schemas.openxmlformats.org/officeDocument/2006/relationships" xmlns:m="http://schemas.openxmlformats.org/officeDocument/2006/math" xmlns:v="urn:schemas-microsoft-com:vml" xmlns:wp14="http://schemas.microsoft.com/office/word/2010/wordprocessingDrawing" xmlns:wp="http://schemas.openxmlformats.org/drawingml/2006/wordprocessingDrawing" xmlns:w10="urn:schemas-microsoft-com:office:word" xmlns:w="http://schemas.openxmlformats.org/wordprocessingml/2006/main" xmlns:w14="http://schemas.microsoft.com/office/word/2010/wordml" xmlns:w15="http://schemas.microsoft.com/office/word/2012/wordml" xmlns:w16cex="http://schemas.microsoft.com/office/word/2018/wordml/cex" xmlns:w16cid="http://schemas.microsoft.com/office/word/2016/wordml/cid" xmlns:w16="http://schemas.microsoft.com/office/word/2018/wordml" xmlns:w16sdtdh="http://schemas.microsoft.com/office/word/2020/wordml/sdtdatahash" xmlns:w16se="http://schemas.microsoft.com/office/word/2015/wordml/symex" xmlns:wpg="http://schemas.microsoft.com/office/word/2010/wordprocessingGroup" xmlns:wpi="http://schemas.microsoft.com/office/word/2010/wordprocessingInk" xmlns:wne="http://schemas.microsoft.com/office/word/2006/wordml" xmlns:wps="http://schemas.microsoft.com/office/word/2010/wordprocessingShape" mc:Ignorable="w14 w15 w16se w16cid w16 w16cex w16sdtdh wp14">
   <w:body>
     <w:p>
       <w:pPr>
-        <w:spacing w:before="120" w:after="120"/>
+        <w:spacing w:after="0" w:line="240" w:lineRule="auto"/>
         <w:rPr>
           <w:rFonts w:ascii="AndradaMono" w:hAnsi="AndradaMono" w:cs="Courier New"/>
           <w:b/>
           <w:bCs/>
-          <w:sz w:val="6"/>
-          <w:szCs w:val="6"/>
+          <w:sz w:val="2"/>
+          <w:szCs w:val="2"/>
         </w:rPr>
       </w:pPr>
-      <w:r>
-        <w:rPr>
-          <w:rFonts w:ascii="AndradaMono" w:hAnsi="AndradaMono" w:cs="Courier New"/>
-          <w:b/>
-          <w:bCs/>
-          <w:sz w:val="28"/>
-          <w:szCs w:val="28"/>
-        </w:rPr>
-        <w:t>Louis Andrada</w:t>
-      </w:r>
-      <w:r>
-        <w:rPr>
-          <w:rFonts w:ascii="AndradaMono" w:hAnsi="AndradaMono" w:cs="Courier New"/>
-          <w:b/>
-          <w:bCs/>
-          <w:sz w:val="28"/>
-          <w:szCs w:val="28"/>
-        </w:rPr>
-        <w:t xml:space="preserve">                </w:t>
-      </w:r>
-      <w:r>
-        <w:rPr>
-          <w:rFonts w:ascii="AndradaMono" w:hAnsi="AndradaMono" w:cs="Courier New"/>
-          <w:b/>
-          <w:bCs/>
-          <w:sz w:val="28"/>
-          <w:szCs w:val="28"/>
-        </w:rPr>
-        <w:t xml:space="preserve">         </w:t>
-      </w:r>
-      <w:proofErr w:type="gramStart"/>
-      <w:r>
-        <w:rPr>
-          <w:rFonts w:ascii="AndradaMono" w:hAnsi="AndradaMono" w:cs="Courier New"/>
-          <w:b/>
-          <w:bCs/>
-          <w:sz w:val="28"/>
-          <w:szCs w:val="28"/>
-        </w:rPr>
-        <w:t>Artist</w:t>
-      </w:r>
-      <w:r>
-        <w:rPr>
-          <w:rFonts w:ascii="AndradaMono" w:hAnsi="AndradaMono" w:cs="Courier New"/>
-          <w:b/>
-          <w:bCs/>
-          <w:sz w:val="28"/>
-          <w:szCs w:val="28"/>
-        </w:rPr>
-        <w:t xml:space="preserve">  Toronto</w:t>
-      </w:r>
-      <w:proofErr w:type="gramEnd"/>
-      <w:r>
-        <w:rPr>
-          <w:rFonts w:ascii="AndradaMono" w:hAnsi="AndradaMono" w:cs="Courier New"/>
-          <w:b/>
-          <w:bCs/>
-          <w:sz w:val="28"/>
-          <w:szCs w:val="28"/>
-        </w:rPr>
-        <w:t xml:space="preserve"> based</w:t>
-      </w:r>
-      <w:r>
-        <w:rPr>
-          <w:rFonts w:ascii="AndradaMono" w:hAnsi="AndradaMono" w:cs="Courier New"/>
-          <w:b/>
-          <w:bCs/>
-          <w:sz w:val="32"/>
-          <w:szCs w:val="32"/>
-        </w:rPr>
-        <w:br/>
-      </w:r>
-      <w:r>
-        <w:rPr>
-          <w:rFonts w:ascii="AndradaMono" w:hAnsi="AndradaMono" w:cs="Courier New"/>
-          <w:sz w:val="14"/>
-          <w:szCs w:val="14"/>
-        </w:rPr>
-        <w:br/>
-      </w:r>
-      <w:r>
-        <w:rPr>
-          <w:rFonts w:ascii="AndradaMono" w:hAnsi="AndradaMono" w:cs="Courier New"/>
-        </w:rPr>
-        <w:t xml:space="preserve">Born in 2002 in </w:t>
-      </w:r>
-      <w:proofErr w:type="spellStart"/>
-      <w:r>
-        <w:rPr>
-          <w:rFonts w:ascii="AndradaMono" w:hAnsi="AndradaMono" w:cs="Courier New"/>
-        </w:rPr>
-        <w:t>Mossoró</w:t>
-      </w:r>
-      <w:proofErr w:type="spellEnd"/>
-      <w:r>
-        <w:rPr>
-          <w:rFonts w:ascii="AndradaMono" w:hAnsi="AndradaMono" w:cs="Courier New"/>
-        </w:rPr>
-        <w:t>, Brazil</w:t>
-      </w:r>
-      <w:r>
-        <w:rPr>
-          <w:rFonts w:ascii="AndradaMono" w:hAnsi="AndradaMono" w:cs="Courier New"/>
-        </w:rPr>
-        <w:br/>
-      </w:r>
-      <w:r>
-        <w:rPr>
-          <w:rFonts w:ascii="AndradaMono" w:hAnsi="AndradaMono" w:cs="Courier New"/>
-        </w:rPr>
-        <w:t xml:space="preserve">  </w:t>
-      </w:r>
-      <w:r>
-        <w:rPr>
-          <w:rFonts w:ascii="AndradaMono" w:hAnsi="AndradaMono" w:cs="Courier New"/>
-        </w:rPr>
-        <w:t xml:space="preserve">    </w:t>
-      </w:r>
-      <w:hyperlink r:id="rId8" w:history="1">
-        <w:r>
-          <w:rPr>
-            <w:rStyle w:val="Hyperlink"/>
-            <w:rFonts w:ascii="AndradaMono" w:hAnsi="AndradaMono" w:cs="Courier New"/>
-          </w:rPr>
-          <w:t>www.louisandrada.com</w:t>
-        </w:r>
-      </w:hyperlink>
-      <w:r>
-        <w:rPr>
-          <w:rFonts w:ascii="AndradaMono" w:hAnsi="AndradaMono" w:cs="Courier New"/>
-        </w:rPr>
-        <w:br/>
-      </w:r>
-      <w:r>
-        <w:rPr>
-          <w:rFonts w:ascii="AndradaMono" w:hAnsi="AndradaMono" w:cs="Courier New"/>
-        </w:rPr>
-        <w:t xml:space="preserve">  </w:t>
-      </w:r>
-      <w:r>
-        <w:rPr>
-          <w:rFonts w:ascii="AndradaMono" w:hAnsi="AndradaMono" w:cs="Courier New"/>
-        </w:rPr>
-        <w:t xml:space="preserve">    </w:t>
-      </w:r>
-      <w:hyperlink r:id="rId9" w:history="1">
-        <w:r>
-          <w:rPr>
-            <w:rStyle w:val="Hyperlink"/>
-            <w:rFonts w:ascii="AndradaMono" w:hAnsi="AndradaMono" w:cs="Courier New"/>
-          </w:rPr>
-          <w:t>louis.andrada@outlook.com</w:t>
-        </w:r>
-      </w:hyperlink>
-      <w:r>
-        <w:rPr>
-          <w:rFonts w:ascii="AndradaMono" w:hAnsi="AndradaMono" w:cs="Courier New"/>
-        </w:rPr>
-        <w:br/>
-      </w:r>
-      <w:r>
-        <w:rPr>
-          <w:rFonts w:ascii="AndradaMono" w:hAnsi="AndradaMono" w:cs="Courier New"/>
-        </w:rPr>
-        <w:t xml:space="preserve">  </w:t>
-      </w:r>
-      <w:r>
-        <w:rPr>
-          <w:rFonts w:ascii="AndradaMono" w:hAnsi="AndradaMono" w:cs="Courier New"/>
-        </w:rPr>
-        <w:t xml:space="preserve">    </w:t>
-      </w:r>
-      <w:hyperlink r:id="rId10" w:history="1">
-        <w:r>
-          <w:rPr>
-            <w:rStyle w:val="Hyperlink"/>
-            <w:rFonts w:ascii="AndradaMono" w:hAnsi="AndradaMono" w:cs="Courier New"/>
-          </w:rPr>
-          <w:t>@</w:t>
-        </w:r>
-        <w:r>
-          <w:rPr>
-            <w:rStyle w:val="Hyperlink"/>
-            <w:rFonts w:ascii="AndradaMono" w:hAnsi="AndradaMono" w:cs="Courier New"/>
-          </w:rPr>
-          <w:t>louisandrada</w:t>
-        </w:r>
-      </w:hyperlink>
     </w:p>
     <w:tbl>
       <w:tblPr>
         <w:tblStyle w:val="TableGrid"/>
         <w:tblW w:w="0" w:type="auto"/>
         <w:tblBorders>
-          <w:top w:val="single" w:sz="8" w:space="0" w:color="808080" w:themeColor="accent4"/>
+          <w:top w:val="none" w:sz="0" w:space="0" w:color="auto"/>
           <w:left w:val="none" w:sz="0" w:space="0" w:color="auto"/>
           <w:bottom w:val="none" w:sz="0" w:space="0" w:color="auto"/>
           <w:right w:val="none" w:sz="0" w:space="0" w:color="auto"/>
@@ -217,48 +29,273 @@
         <w:tblLook w:val="04A0" w:firstRow="1" w:lastRow="0" w:firstColumn="1" w:lastColumn="0" w:noHBand="0" w:noVBand="1"/>
       </w:tblPr>
       <w:tblGrid>
-        <w:gridCol w:w="10296"/>
+        <w:gridCol w:w="3432"/>
+        <w:gridCol w:w="6864"/>
       </w:tblGrid>
       <w:tr>
-        <w:trPr>
-          <w:trHeight w:val="70"/>
-        </w:trPr>
         <w:tc>
           <w:tcPr>
-            <w:tcW w:w="10296" w:type="dxa"/>
+            <w:tcW w:w="3432" w:type="dxa"/>
           </w:tcPr>
           <w:p>
             <w:pPr>
-              <w:spacing w:before="120"/>
               <w:rPr>
                 <w:rFonts w:ascii="AndradaMono" w:hAnsi="AndradaMono" w:cs="Courier New"/>
                 <w:b/>
                 <w:bCs/>
-                <w:sz w:val="2"/>
-                <w:szCs w:val="2"/>
+                <w:sz w:val="32"/>
+                <w:szCs w:val="32"/>
               </w:rPr>
             </w:pPr>
+            <w:r>
+              <w:rPr>
+                <w:rFonts w:ascii="AndradaMono" w:hAnsi="AndradaMono" w:cs="Courier New"/>
+                <w:b/>
+                <w:bCs/>
+                <w:sz w:val="28"/>
+                <w:szCs w:val="28"/>
+              </w:rPr>
+              <w:t>Louis Andrada</w:t>
+            </w:r>
+          </w:p>
+        </w:tc>
+        <w:tc>
+          <w:tcPr>
+            <w:tcW w:w="6864" w:type="dxa"/>
+          </w:tcPr>
+          <w:p>
+            <w:pPr>
+              <w:jc w:val="right"/>
+              <w:rPr>
+                <w:rFonts w:ascii="AndradaMono" w:hAnsi="AndradaMono" w:cs="Courier New"/>
+                <w:b/>
+                <w:bCs/>
+                <w:sz w:val="32"/>
+                <w:szCs w:val="32"/>
+              </w:rPr>
+            </w:pPr>
+            <w:r>
+              <w:rPr>
+                <w:rFonts w:ascii="AndradaMono" w:hAnsi="AndradaMono" w:cs="Courier New"/>
+                <w:b/>
+                <w:bCs/>
+                <w:sz w:val="26"/>
+                <w:szCs w:val="26"/>
+              </w:rPr>
+              <w:t>Artist</w:t>
+            </w:r>
+            <w:r>
+              <w:rPr>
+                <w:rFonts w:ascii="AndradaMono" w:hAnsi="AndradaMono" w:cs="Courier New"/>
+                <w:b/>
+                <w:bCs/>
+                <w:sz w:val="26"/>
+                <w:szCs w:val="26"/>
+              </w:rPr>
+              <w:t xml:space="preserve"> - Toron</w:t>
+            </w:r>
+            <w:r>
+              <w:rPr>
+                <w:rFonts w:ascii="AndradaMono" w:hAnsi="AndradaMono" w:cs="Courier New"/>
+                <w:b/>
+                <w:bCs/>
+                <w:sz w:val="28"/>
+                <w:szCs w:val="28"/>
+              </w:rPr>
+              <w:t>to</w:t>
+            </w:r>
+            <w:r>
+              <w:rPr>
+                <w:rFonts w:ascii="AndradaMono" w:hAnsi="AndradaMono" w:cs="Courier New"/>
+                <w:b/>
+                <w:bCs/>
+                <w:sz w:val="28"/>
+                <w:szCs w:val="28"/>
+              </w:rPr>
+              <w:t xml:space="preserve"> </w:t>
+            </w:r>
           </w:p>
         </w:tc>
       </w:tr>
     </w:tbl>
     <w:p>
       <w:pPr>
+        <w:spacing w:after="0"/>
+        <w:rPr>
+          <w:rFonts w:ascii="AndradaMono" w:hAnsi="AndradaMono" w:cs="Courier New"/>
+          <w:sz w:val="10"/>
+          <w:szCs w:val="10"/>
+        </w:rPr>
+      </w:pPr>
+    </w:p>
+    <w:tbl>
+      <w:tblPr>
+        <w:tblStyle w:val="TableGrid"/>
+        <w:tblW w:w="0" w:type="auto"/>
+        <w:tblBorders>
+          <w:top w:val="none" w:sz="0" w:space="0" w:color="auto"/>
+          <w:left w:val="none" w:sz="0" w:space="0" w:color="auto"/>
+          <w:bottom w:val="none" w:sz="0" w:space="0" w:color="auto"/>
+          <w:right w:val="none" w:sz="0" w:space="0" w:color="auto"/>
+          <w:insideH w:val="none" w:sz="0" w:space="0" w:color="auto"/>
+          <w:insideV w:val="none" w:sz="0" w:space="0" w:color="auto"/>
+        </w:tblBorders>
+        <w:tblLook w:val="04A0" w:firstRow="1" w:lastRow="0" w:firstColumn="1" w:lastColumn="0" w:noHBand="0" w:noVBand="1"/>
+      </w:tblPr>
+      <w:tblGrid>
+        <w:gridCol w:w="5148"/>
+        <w:gridCol w:w="5148"/>
+      </w:tblGrid>
+      <w:tr>
+        <w:tc>
+          <w:tcPr>
+            <w:tcW w:w="5148" w:type="dxa"/>
+          </w:tcPr>
+          <w:p>
+            <w:pPr>
+              <w:rPr>
+                <w:rFonts w:ascii="AndradaMono" w:hAnsi="AndradaMono" w:cs="Courier New"/>
+                <w:sz w:val="20"/>
+                <w:szCs w:val="20"/>
+              </w:rPr>
+            </w:pPr>
+            <w:r>
+              <w:rPr>
+                <w:rFonts w:ascii="AndradaMono" w:hAnsi="AndradaMono" w:cs="Courier New"/>
+                <w:sz w:val="20"/>
+                <w:szCs w:val="20"/>
+              </w:rPr>
+              <w:t>Born in 2002</w:t>
+            </w:r>
+            <w:r>
+              <w:rPr>
+                <w:rFonts w:ascii="AndradaMono" w:hAnsi="AndradaMono" w:cs="Courier New"/>
+                <w:sz w:val="20"/>
+                <w:szCs w:val="20"/>
+              </w:rPr>
+              <w:br/>
+            </w:r>
+            <w:proofErr w:type="spellStart"/>
+            <w:r>
+              <w:rPr>
+                <w:rFonts w:ascii="AndradaMono" w:hAnsi="AndradaMono" w:cs="Courier New"/>
+                <w:sz w:val="20"/>
+                <w:szCs w:val="20"/>
+              </w:rPr>
+              <w:t>Mossoró</w:t>
+            </w:r>
+            <w:proofErr w:type="spellEnd"/>
+            <w:r>
+              <w:rPr>
+                <w:rFonts w:ascii="AndradaMono" w:hAnsi="AndradaMono" w:cs="Courier New"/>
+                <w:sz w:val="20"/>
+                <w:szCs w:val="20"/>
+              </w:rPr>
+              <w:t xml:space="preserve">, </w:t>
+            </w:r>
+            <w:r>
+              <w:rPr>
+                <w:rFonts w:ascii="AndradaMono" w:hAnsi="AndradaMono" w:cs="Courier New"/>
+                <w:sz w:val="20"/>
+                <w:szCs w:val="20"/>
+              </w:rPr>
+              <w:t>Brazil</w:t>
+            </w:r>
+          </w:p>
+        </w:tc>
+        <w:tc>
+          <w:tcPr>
+            <w:tcW w:w="5148" w:type="dxa"/>
+          </w:tcPr>
+          <w:p>
+            <w:pPr>
+              <w:jc w:val="right"/>
+              <w:rPr>
+                <w:rFonts w:ascii="AndradaMono" w:hAnsi="AndradaMono" w:cs="Courier New"/>
+                <w:sz w:val="20"/>
+                <w:szCs w:val="20"/>
+              </w:rPr>
+            </w:pPr>
+            <w:hyperlink r:id="rId8" w:history="1">
+              <w:r>
+                <w:rPr>
+                  <w:rStyle w:val="Hyperlink"/>
+                  <w:rFonts w:ascii="AndradaMono" w:hAnsi="AndradaMono" w:cs="Courier New"/>
+                  <w:sz w:val="18"/>
+                  <w:szCs w:val="18"/>
+                </w:rPr>
+                <w:t>www.louisandrada.com</w:t>
+              </w:r>
+            </w:hyperlink>
+            <w:r>
+              <w:rPr>
+                <w:rFonts w:ascii="AndradaMono" w:hAnsi="AndradaMono" w:cs="Courier New"/>
+                <w:sz w:val="18"/>
+                <w:szCs w:val="18"/>
+              </w:rPr>
+              <w:br/>
+            </w:r>
+            <w:hyperlink r:id="rId9" w:history="1">
+              <w:r>
+                <w:rPr>
+                  <w:rStyle w:val="Hyperlink"/>
+                  <w:rFonts w:ascii="AndradaMono" w:hAnsi="AndradaMono" w:cs="Courier New"/>
+                  <w:sz w:val="18"/>
+                  <w:szCs w:val="18"/>
+                </w:rPr>
+                <w:t>louis.andrada@outlook.com</w:t>
+              </w:r>
+            </w:hyperlink>
+            <w:r>
+              <w:rPr>
+                <w:rFonts w:ascii="AndradaMono" w:hAnsi="AndradaMono" w:cs="Courier New"/>
+                <w:sz w:val="18"/>
+                <w:szCs w:val="18"/>
+              </w:rPr>
+              <w:br/>
+            </w:r>
+            <w:hyperlink r:id="rId10" w:history="1">
+              <w:r>
+                <w:rPr>
+                  <w:rStyle w:val="Hyperlink"/>
+                  <w:rFonts w:ascii="AndradaMono" w:hAnsi="AndradaMono" w:cs="Courier New"/>
+                  <w:sz w:val="18"/>
+                  <w:szCs w:val="18"/>
+                </w:rPr>
+                <w:t>@louisandrada</w:t>
+              </w:r>
+            </w:hyperlink>
+          </w:p>
+        </w:tc>
+      </w:tr>
+    </w:tbl>
+    <w:p>
+      <w:pPr>
+        <w:spacing w:before="120" w:after="0"/>
+        <w:rPr>
+          <w:rFonts w:ascii="AndradaMono" w:hAnsi="AndradaMono" w:cs="Courier New"/>
+          <w:sz w:val="56"/>
+          <w:szCs w:val="56"/>
+        </w:rPr>
+      </w:pPr>
+    </w:p>
+    <w:p>
+      <w:pPr>
         <w:pStyle w:val="Heading1"/>
-        <w:spacing w:after="120"/>
+        <w:spacing w:before="560" w:after="120"/>
         <w:rPr>
           <w:rFonts w:ascii="AndradaMono" w:hAnsi="AndradaMono" w:cs="Courier New"/>
           <w:color w:val="auto"/>
-          <w:sz w:val="24"/>
-          <w:szCs w:val="24"/>
+          <w:sz w:val="22"/>
+          <w:szCs w:val="22"/>
         </w:rPr>
       </w:pPr>
       <w:r>
         <w:rPr>
           <w:rFonts w:ascii="AndradaMono" w:hAnsi="AndradaMono" w:cs="Courier New"/>
           <w:color w:val="auto"/>
-          <w:sz w:val="24"/>
-          <w:szCs w:val="24"/>
+          <w:sz w:val="22"/>
+          <w:szCs w:val="22"/>
         </w:rPr>
         <w:t>Exhibitions</w:t>
       </w:r>
@@ -267,7 +304,7 @@
       <w:tblPr>
         <w:tblStyle w:val="TableGrid"/>
         <w:tblW w:w="0" w:type="auto"/>
-        <w:tblInd w:w="360" w:type="dxa"/>
+        <w:tblInd w:w="108" w:type="dxa"/>
         <w:tblBorders>
           <w:top w:val="none" w:sz="0" w:space="0" w:color="auto"/>
           <w:left w:val="none" w:sz="0" w:space="0" w:color="auto"/>
@@ -280,15 +317,15 @@
         <w:tblLook w:val="04A0" w:firstRow="1" w:lastRow="0" w:firstColumn="1" w:lastColumn="0" w:noHBand="0" w:noVBand="1"/>
       </w:tblPr>
       <w:tblGrid>
-        <w:gridCol w:w="1638"/>
-        <w:gridCol w:w="2610"/>
-        <w:gridCol w:w="3420"/>
+        <w:gridCol w:w="1985"/>
+        <w:gridCol w:w="2551"/>
+        <w:gridCol w:w="3384"/>
         <w:gridCol w:w="2268"/>
       </w:tblGrid>
       <w:tr>
         <w:tc>
           <w:tcPr>
-            <w:tcW w:w="1638" w:type="dxa"/>
+            <w:tcW w:w="1985" w:type="dxa"/>
           </w:tcPr>
           <w:p>
             <w:pPr>
@@ -297,14 +334,18 @@
                 <w:ilvl w:val="0"/>
                 <w:numId w:val="0"/>
               </w:numPr>
-              <w:jc w:val="center"/>
               <w:rPr>
                 <w:rFonts w:ascii="AndradaMono" w:hAnsi="AndradaMono" w:cs="Courier New"/>
+                <w:sz w:val="20"/>
+                <w:szCs w:val="20"/>
               </w:rPr>
             </w:pPr>
+            <w:bookmarkStart w:id="0" w:name="_Hlk233283841"/>
             <w:r>
               <w:rPr>
                 <w:rFonts w:ascii="AndradaMono" w:hAnsi="AndradaMono" w:cs="Courier New"/>
+                <w:sz w:val="20"/>
+                <w:szCs w:val="20"/>
               </w:rPr>
               <w:t>2026</w:t>
             </w:r>
@@ -312,7 +353,7 @@
         </w:tc>
         <w:tc>
           <w:tcPr>
-            <w:tcW w:w="2610" w:type="dxa"/>
+            <w:tcW w:w="2551" w:type="dxa"/>
           </w:tcPr>
           <w:p>
             <w:pPr>
@@ -321,22 +362,26 @@
                 <w:ilvl w:val="0"/>
                 <w:numId w:val="0"/>
               </w:numPr>
-              <w:jc w:val="center"/>
+              <w:jc w:val="both"/>
               <w:rPr>
                 <w:rFonts w:ascii="AndradaMono" w:hAnsi="AndradaMono" w:cs="Courier New"/>
+                <w:sz w:val="20"/>
+                <w:szCs w:val="20"/>
               </w:rPr>
             </w:pPr>
             <w:r>
               <w:rPr>
                 <w:rFonts w:ascii="AndradaMono" w:hAnsi="AndradaMono" w:cs="Courier New"/>
+                <w:sz w:val="20"/>
+                <w:szCs w:val="20"/>
               </w:rPr>
-              <w:t>Works on Display</w:t>
+              <w:t>Group Exhibition</w:t>
             </w:r>
           </w:p>
         </w:tc>
         <w:tc>
           <w:tcPr>
-            <w:tcW w:w="3420" w:type="dxa"/>
+            <w:tcW w:w="3384" w:type="dxa"/>
           </w:tcPr>
           <w:p>
             <w:pPr>
@@ -345,14 +390,146 @@
                 <w:ilvl w:val="0"/>
                 <w:numId w:val="0"/>
               </w:numPr>
-              <w:jc w:val="center"/>
+              <w:jc w:val="both"/>
               <w:rPr>
                 <w:rFonts w:ascii="AndradaMono" w:hAnsi="AndradaMono" w:cs="Courier New"/>
+                <w:sz w:val="20"/>
+                <w:szCs w:val="20"/>
               </w:rPr>
             </w:pPr>
             <w:r>
               <w:rPr>
                 <w:rFonts w:ascii="AndradaMono" w:hAnsi="AndradaMono" w:cs="Courier New"/>
+                <w:sz w:val="20"/>
+                <w:szCs w:val="20"/>
+              </w:rPr>
+              <w:t>Art Week Toronto 2026</w:t>
+            </w:r>
+          </w:p>
+        </w:tc>
+        <w:tc>
+          <w:tcPr>
+            <w:tcW w:w="2268" w:type="dxa"/>
+          </w:tcPr>
+          <w:p>
+            <w:pPr>
+              <w:pStyle w:val="ListBullet"/>
+              <w:numPr>
+                <w:ilvl w:val="0"/>
+                <w:numId w:val="0"/>
+              </w:numPr>
+              <w:rPr>
+                <w:rFonts w:ascii="AndradaMono" w:hAnsi="AndradaMono" w:cs="Courier New"/>
+                <w:sz w:val="20"/>
+                <w:szCs w:val="20"/>
+              </w:rPr>
+            </w:pPr>
+            <w:r>
+              <w:rPr>
+                <w:rFonts w:ascii="AndradaMono" w:hAnsi="AndradaMono" w:cs="Courier New"/>
+                <w:sz w:val="20"/>
+                <w:szCs w:val="20"/>
+              </w:rPr>
+              <w:t xml:space="preserve">  </w:t>
+            </w:r>
+            <w:r>
+              <w:rPr>
+                <w:rFonts w:ascii="AndradaMono" w:hAnsi="AndradaMono" w:cs="Courier New"/>
+                <w:sz w:val="20"/>
+                <w:szCs w:val="20"/>
+              </w:rPr>
+              <w:t>Toronto, Canada</w:t>
+            </w:r>
+          </w:p>
+        </w:tc>
+      </w:tr>
+      <w:tr>
+        <w:tc>
+          <w:tcPr>
+            <w:tcW w:w="1985" w:type="dxa"/>
+          </w:tcPr>
+          <w:p>
+            <w:pPr>
+              <w:pStyle w:val="ListBullet"/>
+              <w:numPr>
+                <w:ilvl w:val="0"/>
+                <w:numId w:val="0"/>
+              </w:numPr>
+              <w:rPr>
+                <w:rFonts w:ascii="AndradaMono" w:hAnsi="AndradaMono" w:cs="Courier New"/>
+                <w:sz w:val="20"/>
+                <w:szCs w:val="20"/>
+              </w:rPr>
+            </w:pPr>
+            <w:r>
+              <w:rPr>
+                <w:rFonts w:ascii="AndradaMono" w:hAnsi="AndradaMono" w:cs="Courier New"/>
+                <w:sz w:val="20"/>
+                <w:szCs w:val="20"/>
+              </w:rPr>
+              <w:t>20</w:t>
+            </w:r>
+            <w:r>
+              <w:rPr>
+                <w:rFonts w:ascii="AndradaMono" w:hAnsi="AndradaMono" w:cs="Courier New"/>
+                <w:sz w:val="20"/>
+                <w:szCs w:val="20"/>
+              </w:rPr>
+              <w:t>26 Present</w:t>
+            </w:r>
+          </w:p>
+        </w:tc>
+        <w:tc>
+          <w:tcPr>
+            <w:tcW w:w="2551" w:type="dxa"/>
+          </w:tcPr>
+          <w:p>
+            <w:pPr>
+              <w:pStyle w:val="ListBullet"/>
+              <w:numPr>
+                <w:ilvl w:val="0"/>
+                <w:numId w:val="0"/>
+              </w:numPr>
+              <w:jc w:val="both"/>
+              <w:rPr>
+                <w:rFonts w:ascii="AndradaMono" w:hAnsi="AndradaMono" w:cs="Courier New"/>
+                <w:sz w:val="20"/>
+                <w:szCs w:val="20"/>
+              </w:rPr>
+            </w:pPr>
+            <w:r>
+              <w:rPr>
+                <w:rFonts w:ascii="AndradaMono" w:hAnsi="AndradaMono" w:cs="Courier New"/>
+                <w:sz w:val="20"/>
+                <w:szCs w:val="20"/>
+              </w:rPr>
+              <w:t>Works on Display</w:t>
+            </w:r>
+          </w:p>
+        </w:tc>
+        <w:tc>
+          <w:tcPr>
+            <w:tcW w:w="3384" w:type="dxa"/>
+          </w:tcPr>
+          <w:p>
+            <w:pPr>
+              <w:pStyle w:val="ListBullet"/>
+              <w:numPr>
+                <w:ilvl w:val="0"/>
+                <w:numId w:val="0"/>
+              </w:numPr>
+              <w:jc w:val="both"/>
+              <w:rPr>
+                <w:rFonts w:ascii="AndradaMono" w:hAnsi="AndradaMono" w:cs="Courier New"/>
+                <w:sz w:val="20"/>
+                <w:szCs w:val="20"/>
+              </w:rPr>
+            </w:pPr>
+            <w:r>
+              <w:rPr>
+                <w:rFonts w:ascii="AndradaMono" w:hAnsi="AndradaMono" w:cs="Courier New"/>
+                <w:sz w:val="20"/>
+                <w:szCs w:val="20"/>
               </w:rPr>
               <w:t>Carbonic Cafe</w:t>
             </w:r>
@@ -369,14 +546,25 @@
                 <w:ilvl w:val="0"/>
                 <w:numId w:val="0"/>
               </w:numPr>
-              <w:jc w:val="center"/>
               <w:rPr>
                 <w:rFonts w:ascii="AndradaMono" w:hAnsi="AndradaMono" w:cs="Courier New"/>
+                <w:sz w:val="20"/>
+                <w:szCs w:val="20"/>
               </w:rPr>
             </w:pPr>
             <w:r>
               <w:rPr>
                 <w:rFonts w:ascii="AndradaMono" w:hAnsi="AndradaMono" w:cs="Courier New"/>
+                <w:sz w:val="20"/>
+                <w:szCs w:val="20"/>
+              </w:rPr>
+              <w:t xml:space="preserve">  </w:t>
+            </w:r>
+            <w:r>
+              <w:rPr>
+                <w:rFonts w:ascii="AndradaMono" w:hAnsi="AndradaMono" w:cs="Courier New"/>
+                <w:sz w:val="20"/>
+                <w:szCs w:val="20"/>
               </w:rPr>
               <w:t>Toronto, Canada</w:t>
             </w:r>
@@ -386,7 +574,7 @@
       <w:tr>
         <w:tc>
           <w:tcPr>
-            <w:tcW w:w="1638" w:type="dxa"/>
+            <w:tcW w:w="1985" w:type="dxa"/>
           </w:tcPr>
           <w:p>
             <w:pPr>
@@ -395,14 +583,17 @@
                 <w:ilvl w:val="0"/>
                 <w:numId w:val="0"/>
               </w:numPr>
-              <w:jc w:val="center"/>
               <w:rPr>
                 <w:rFonts w:ascii="AndradaMono" w:hAnsi="AndradaMono" w:cs="Courier New"/>
+                <w:sz w:val="20"/>
+                <w:szCs w:val="20"/>
               </w:rPr>
             </w:pPr>
             <w:r>
               <w:rPr>
                 <w:rFonts w:ascii="AndradaMono" w:hAnsi="AndradaMono" w:cs="Courier New"/>
+                <w:sz w:val="20"/>
+                <w:szCs w:val="20"/>
               </w:rPr>
               <w:t>2026</w:t>
             </w:r>
@@ -410,7 +601,7 @@
         </w:tc>
         <w:tc>
           <w:tcPr>
-            <w:tcW w:w="2610" w:type="dxa"/>
+            <w:tcW w:w="2551" w:type="dxa"/>
           </w:tcPr>
           <w:p>
             <w:pPr>
@@ -419,14 +610,18 @@
                 <w:ilvl w:val="0"/>
                 <w:numId w:val="0"/>
               </w:numPr>
-              <w:jc w:val="center"/>
+              <w:jc w:val="both"/>
               <w:rPr>
                 <w:rFonts w:ascii="AndradaMono" w:hAnsi="AndradaMono" w:cs="Courier New"/>
+                <w:sz w:val="20"/>
+                <w:szCs w:val="20"/>
               </w:rPr>
             </w:pPr>
             <w:r>
               <w:rPr>
                 <w:rFonts w:ascii="AndradaMono" w:hAnsi="AndradaMono" w:cs="Courier New"/>
+                <w:sz w:val="20"/>
+                <w:szCs w:val="20"/>
               </w:rPr>
               <w:t>Group Exhibition</w:t>
             </w:r>
@@ -434,7 +629,7 @@
         </w:tc>
         <w:tc>
           <w:tcPr>
-            <w:tcW w:w="3420" w:type="dxa"/>
+            <w:tcW w:w="3384" w:type="dxa"/>
           </w:tcPr>
           <w:p>
             <w:pPr>
@@ -443,28 +638,20 @@
                 <w:ilvl w:val="0"/>
                 <w:numId w:val="0"/>
               </w:numPr>
-              <w:jc w:val="center"/>
+              <w:jc w:val="both"/>
               <w:rPr>
                 <w:rFonts w:ascii="AndradaMono" w:hAnsi="AndradaMono" w:cs="Courier New"/>
+                <w:sz w:val="20"/>
+                <w:szCs w:val="20"/>
               </w:rPr>
             </w:pPr>
             <w:r>
               <w:rPr>
                 <w:rFonts w:ascii="AndradaMono" w:hAnsi="AndradaMono" w:cs="Courier New"/>
+                <w:sz w:val="20"/>
+                <w:szCs w:val="20"/>
               </w:rPr>
-              <w:t>RCHIVE</w:t>
-            </w:r>
-            <w:r>
-              <w:rPr>
-                <w:rFonts w:ascii="AndradaMono" w:hAnsi="AndradaMono" w:cs="Courier New"/>
-              </w:rPr>
-              <w:t xml:space="preserve"> </w:t>
-            </w:r>
-            <w:r>
-              <w:rPr>
-                <w:rFonts w:ascii="AndradaMono" w:hAnsi="AndradaMono" w:cs="Courier New"/>
-              </w:rPr>
-              <w:t>Art Gallery</w:t>
+              <w:t>RCHIVE Art Gallery</w:t>
             </w:r>
           </w:p>
         </w:tc>
@@ -479,14 +666,25 @@
                 <w:ilvl w:val="0"/>
                 <w:numId w:val="0"/>
               </w:numPr>
-              <w:jc w:val="center"/>
               <w:rPr>
                 <w:rFonts w:ascii="AndradaMono" w:hAnsi="AndradaMono" w:cs="Courier New"/>
+                <w:sz w:val="20"/>
+                <w:szCs w:val="20"/>
               </w:rPr>
             </w:pPr>
             <w:r>
               <w:rPr>
                 <w:rFonts w:ascii="AndradaMono" w:hAnsi="AndradaMono" w:cs="Courier New"/>
+                <w:sz w:val="20"/>
+                <w:szCs w:val="20"/>
+              </w:rPr>
+              <w:t xml:space="preserve">  </w:t>
+            </w:r>
+            <w:r>
+              <w:rPr>
+                <w:rFonts w:ascii="AndradaMono" w:hAnsi="AndradaMono" w:cs="Courier New"/>
+                <w:sz w:val="20"/>
+                <w:szCs w:val="20"/>
               </w:rPr>
               <w:t>Toronto, Canada</w:t>
             </w:r>
@@ -494,9 +692,12 @@
         </w:tc>
       </w:tr>
       <w:tr>
+        <w:trPr>
+          <w:trHeight w:val="80"/>
+        </w:trPr>
         <w:tc>
           <w:tcPr>
-            <w:tcW w:w="1638" w:type="dxa"/>
+            <w:tcW w:w="1985" w:type="dxa"/>
           </w:tcPr>
           <w:p>
             <w:pPr>
@@ -505,14 +706,17 @@
                 <w:ilvl w:val="0"/>
                 <w:numId w:val="0"/>
               </w:numPr>
-              <w:jc w:val="center"/>
               <w:rPr>
                 <w:rFonts w:ascii="AndradaMono" w:hAnsi="AndradaMono" w:cs="Courier New"/>
+                <w:sz w:val="20"/>
+                <w:szCs w:val="20"/>
               </w:rPr>
             </w:pPr>
             <w:r>
               <w:rPr>
                 <w:rFonts w:ascii="AndradaMono" w:hAnsi="AndradaMono" w:cs="Courier New"/>
+                <w:sz w:val="20"/>
+                <w:szCs w:val="20"/>
               </w:rPr>
               <w:t>2026</w:t>
             </w:r>
@@ -520,7 +724,7 @@
         </w:tc>
         <w:tc>
           <w:tcPr>
-            <w:tcW w:w="2610" w:type="dxa"/>
+            <w:tcW w:w="2551" w:type="dxa"/>
           </w:tcPr>
           <w:p>
             <w:pPr>
@@ -529,14 +733,18 @@
                 <w:ilvl w:val="0"/>
                 <w:numId w:val="0"/>
               </w:numPr>
-              <w:jc w:val="center"/>
+              <w:jc w:val="both"/>
               <w:rPr>
                 <w:rFonts w:ascii="AndradaMono" w:hAnsi="AndradaMono" w:cs="Courier New"/>
+                <w:sz w:val="20"/>
+                <w:szCs w:val="20"/>
               </w:rPr>
             </w:pPr>
             <w:r>
               <w:rPr>
                 <w:rFonts w:ascii="AndradaMono" w:hAnsi="AndradaMono" w:cs="Courier New"/>
+                <w:sz w:val="20"/>
+                <w:szCs w:val="20"/>
               </w:rPr>
               <w:t>Group Exhibition</w:t>
             </w:r>
@@ -544,7 +752,7 @@
         </w:tc>
         <w:tc>
           <w:tcPr>
-            <w:tcW w:w="3420" w:type="dxa"/>
+            <w:tcW w:w="3384" w:type="dxa"/>
           </w:tcPr>
           <w:p>
             <w:pPr>
@@ -553,14 +761,18 @@
                 <w:ilvl w:val="0"/>
                 <w:numId w:val="0"/>
               </w:numPr>
-              <w:jc w:val="center"/>
+              <w:jc w:val="both"/>
               <w:rPr>
                 <w:rFonts w:ascii="AndradaMono" w:hAnsi="AndradaMono" w:cs="Courier New"/>
+                <w:sz w:val="20"/>
+                <w:szCs w:val="20"/>
               </w:rPr>
             </w:pPr>
             <w:r>
               <w:rPr>
                 <w:rFonts w:ascii="AndradaMono" w:hAnsi="AndradaMono" w:cs="Courier New"/>
+                <w:sz w:val="20"/>
+                <w:szCs w:val="20"/>
               </w:rPr>
               <w:t>Pancakes and Booze</w:t>
             </w:r>
@@ -577,14 +789,25 @@
                 <w:ilvl w:val="0"/>
                 <w:numId w:val="0"/>
               </w:numPr>
-              <w:jc w:val="center"/>
               <w:rPr>
                 <w:rFonts w:ascii="AndradaMono" w:hAnsi="AndradaMono" w:cs="Courier New"/>
+                <w:sz w:val="20"/>
+                <w:szCs w:val="20"/>
               </w:rPr>
             </w:pPr>
             <w:r>
               <w:rPr>
                 <w:rFonts w:ascii="AndradaMono" w:hAnsi="AndradaMono" w:cs="Courier New"/>
+                <w:sz w:val="20"/>
+                <w:szCs w:val="20"/>
+              </w:rPr>
+              <w:t xml:space="preserve">  </w:t>
+            </w:r>
+            <w:r>
+              <w:rPr>
+                <w:rFonts w:ascii="AndradaMono" w:hAnsi="AndradaMono" w:cs="Courier New"/>
+                <w:sz w:val="20"/>
+                <w:szCs w:val="20"/>
               </w:rPr>
               <w:t>Toronto, Canada</w:t>
             </w:r>
@@ -597,7 +820,7 @@
         </w:trPr>
         <w:tc>
           <w:tcPr>
-            <w:tcW w:w="1638" w:type="dxa"/>
+            <w:tcW w:w="1985" w:type="dxa"/>
           </w:tcPr>
           <w:p>
             <w:pPr>
@@ -606,34 +829,25 @@
                 <w:ilvl w:val="0"/>
                 <w:numId w:val="0"/>
               </w:numPr>
-              <w:jc w:val="center"/>
               <w:rPr>
                 <w:rFonts w:ascii="AndradaMono" w:hAnsi="AndradaMono" w:cs="Courier New"/>
+                <w:sz w:val="20"/>
+                <w:szCs w:val="20"/>
               </w:rPr>
             </w:pPr>
             <w:r>
               <w:rPr>
                 <w:rFonts w:ascii="AndradaMono" w:hAnsi="AndradaMono" w:cs="Courier New"/>
+                <w:sz w:val="20"/>
+                <w:szCs w:val="20"/>
               </w:rPr>
-              <w:t>2024</w:t>
-            </w:r>
-            <w:r>
-              <w:rPr>
-                <w:rFonts w:ascii="AndradaMono" w:hAnsi="AndradaMono" w:cs="Courier New"/>
-              </w:rPr>
-              <w:t xml:space="preserve"> </w:t>
-            </w:r>
-            <w:r>
-              <w:rPr>
-                <w:rFonts w:ascii="AndradaMono" w:hAnsi="AndradaMono" w:cs="Courier New"/>
-              </w:rPr>
-              <w:t>2025</w:t>
+              <w:t>2024 2025</w:t>
             </w:r>
           </w:p>
         </w:tc>
         <w:tc>
           <w:tcPr>
-            <w:tcW w:w="2610" w:type="dxa"/>
+            <w:tcW w:w="2551" w:type="dxa"/>
           </w:tcPr>
           <w:p>
             <w:pPr>
@@ -642,14 +856,18 @@
                 <w:ilvl w:val="0"/>
                 <w:numId w:val="0"/>
               </w:numPr>
-              <w:jc w:val="center"/>
+              <w:jc w:val="both"/>
               <w:rPr>
                 <w:rFonts w:ascii="AndradaMono" w:hAnsi="AndradaMono" w:cs="Courier New"/>
+                <w:sz w:val="20"/>
+                <w:szCs w:val="20"/>
               </w:rPr>
             </w:pPr>
             <w:r>
               <w:rPr>
                 <w:rFonts w:ascii="AndradaMono" w:hAnsi="AndradaMono" w:cs="Courier New"/>
+                <w:sz w:val="20"/>
+                <w:szCs w:val="20"/>
               </w:rPr>
               <w:t>Works on Display</w:t>
             </w:r>
@@ -657,7 +875,7 @@
         </w:tc>
         <w:tc>
           <w:tcPr>
-            <w:tcW w:w="3420" w:type="dxa"/>
+            <w:tcW w:w="3384" w:type="dxa"/>
           </w:tcPr>
           <w:p>
             <w:pPr>
@@ -666,14 +884,18 @@
                 <w:ilvl w:val="0"/>
                 <w:numId w:val="0"/>
               </w:numPr>
-              <w:jc w:val="center"/>
+              <w:jc w:val="both"/>
               <w:rPr>
                 <w:rFonts w:ascii="AndradaMono" w:hAnsi="AndradaMono" w:cs="Courier New"/>
+                <w:sz w:val="20"/>
+                <w:szCs w:val="20"/>
               </w:rPr>
             </w:pPr>
             <w:r>
               <w:rPr>
                 <w:rFonts w:ascii="AndradaMono" w:hAnsi="AndradaMono" w:cs="Courier New"/>
+                <w:sz w:val="20"/>
+                <w:szCs w:val="20"/>
               </w:rPr>
               <w:t>The Chess Gallery</w:t>
             </w:r>
@@ -690,14 +912,25 @@
                 <w:ilvl w:val="0"/>
                 <w:numId w:val="0"/>
               </w:numPr>
-              <w:jc w:val="center"/>
               <w:rPr>
                 <w:rFonts w:ascii="AndradaMono" w:hAnsi="AndradaMono" w:cs="Courier New"/>
+                <w:sz w:val="20"/>
+                <w:szCs w:val="20"/>
               </w:rPr>
             </w:pPr>
             <w:r>
               <w:rPr>
                 <w:rFonts w:ascii="AndradaMono" w:hAnsi="AndradaMono" w:cs="Courier New"/>
+                <w:sz w:val="20"/>
+                <w:szCs w:val="20"/>
+              </w:rPr>
+              <w:t xml:space="preserve">  </w:t>
+            </w:r>
+            <w:r>
+              <w:rPr>
+                <w:rFonts w:ascii="AndradaMono" w:hAnsi="AndradaMono" w:cs="Courier New"/>
+                <w:sz w:val="20"/>
+                <w:szCs w:val="20"/>
               </w:rPr>
               <w:t>Toronto, Canada</w:t>
             </w:r>
@@ -705,23 +938,24 @@
         </w:tc>
       </w:tr>
     </w:tbl>
+    <w:bookmarkEnd w:id="0"/>
     <w:p>
       <w:pPr>
         <w:pStyle w:val="Heading1"/>
-        <w:spacing w:after="120"/>
+        <w:spacing w:before="640" w:after="120"/>
         <w:rPr>
           <w:rFonts w:ascii="AndradaMono" w:hAnsi="AndradaMono" w:cs="Courier New"/>
           <w:color w:val="auto"/>
-          <w:sz w:val="24"/>
-          <w:szCs w:val="24"/>
+          <w:sz w:val="22"/>
+          <w:szCs w:val="22"/>
         </w:rPr>
       </w:pPr>
       <w:r>
         <w:rPr>
           <w:rFonts w:ascii="AndradaMono" w:hAnsi="AndradaMono" w:cs="Courier New"/>
           <w:color w:val="auto"/>
-          <w:sz w:val="24"/>
-          <w:szCs w:val="24"/>
+          <w:sz w:val="22"/>
+          <w:szCs w:val="22"/>
         </w:rPr>
         <w:t>Press &amp; P</w:t>
       </w:r>
@@ -729,8 +963,8 @@
         <w:rPr>
           <w:rFonts w:ascii="AndradaMono" w:hAnsi="AndradaMono" w:cs="Courier New"/>
           <w:color w:val="auto"/>
-          <w:sz w:val="24"/>
-          <w:szCs w:val="24"/>
+          <w:sz w:val="22"/>
+          <w:szCs w:val="22"/>
         </w:rPr>
         <w:t>ublications</w:t>
       </w:r>
@@ -739,7 +973,7 @@
       <w:tblPr>
         <w:tblStyle w:val="TableGrid"/>
         <w:tblW w:w="0" w:type="auto"/>
-        <w:tblInd w:w="360" w:type="dxa"/>
+        <w:tblInd w:w="108" w:type="dxa"/>
         <w:tblBorders>
           <w:top w:val="none" w:sz="0" w:space="0" w:color="auto"/>
           <w:left w:val="none" w:sz="0" w:space="0" w:color="auto"/>
@@ -752,213 +986,18 @@
         <w:tblLook w:val="04A0" w:firstRow="1" w:lastRow="0" w:firstColumn="1" w:lastColumn="0" w:noHBand="0" w:noVBand="1"/>
       </w:tblPr>
       <w:tblGrid>
-        <w:gridCol w:w="1638"/>
-        <w:gridCol w:w="2790"/>
-        <w:gridCol w:w="3510"/>
-        <w:gridCol w:w="1998"/>
+        <w:gridCol w:w="1985"/>
+        <w:gridCol w:w="2551"/>
+        <w:gridCol w:w="3384"/>
+        <w:gridCol w:w="2268"/>
       </w:tblGrid>
       <w:tr>
         <w:trPr>
-          <w:trHeight w:val="287"/>
+          <w:trHeight w:val="545"/>
         </w:trPr>
         <w:tc>
           <w:tcPr>
-            <w:tcW w:w="1638" w:type="dxa"/>
-          </w:tcPr>
-          <w:p>
-            <w:pPr>
-              <w:pStyle w:val="ListBullet"/>
-              <w:numPr>
-                <w:ilvl w:val="0"/>
-                <w:numId w:val="0"/>
-              </w:numPr>
-              <w:jc w:val="center"/>
-              <w:rPr>
-                <w:rFonts w:ascii="AndradaMono" w:hAnsi="AndradaMono" w:cs="Courier New"/>
-              </w:rPr>
-            </w:pPr>
-            <w:r>
-              <w:rPr>
-                <w:rFonts w:ascii="AndradaMono" w:hAnsi="AndradaMono" w:cs="Courier New"/>
-              </w:rPr>
-              <w:t>2026</w:t>
-            </w:r>
-          </w:p>
-        </w:tc>
-        <w:tc>
-          <w:tcPr>
-            <w:tcW w:w="2790" w:type="dxa"/>
-          </w:tcPr>
-          <w:p>
-            <w:pPr>
-              <w:pStyle w:val="ListBullet"/>
-              <w:numPr>
-                <w:ilvl w:val="0"/>
-                <w:numId w:val="0"/>
-              </w:numPr>
-              <w:jc w:val="center"/>
-              <w:rPr>
-                <w:rFonts w:ascii="AndradaMono" w:hAnsi="AndradaMono" w:cs="Courier New"/>
-              </w:rPr>
-            </w:pPr>
-            <w:r>
-              <w:rPr>
-                <w:rFonts w:ascii="AndradaMono" w:hAnsi="AndradaMono" w:cs="Courier New"/>
-              </w:rPr>
-              <w:t>Featured Artworks</w:t>
-            </w:r>
-          </w:p>
-        </w:tc>
-        <w:tc>
-          <w:tcPr>
-            <w:tcW w:w="3510" w:type="dxa"/>
-          </w:tcPr>
-          <w:p>
-            <w:pPr>
-              <w:pStyle w:val="ListBullet"/>
-              <w:numPr>
-                <w:ilvl w:val="0"/>
-                <w:numId w:val="0"/>
-              </w:numPr>
-              <w:jc w:val="center"/>
-              <w:rPr>
-                <w:rFonts w:ascii="AndradaMono" w:hAnsi="AndradaMono" w:cs="Courier New"/>
-              </w:rPr>
-            </w:pPr>
-            <w:proofErr w:type="spellStart"/>
-            <w:r>
-              <w:rPr>
-                <w:rFonts w:ascii="AndradaMono" w:hAnsi="AndradaMono" w:cs="Courier New"/>
-              </w:rPr>
-              <w:t>ArtLaunch</w:t>
-            </w:r>
-            <w:proofErr w:type="spellEnd"/>
-            <w:r>
-              <w:rPr>
-                <w:rFonts w:ascii="AndradaMono" w:hAnsi="AndradaMono" w:cs="Courier New"/>
-              </w:rPr>
-              <w:t xml:space="preserve"> Organization</w:t>
-            </w:r>
-          </w:p>
-        </w:tc>
-        <w:tc>
-          <w:tcPr>
-            <w:tcW w:w="1998" w:type="dxa"/>
-          </w:tcPr>
-          <w:p>
-            <w:pPr>
-              <w:pStyle w:val="ListBullet"/>
-              <w:numPr>
-                <w:ilvl w:val="0"/>
-                <w:numId w:val="0"/>
-              </w:numPr>
-              <w:jc w:val="center"/>
-              <w:rPr>
-                <w:rFonts w:ascii="AndradaMono" w:hAnsi="AndradaMono" w:cs="Courier New"/>
-              </w:rPr>
-            </w:pPr>
-            <w:r>
-              <w:rPr>
-                <w:rFonts w:ascii="AndradaMono" w:hAnsi="AndradaMono" w:cs="Courier New"/>
-              </w:rPr>
-              <w:t>Canada</w:t>
-            </w:r>
-            <w:r>
-              <w:rPr>
-                <w:rFonts w:ascii="AndradaMono" w:hAnsi="AndradaMono" w:cs="Courier New"/>
-              </w:rPr>
-              <w:t>-</w:t>
-            </w:r>
-            <w:r>
-              <w:rPr>
-                <w:rFonts w:ascii="AndradaMono" w:hAnsi="AndradaMono" w:cs="Courier New"/>
-              </w:rPr>
-              <w:t>Online</w:t>
-            </w:r>
-          </w:p>
-        </w:tc>
-      </w:tr>
-    </w:tbl>
-    <w:p>
-      <w:pPr>
-        <w:pStyle w:val="Heading1"/>
-        <w:spacing w:after="120"/>
-        <w:rPr>
-          <w:rFonts w:ascii="AndradaMono" w:hAnsi="AndradaMono" w:cs="Courier New"/>
-          <w:color w:val="auto"/>
-          <w:sz w:val="24"/>
-          <w:szCs w:val="24"/>
-        </w:rPr>
-      </w:pPr>
-      <w:r>
-        <w:rPr>
-          <w:rFonts w:ascii="AndradaMono" w:hAnsi="AndradaMono" w:cs="Courier New"/>
-          <w:color w:val="auto"/>
-          <w:sz w:val="24"/>
-          <w:szCs w:val="24"/>
-        </w:rPr>
-        <w:t>Collections</w:t>
-      </w:r>
-    </w:p>
-    <w:tbl>
-      <w:tblPr>
-        <w:tblStyle w:val="TableGrid"/>
-        <w:tblW w:w="0" w:type="auto"/>
-        <w:tblInd w:w="288" w:type="dxa"/>
-        <w:tblBorders>
-          <w:top w:val="none" w:sz="0" w:space="0" w:color="auto"/>
-          <w:left w:val="none" w:sz="0" w:space="0" w:color="auto"/>
-          <w:bottom w:val="none" w:sz="0" w:space="0" w:color="auto"/>
-          <w:right w:val="none" w:sz="0" w:space="0" w:color="auto"/>
-          <w:insideH w:val="none" w:sz="0" w:space="0" w:color="auto"/>
-          <w:insideV w:val="none" w:sz="0" w:space="0" w:color="auto"/>
-        </w:tblBorders>
-        <w:tblLook w:val="04A0" w:firstRow="1" w:lastRow="0" w:firstColumn="1" w:lastColumn="0" w:noHBand="0" w:noVBand="1"/>
-      </w:tblPr>
-      <w:tblGrid>
-        <w:gridCol w:w="1800"/>
-        <w:gridCol w:w="8208"/>
-      </w:tblGrid>
-      <w:tr>
-        <w:tc>
-          <w:tcPr>
-            <w:tcW w:w="1800" w:type="dxa"/>
-          </w:tcPr>
-          <w:p>
-            <w:pPr>
-              <w:pStyle w:val="ListBullet"/>
-              <w:numPr>
-                <w:ilvl w:val="0"/>
-                <w:numId w:val="0"/>
-              </w:numPr>
-              <w:jc w:val="center"/>
-              <w:rPr>
-                <w:rFonts w:ascii="AndradaMono" w:hAnsi="AndradaMono" w:cs="Courier New"/>
-              </w:rPr>
-            </w:pPr>
-            <w:r>
-              <w:rPr>
-                <w:rFonts w:ascii="AndradaMono" w:hAnsi="AndradaMono" w:cs="Courier New"/>
-              </w:rPr>
-              <w:t>Private</w:t>
-            </w:r>
-            <w:r>
-              <w:rPr>
-                <w:rFonts w:ascii="AndradaMono" w:hAnsi="AndradaMono" w:cs="Courier New"/>
-              </w:rPr>
-              <w:br/>
-            </w:r>
-            <w:r>
-              <w:rPr>
-                <w:rFonts w:ascii="AndradaMono" w:hAnsi="AndradaMono" w:cs="Courier New"/>
-              </w:rPr>
-              <w:br/>
-            </w:r>
-          </w:p>
-        </w:tc>
-        <w:tc>
-          <w:tcPr>
-            <w:tcW w:w="8208" w:type="dxa"/>
+            <w:tcW w:w="1985" w:type="dxa"/>
           </w:tcPr>
           <w:p>
             <w:pPr>
@@ -969,11 +1008,428 @@
               </w:numPr>
               <w:rPr>
                 <w:rFonts w:ascii="AndradaMono" w:hAnsi="AndradaMono" w:cs="Courier New"/>
+                <w:sz w:val="20"/>
+                <w:szCs w:val="20"/>
               </w:rPr>
             </w:pPr>
             <w:r>
               <w:rPr>
                 <w:rFonts w:ascii="AndradaMono" w:hAnsi="AndradaMono" w:cs="Courier New"/>
+                <w:sz w:val="20"/>
+                <w:szCs w:val="20"/>
+              </w:rPr>
+              <w:t>2026</w:t>
+            </w:r>
+          </w:p>
+        </w:tc>
+        <w:tc>
+          <w:tcPr>
+            <w:tcW w:w="2551" w:type="dxa"/>
+          </w:tcPr>
+          <w:p>
+            <w:pPr>
+              <w:pStyle w:val="ListBullet"/>
+              <w:numPr>
+                <w:ilvl w:val="0"/>
+                <w:numId w:val="0"/>
+              </w:numPr>
+              <w:jc w:val="both"/>
+              <w:rPr>
+                <w:rFonts w:ascii="AndradaMono" w:hAnsi="AndradaMono" w:cs="Courier New"/>
+                <w:sz w:val="20"/>
+                <w:szCs w:val="20"/>
+              </w:rPr>
+            </w:pPr>
+            <w:r>
+              <w:rPr>
+                <w:rFonts w:ascii="AndradaMono" w:hAnsi="AndradaMono" w:cs="Courier New"/>
+                <w:sz w:val="20"/>
+                <w:szCs w:val="20"/>
+              </w:rPr>
+              <w:t>Studio</w:t>
+            </w:r>
+            <w:r>
+              <w:rPr>
+                <w:rFonts w:ascii="AndradaMono" w:hAnsi="AndradaMono" w:cs="Courier New"/>
+                <w:sz w:val="20"/>
+                <w:szCs w:val="20"/>
+              </w:rPr>
+              <w:t xml:space="preserve"> </w:t>
+            </w:r>
+            <w:r>
+              <w:rPr>
+                <w:rFonts w:ascii="AndradaMono" w:hAnsi="AndradaMono" w:cs="Courier New"/>
+                <w:sz w:val="20"/>
+                <w:szCs w:val="20"/>
+              </w:rPr>
+              <w:t>Visit &amp;</w:t>
+            </w:r>
+          </w:p>
+          <w:p>
+            <w:pPr>
+              <w:pStyle w:val="ListBullet"/>
+              <w:numPr>
+                <w:ilvl w:val="0"/>
+                <w:numId w:val="0"/>
+              </w:numPr>
+              <w:jc w:val="both"/>
+              <w:rPr>
+                <w:rFonts w:ascii="AndradaMono" w:hAnsi="AndradaMono" w:cs="Courier New"/>
+                <w:sz w:val="20"/>
+                <w:szCs w:val="20"/>
+              </w:rPr>
+            </w:pPr>
+            <w:r>
+              <w:rPr>
+                <w:rFonts w:ascii="AndradaMono" w:hAnsi="AndradaMono" w:cs="Courier New"/>
+                <w:sz w:val="20"/>
+                <w:szCs w:val="20"/>
+              </w:rPr>
+              <w:t>Interview Video</w:t>
+            </w:r>
+          </w:p>
+        </w:tc>
+        <w:tc>
+          <w:tcPr>
+            <w:tcW w:w="3384" w:type="dxa"/>
+          </w:tcPr>
+          <w:p>
+            <w:pPr>
+              <w:pStyle w:val="ListBullet"/>
+              <w:numPr>
+                <w:ilvl w:val="0"/>
+                <w:numId w:val="0"/>
+              </w:numPr>
+              <w:jc w:val="both"/>
+              <w:rPr>
+                <w:rFonts w:ascii="AndradaMono" w:hAnsi="AndradaMono" w:cs="Courier New"/>
+                <w:sz w:val="20"/>
+                <w:szCs w:val="20"/>
+              </w:rPr>
+            </w:pPr>
+            <w:r>
+              <w:rPr>
+                <w:rFonts w:ascii="AndradaMono" w:hAnsi="AndradaMono" w:cs="Courier New"/>
+                <w:sz w:val="20"/>
+                <w:szCs w:val="20"/>
+              </w:rPr>
+              <w:t xml:space="preserve">RCHIVE </w:t>
+            </w:r>
+            <w:r>
+              <w:rPr>
+                <w:rFonts w:ascii="AndradaMono" w:hAnsi="AndradaMono" w:cs="Courier New"/>
+                <w:sz w:val="20"/>
+                <w:szCs w:val="20"/>
+              </w:rPr>
+              <w:t>Art Week</w:t>
+            </w:r>
+            <w:r>
+              <w:rPr>
+                <w:rFonts w:ascii="AndradaMono" w:hAnsi="AndradaMono" w:cs="Courier New"/>
+                <w:sz w:val="20"/>
+                <w:szCs w:val="20"/>
+              </w:rPr>
+              <w:t xml:space="preserve"> </w:t>
+            </w:r>
+            <w:r>
+              <w:rPr>
+                <w:rFonts w:ascii="AndradaMono" w:hAnsi="AndradaMono" w:cs="Courier New"/>
+                <w:sz w:val="20"/>
+                <w:szCs w:val="20"/>
+              </w:rPr>
+              <w:t>Toronto</w:t>
+            </w:r>
+          </w:p>
+        </w:tc>
+        <w:tc>
+          <w:tcPr>
+            <w:tcW w:w="2268" w:type="dxa"/>
+          </w:tcPr>
+          <w:p>
+            <w:pPr>
+              <w:pStyle w:val="ListBullet"/>
+              <w:numPr>
+                <w:ilvl w:val="0"/>
+                <w:numId w:val="0"/>
+              </w:numPr>
+              <w:rPr>
+                <w:rFonts w:ascii="AndradaMono" w:hAnsi="AndradaMono" w:cs="Courier New"/>
+                <w:sz w:val="20"/>
+                <w:szCs w:val="20"/>
+              </w:rPr>
+            </w:pPr>
+            <w:r>
+              <w:rPr>
+                <w:rFonts w:ascii="AndradaMono" w:hAnsi="AndradaMono" w:cs="Courier New"/>
+                <w:sz w:val="20"/>
+                <w:szCs w:val="20"/>
+              </w:rPr>
+              <w:t xml:space="preserve">  </w:t>
+            </w:r>
+            <w:r>
+              <w:rPr>
+                <w:rFonts w:ascii="AndradaMono" w:hAnsi="AndradaMono" w:cs="Courier New"/>
+                <w:sz w:val="20"/>
+                <w:szCs w:val="20"/>
+              </w:rPr>
+              <w:t xml:space="preserve">Canada, </w:t>
+            </w:r>
+            <w:proofErr w:type="gramStart"/>
+            <w:r>
+              <w:rPr>
+                <w:rFonts w:ascii="AndradaMono" w:hAnsi="AndradaMono" w:cs="Courier New"/>
+                <w:sz w:val="20"/>
+                <w:szCs w:val="20"/>
+              </w:rPr>
+              <w:t>Online</w:t>
+            </w:r>
+            <w:proofErr w:type="gramEnd"/>
+          </w:p>
+        </w:tc>
+      </w:tr>
+      <w:tr>
+        <w:tc>
+          <w:tcPr>
+            <w:tcW w:w="1985" w:type="dxa"/>
+          </w:tcPr>
+          <w:p>
+            <w:pPr>
+              <w:pStyle w:val="ListBullet"/>
+              <w:numPr>
+                <w:ilvl w:val="0"/>
+                <w:numId w:val="0"/>
+              </w:numPr>
+              <w:rPr>
+                <w:rFonts w:ascii="AndradaMono" w:hAnsi="AndradaMono" w:cs="Courier New"/>
+                <w:sz w:val="20"/>
+                <w:szCs w:val="20"/>
+              </w:rPr>
+            </w:pPr>
+            <w:r>
+              <w:rPr>
+                <w:rFonts w:ascii="AndradaMono" w:hAnsi="AndradaMono" w:cs="Courier New"/>
+                <w:sz w:val="20"/>
+                <w:szCs w:val="20"/>
+              </w:rPr>
+              <w:t>2026 Present</w:t>
+            </w:r>
+          </w:p>
+        </w:tc>
+        <w:tc>
+          <w:tcPr>
+            <w:tcW w:w="2551" w:type="dxa"/>
+          </w:tcPr>
+          <w:p>
+            <w:pPr>
+              <w:pStyle w:val="ListBullet"/>
+              <w:numPr>
+                <w:ilvl w:val="0"/>
+                <w:numId w:val="0"/>
+              </w:numPr>
+              <w:jc w:val="both"/>
+              <w:rPr>
+                <w:rFonts w:ascii="AndradaMono" w:hAnsi="AndradaMono" w:cs="Courier New"/>
+                <w:sz w:val="20"/>
+                <w:szCs w:val="20"/>
+              </w:rPr>
+            </w:pPr>
+            <w:r>
+              <w:rPr>
+                <w:rFonts w:ascii="AndradaMono" w:hAnsi="AndradaMono" w:cs="Courier New"/>
+                <w:sz w:val="20"/>
+                <w:szCs w:val="20"/>
+              </w:rPr>
+              <w:t>Featured Artworks</w:t>
+            </w:r>
+          </w:p>
+        </w:tc>
+        <w:tc>
+          <w:tcPr>
+            <w:tcW w:w="3384" w:type="dxa"/>
+          </w:tcPr>
+          <w:p>
+            <w:pPr>
+              <w:pStyle w:val="ListBullet"/>
+              <w:numPr>
+                <w:ilvl w:val="0"/>
+                <w:numId w:val="0"/>
+              </w:numPr>
+              <w:jc w:val="both"/>
+              <w:rPr>
+                <w:rFonts w:ascii="AndradaMono" w:hAnsi="AndradaMono" w:cs="Courier New"/>
+                <w:sz w:val="20"/>
+                <w:szCs w:val="20"/>
+              </w:rPr>
+            </w:pPr>
+            <w:proofErr w:type="spellStart"/>
+            <w:r>
+              <w:rPr>
+                <w:rFonts w:ascii="AndradaMono" w:hAnsi="AndradaMono" w:cs="Courier New"/>
+                <w:sz w:val="20"/>
+                <w:szCs w:val="20"/>
+              </w:rPr>
+              <w:t>ArtLaunch</w:t>
+            </w:r>
+            <w:proofErr w:type="spellEnd"/>
+            <w:r>
+              <w:rPr>
+                <w:rFonts w:ascii="AndradaMono" w:hAnsi="AndradaMono" w:cs="Courier New"/>
+                <w:sz w:val="20"/>
+                <w:szCs w:val="20"/>
+              </w:rPr>
+              <w:t xml:space="preserve"> </w:t>
+            </w:r>
+            <w:r>
+              <w:rPr>
+                <w:rFonts w:ascii="AndradaMono" w:hAnsi="AndradaMono" w:cs="Courier New"/>
+                <w:sz w:val="20"/>
+                <w:szCs w:val="20"/>
+              </w:rPr>
+              <w:t>Org</w:t>
+            </w:r>
+          </w:p>
+        </w:tc>
+        <w:tc>
+          <w:tcPr>
+            <w:tcW w:w="2268" w:type="dxa"/>
+          </w:tcPr>
+          <w:p>
+            <w:pPr>
+              <w:pStyle w:val="ListBullet"/>
+              <w:numPr>
+                <w:ilvl w:val="0"/>
+                <w:numId w:val="0"/>
+              </w:numPr>
+              <w:rPr>
+                <w:rFonts w:ascii="AndradaMono" w:hAnsi="AndradaMono" w:cs="Courier New"/>
+                <w:sz w:val="20"/>
+                <w:szCs w:val="20"/>
+              </w:rPr>
+            </w:pPr>
+            <w:r>
+              <w:rPr>
+                <w:rFonts w:ascii="AndradaMono" w:hAnsi="AndradaMono" w:cs="Courier New"/>
+                <w:sz w:val="20"/>
+                <w:szCs w:val="20"/>
+              </w:rPr>
+              <w:t xml:space="preserve">  </w:t>
+            </w:r>
+            <w:r>
+              <w:rPr>
+                <w:rFonts w:ascii="AndradaMono" w:hAnsi="AndradaMono" w:cs="Courier New"/>
+                <w:sz w:val="20"/>
+                <w:szCs w:val="20"/>
+              </w:rPr>
+              <w:t xml:space="preserve">Canada, </w:t>
+            </w:r>
+            <w:proofErr w:type="gramStart"/>
+            <w:r>
+              <w:rPr>
+                <w:rFonts w:ascii="AndradaMono" w:hAnsi="AndradaMono" w:cs="Courier New"/>
+                <w:sz w:val="20"/>
+                <w:szCs w:val="20"/>
+              </w:rPr>
+              <w:t>Online</w:t>
+            </w:r>
+            <w:proofErr w:type="gramEnd"/>
+          </w:p>
+        </w:tc>
+      </w:tr>
+    </w:tbl>
+    <w:p>
+      <w:pPr>
+        <w:pStyle w:val="Heading1"/>
+        <w:spacing w:before="640" w:after="120"/>
+        <w:rPr>
+          <w:rFonts w:ascii="AndradaMono" w:hAnsi="AndradaMono" w:cs="Courier New"/>
+          <w:color w:val="auto"/>
+          <w:sz w:val="22"/>
+          <w:szCs w:val="22"/>
+        </w:rPr>
+      </w:pPr>
+      <w:r>
+        <w:rPr>
+          <w:rFonts w:ascii="AndradaMono" w:hAnsi="AndradaMono" w:cs="Courier New"/>
+          <w:color w:val="auto"/>
+          <w:sz w:val="22"/>
+          <w:szCs w:val="22"/>
+        </w:rPr>
+        <w:t>Collections</w:t>
+      </w:r>
+    </w:p>
+    <w:tbl>
+      <w:tblPr>
+        <w:tblStyle w:val="TableGrid"/>
+        <w:tblW w:w="0" w:type="auto"/>
+        <w:tblInd w:w="108" w:type="dxa"/>
+        <w:tblBorders>
+          <w:top w:val="none" w:sz="0" w:space="0" w:color="auto"/>
+          <w:left w:val="none" w:sz="0" w:space="0" w:color="auto"/>
+          <w:bottom w:val="none" w:sz="0" w:space="0" w:color="auto"/>
+          <w:right w:val="none" w:sz="0" w:space="0" w:color="auto"/>
+          <w:insideH w:val="none" w:sz="0" w:space="0" w:color="auto"/>
+          <w:insideV w:val="none" w:sz="0" w:space="0" w:color="auto"/>
+        </w:tblBorders>
+        <w:tblLayout w:type="fixed"/>
+        <w:tblLook w:val="04A0" w:firstRow="1" w:lastRow="0" w:firstColumn="1" w:lastColumn="0" w:noHBand="0" w:noVBand="1"/>
+      </w:tblPr>
+      <w:tblGrid>
+        <w:gridCol w:w="1985"/>
+        <w:gridCol w:w="2551"/>
+        <w:gridCol w:w="2835"/>
+        <w:gridCol w:w="2817"/>
+      </w:tblGrid>
+      <w:tr>
+        <w:tc>
+          <w:tcPr>
+            <w:tcW w:w="1985" w:type="dxa"/>
+          </w:tcPr>
+          <w:p>
+            <w:pPr>
+              <w:pStyle w:val="ListBullet"/>
+              <w:numPr>
+                <w:ilvl w:val="0"/>
+                <w:numId w:val="0"/>
+              </w:numPr>
+              <w:rPr>
+                <w:rFonts w:ascii="AndradaMono" w:hAnsi="AndradaMono" w:cs="Courier New"/>
+                <w:sz w:val="20"/>
+                <w:szCs w:val="20"/>
+              </w:rPr>
+            </w:pPr>
+            <w:r>
+              <w:rPr>
+                <w:rFonts w:ascii="AndradaMono" w:hAnsi="AndradaMono" w:cs="Courier New"/>
+                <w:sz w:val="20"/>
+                <w:szCs w:val="20"/>
+              </w:rPr>
+              <w:t>Private</w:t>
+            </w:r>
+          </w:p>
+        </w:tc>
+        <w:tc>
+          <w:tcPr>
+            <w:tcW w:w="2551" w:type="dxa"/>
+          </w:tcPr>
+          <w:p>
+            <w:pPr>
+              <w:pStyle w:val="ListBullet"/>
+              <w:numPr>
+                <w:ilvl w:val="0"/>
+                <w:numId w:val="0"/>
+              </w:numPr>
+              <w:jc w:val="both"/>
+              <w:rPr>
+                <w:rFonts w:ascii="AndradaMono" w:hAnsi="AndradaMono" w:cs="Courier New"/>
+                <w:sz w:val="20"/>
+                <w:szCs w:val="20"/>
+              </w:rPr>
+            </w:pPr>
+            <w:r>
+              <w:rPr>
+                <w:rFonts w:ascii="AndradaMono" w:hAnsi="AndradaMono" w:cs="Courier New"/>
+                <w:sz w:val="20"/>
+                <w:szCs w:val="20"/>
               </w:rPr>
               <w:t>Athens, Greece</w:t>
             </w:r>
@@ -985,13 +1441,62 @@
                 <w:ilvl w:val="0"/>
                 <w:numId w:val="0"/>
               </w:numPr>
+              <w:jc w:val="both"/>
               <w:rPr>
                 <w:rFonts w:ascii="AndradaMono" w:hAnsi="AndradaMono" w:cs="Courier New"/>
+                <w:sz w:val="20"/>
+                <w:szCs w:val="20"/>
               </w:rPr>
             </w:pPr>
             <w:r>
               <w:rPr>
                 <w:rFonts w:ascii="AndradaMono" w:hAnsi="AndradaMono" w:cs="Courier New"/>
+                <w:sz w:val="20"/>
+                <w:szCs w:val="20"/>
+              </w:rPr>
+              <w:t>Rapid City</w:t>
+            </w:r>
+            <w:r>
+              <w:rPr>
+                <w:rFonts w:ascii="AndradaMono" w:hAnsi="AndradaMono" w:cs="Courier New"/>
+                <w:sz w:val="20"/>
+                <w:szCs w:val="20"/>
+              </w:rPr>
+              <w:t xml:space="preserve">, </w:t>
+            </w:r>
+            <w:r>
+              <w:rPr>
+                <w:rFonts w:ascii="AndradaMono" w:hAnsi="AndradaMono" w:cs="Courier New"/>
+                <w:sz w:val="20"/>
+                <w:szCs w:val="20"/>
+              </w:rPr>
+              <w:t>USA</w:t>
+            </w:r>
+          </w:p>
+        </w:tc>
+        <w:tc>
+          <w:tcPr>
+            <w:tcW w:w="2835" w:type="dxa"/>
+          </w:tcPr>
+          <w:p>
+            <w:pPr>
+              <w:pStyle w:val="ListBullet"/>
+              <w:numPr>
+                <w:ilvl w:val="0"/>
+                <w:numId w:val="0"/>
+              </w:numPr>
+              <w:jc w:val="both"/>
+              <w:rPr>
+                <w:rFonts w:ascii="AndradaMono" w:hAnsi="AndradaMono" w:cs="Courier New"/>
+                <w:sz w:val="20"/>
+                <w:szCs w:val="20"/>
+              </w:rPr>
+            </w:pPr>
+            <w:r>
+              <w:rPr>
+                <w:rFonts w:ascii="AndradaMono" w:hAnsi="AndradaMono" w:cs="Courier New"/>
+                <w:sz w:val="20"/>
+                <w:szCs w:val="20"/>
               </w:rPr>
               <w:t>Montreal, Canada</w:t>
             </w:r>
@@ -1003,17 +1508,43 @@
                 <w:ilvl w:val="0"/>
                 <w:numId w:val="0"/>
               </w:numPr>
+              <w:jc w:val="both"/>
               <w:rPr>
                 <w:rFonts w:ascii="AndradaMono" w:hAnsi="AndradaMono" w:cs="Courier New"/>
+                <w:sz w:val="20"/>
+                <w:szCs w:val="20"/>
               </w:rPr>
             </w:pPr>
             <w:r>
               <w:rPr>
                 <w:rFonts w:ascii="AndradaMono" w:hAnsi="AndradaMono" w:cs="Courier New"/>
+                <w:sz w:val="20"/>
+                <w:szCs w:val="20"/>
               </w:rPr>
-              <w:t>Rapid City, USA</w:t>
+              <w:t>Suncheon, South</w:t>
+            </w:r>
+            <w:r>
+              <w:rPr>
+                <w:rFonts w:ascii="AndradaMono" w:hAnsi="AndradaMono" w:cs="Courier New"/>
+                <w:sz w:val="20"/>
+                <w:szCs w:val="20"/>
+              </w:rPr>
+              <w:t xml:space="preserve"> </w:t>
+            </w:r>
+            <w:r>
+              <w:rPr>
+                <w:rFonts w:ascii="AndradaMono" w:hAnsi="AndradaMono" w:cs="Courier New"/>
+                <w:sz w:val="20"/>
+                <w:szCs w:val="20"/>
+              </w:rPr>
+              <w:t>Korea</w:t>
             </w:r>
           </w:p>
+        </w:tc>
+        <w:tc>
+          <w:tcPr>
+            <w:tcW w:w="2817" w:type="dxa"/>
+          </w:tcPr>
           <w:p>
             <w:pPr>
               <w:pStyle w:val="ListBullet"/>
@@ -1023,29 +1554,32 @@
               </w:numPr>
               <w:rPr>
                 <w:rFonts w:ascii="AndradaMono" w:hAnsi="AndradaMono" w:cs="Courier New"/>
+                <w:sz w:val="20"/>
+                <w:szCs w:val="20"/>
               </w:rPr>
             </w:pPr>
             <w:r>
               <w:rPr>
                 <w:rFonts w:ascii="AndradaMono" w:hAnsi="AndradaMono" w:cs="Courier New"/>
+                <w:sz w:val="20"/>
+                <w:szCs w:val="20"/>
               </w:rPr>
-              <w:t>Suncheon, South Korea</w:t>
+              <w:t xml:space="preserve">  Quebec City, Canada</w:t>
             </w:r>
-          </w:p>
-          <w:p>
-            <w:pPr>
-              <w:pStyle w:val="ListBullet"/>
-              <w:numPr>
-                <w:ilvl w:val="0"/>
-                <w:numId w:val="0"/>
-              </w:numPr>
-              <w:rPr>
-                <w:rFonts w:ascii="AndradaMono" w:hAnsi="AndradaMono" w:cs="Courier New"/>
-              </w:rPr>
-            </w:pPr>
             <w:r>
               <w:rPr>
                 <w:rFonts w:ascii="AndradaMono" w:hAnsi="AndradaMono" w:cs="Courier New"/>
+                <w:sz w:val="20"/>
+                <w:szCs w:val="20"/>
+              </w:rPr>
+              <w:br/>
+              <w:t xml:space="preserve">      </w:t>
+            </w:r>
+            <w:r>
+              <w:rPr>
+                <w:rFonts w:ascii="AndradaMono" w:hAnsi="AndradaMono" w:cs="Courier New"/>
+                <w:sz w:val="20"/>
+                <w:szCs w:val="20"/>
               </w:rPr>
               <w:t>Toronto, Canada</w:t>
             </w:r>
@@ -1056,167 +1590,93 @@
     <w:p>
       <w:pPr>
         <w:pStyle w:val="Heading1"/>
-        <w:spacing w:after="120"/>
+        <w:spacing w:before="640" w:after="120"/>
         <w:rPr>
           <w:rFonts w:ascii="AndradaMono" w:eastAsiaTheme="minorEastAsia" w:hAnsi="AndradaMono" w:cs="Courier New"/>
           <w:b w:val="0"/>
           <w:bCs w:val="0"/>
           <w:color w:val="auto"/>
-          <w:sz w:val="22"/>
-          <w:szCs w:val="22"/>
+          <w:sz w:val="20"/>
+          <w:szCs w:val="20"/>
         </w:rPr>
       </w:pPr>
       <w:r>
         <w:rPr>
           <w:rFonts w:ascii="AndradaMono" w:hAnsi="AndradaMono" w:cs="Courier New"/>
           <w:color w:val="auto"/>
-          <w:sz w:val="24"/>
-          <w:szCs w:val="24"/>
+          <w:sz w:val="22"/>
+          <w:szCs w:val="22"/>
         </w:rPr>
         <w:t>Artistic Practice</w:t>
       </w:r>
     </w:p>
+    <w:tbl>
+      <w:tblPr>
+        <w:tblStyle w:val="TableGrid"/>
+        <w:tblW w:w="0" w:type="auto"/>
+        <w:tblInd w:w="108" w:type="dxa"/>
+        <w:tblBorders>
+          <w:top w:val="none" w:sz="0" w:space="0" w:color="auto"/>
+          <w:left w:val="none" w:sz="0" w:space="0" w:color="auto"/>
+          <w:bottom w:val="none" w:sz="0" w:space="0" w:color="auto"/>
+          <w:right w:val="none" w:sz="0" w:space="0" w:color="auto"/>
+          <w:insideH w:val="none" w:sz="0" w:space="0" w:color="auto"/>
+          <w:insideV w:val="none" w:sz="0" w:space="0" w:color="auto"/>
+        </w:tblBorders>
+        <w:tblLayout w:type="fixed"/>
+        <w:tblLook w:val="04A0" w:firstRow="1" w:lastRow="0" w:firstColumn="1" w:lastColumn="0" w:noHBand="0" w:noVBand="1"/>
+      </w:tblPr>
+      <w:tblGrid>
+        <w:gridCol w:w="10188"/>
+      </w:tblGrid>
+      <w:tr>
+        <w:trPr>
+          <w:trHeight w:val="80"/>
+        </w:trPr>
+        <w:tc>
+          <w:tcPr>
+            <w:tcW w:w="10188" w:type="dxa"/>
+          </w:tcPr>
+          <w:p>
+            <w:pPr>
+              <w:pStyle w:val="ListBullet"/>
+              <w:ind w:left="0"/>
+              <w:jc w:val="both"/>
+              <w:rPr>
+                <w:rFonts w:ascii="AndradaMono" w:hAnsi="AndradaMono" w:cs="Courier New"/>
+                <w:sz w:val="20"/>
+                <w:szCs w:val="20"/>
+              </w:rPr>
+            </w:pPr>
+            <w:r>
+              <w:rPr>
+                <w:rFonts w:ascii="AndradaMono" w:hAnsi="AndradaMono"/>
+                <w:sz w:val="20"/>
+                <w:szCs w:val="20"/>
+              </w:rPr>
+              <w:t>Acrylic painting practice informed by analog photography and darkroom methodologies. Visual language built through tonal fragmentation, simulated grain, and controlled image degradation translated into paint.</w:t>
+            </w:r>
+          </w:p>
+        </w:tc>
+      </w:tr>
+    </w:tbl>
     <w:p>
       <w:pPr>
-        <w:pStyle w:val="Heading1"/>
-        <w:spacing w:before="0"/>
-        <w:ind w:left="720"/>
         <w:jc w:val="both"/>
         <w:rPr>
-          <w:rFonts w:ascii="AndradaMono" w:eastAsiaTheme="minorEastAsia" w:hAnsi="AndradaMono" w:cs="Courier New"/>
-          <w:b w:val="0"/>
-          <w:bCs w:val="0"/>
-          <w:color w:val="auto"/>
-          <w:sz w:val="22"/>
-          <w:szCs w:val="22"/>
-        </w:rPr>
-      </w:pPr>
-      <w:r>
-        <w:rPr>
-          <w:rFonts w:ascii="AndradaMono" w:eastAsiaTheme="minorEastAsia" w:hAnsi="AndradaMono" w:cs="Courier New"/>
-          <w:b w:val="0"/>
-          <w:bCs w:val="0"/>
-          <w:color w:val="auto"/>
-          <w:sz w:val="22"/>
-          <w:szCs w:val="22"/>
-        </w:rPr>
-        <w:t>Acrylic painting practice informed by analog photography and</w:t>
-      </w:r>
-      <w:r>
-        <w:rPr>
-          <w:rFonts w:ascii="AndradaMono" w:eastAsiaTheme="minorEastAsia" w:hAnsi="AndradaMono" w:cs="Courier New"/>
-          <w:b w:val="0"/>
-          <w:bCs w:val="0"/>
-          <w:color w:val="auto"/>
-          <w:sz w:val="22"/>
-          <w:szCs w:val="22"/>
-        </w:rPr>
-        <w:t xml:space="preserve"> </w:t>
-      </w:r>
-      <w:r>
-        <w:rPr>
-          <w:rFonts w:ascii="AndradaMono" w:eastAsiaTheme="minorEastAsia" w:hAnsi="AndradaMono" w:cs="Courier New"/>
-          <w:b w:val="0"/>
-          <w:bCs w:val="0"/>
-          <w:color w:val="auto"/>
-          <w:sz w:val="22"/>
-          <w:szCs w:val="22"/>
-        </w:rPr>
-        <w:t>darkroom</w:t>
-      </w:r>
-      <w:r>
-        <w:rPr>
-          <w:rFonts w:ascii="AndradaMono" w:eastAsiaTheme="minorEastAsia" w:hAnsi="AndradaMono" w:cs="Courier New"/>
-          <w:b w:val="0"/>
-          <w:bCs w:val="0"/>
-          <w:color w:val="auto"/>
-          <w:sz w:val="22"/>
-          <w:szCs w:val="22"/>
-        </w:rPr>
-        <w:t xml:space="preserve"> </w:t>
-      </w:r>
-      <w:r>
-        <w:rPr>
-          <w:rFonts w:ascii="AndradaMono" w:eastAsiaTheme="minorEastAsia" w:hAnsi="AndradaMono" w:cs="Courier New"/>
-          <w:b w:val="0"/>
-          <w:bCs w:val="0"/>
-          <w:color w:val="auto"/>
-          <w:sz w:val="22"/>
-          <w:szCs w:val="22"/>
-        </w:rPr>
-        <w:t>methodologies. Visual language</w:t>
-      </w:r>
-      <w:r>
-        <w:rPr>
-          <w:rFonts w:ascii="AndradaMono" w:eastAsiaTheme="minorEastAsia" w:hAnsi="AndradaMono" w:cs="Courier New"/>
-          <w:b w:val="0"/>
-          <w:bCs w:val="0"/>
-          <w:color w:val="auto"/>
-          <w:sz w:val="22"/>
-          <w:szCs w:val="22"/>
-        </w:rPr>
-        <w:t xml:space="preserve"> </w:t>
-      </w:r>
-      <w:proofErr w:type="gramStart"/>
-      <w:r>
-        <w:rPr>
-          <w:rFonts w:ascii="AndradaMono" w:eastAsiaTheme="minorEastAsia" w:hAnsi="AndradaMono" w:cs="Courier New"/>
-          <w:b w:val="0"/>
-          <w:bCs w:val="0"/>
-          <w:color w:val="auto"/>
-          <w:sz w:val="22"/>
-          <w:szCs w:val="22"/>
-        </w:rPr>
-        <w:t>built</w:t>
-      </w:r>
-      <w:proofErr w:type="gramEnd"/>
-      <w:r>
-        <w:rPr>
-          <w:rFonts w:ascii="AndradaMono" w:eastAsiaTheme="minorEastAsia" w:hAnsi="AndradaMono" w:cs="Courier New"/>
-          <w:b w:val="0"/>
-          <w:bCs w:val="0"/>
-          <w:color w:val="auto"/>
-          <w:sz w:val="22"/>
-          <w:szCs w:val="22"/>
-        </w:rPr>
-        <w:t xml:space="preserve"> through tonal fragmentation,</w:t>
-      </w:r>
-      <w:r>
-        <w:rPr>
-          <w:rFonts w:ascii="AndradaMono" w:eastAsiaTheme="minorEastAsia" w:hAnsi="AndradaMono" w:cs="Courier New"/>
-          <w:b w:val="0"/>
-          <w:bCs w:val="0"/>
-          <w:color w:val="auto"/>
-          <w:sz w:val="22"/>
-          <w:szCs w:val="22"/>
-        </w:rPr>
-        <w:t xml:space="preserve"> </w:t>
-      </w:r>
-      <w:r>
-        <w:rPr>
-          <w:rFonts w:ascii="AndradaMono" w:eastAsiaTheme="minorEastAsia" w:hAnsi="AndradaMono" w:cs="Courier New"/>
-          <w:b w:val="0"/>
-          <w:bCs w:val="0"/>
-          <w:color w:val="auto"/>
-          <w:sz w:val="22"/>
-          <w:szCs w:val="22"/>
-        </w:rPr>
-        <w:t>simulated grain, and controlled image degradation translated into paint.</w:t>
-      </w:r>
-    </w:p>
-    <w:p>
-      <w:pPr>
-        <w:rPr>
-          <w:sz w:val="6"/>
-          <w:szCs w:val="6"/>
+          <w:rFonts w:ascii="AndradaMono" w:hAnsi="AndradaMono"/>
+          <w:sz w:val="2"/>
+          <w:szCs w:val="2"/>
         </w:rPr>
       </w:pPr>
     </w:p>
     <w:p>
       <w:pPr>
-        <w:spacing w:before="480" w:after="120"/>
+        <w:spacing w:before="640" w:after="120"/>
         <w:rPr>
           <w:rFonts w:ascii="AndradaMono" w:hAnsi="AndradaMono" w:cs="Courier New"/>
+          <w:sz w:val="20"/>
+          <w:szCs w:val="20"/>
         </w:rPr>
       </w:pPr>
       <w:r>
@@ -1224,95 +1684,71 @@
           <w:rFonts w:ascii="AndradaMono" w:hAnsi="AndradaMono" w:cs="Courier New"/>
           <w:b/>
           <w:bCs/>
-          <w:sz w:val="24"/>
-          <w:szCs w:val="24"/>
         </w:rPr>
         <w:t>Technical Background</w:t>
       </w:r>
     </w:p>
+    <w:tbl>
+      <w:tblPr>
+        <w:tblStyle w:val="TableGrid"/>
+        <w:tblW w:w="0" w:type="auto"/>
+        <w:tblInd w:w="108" w:type="dxa"/>
+        <w:tblBorders>
+          <w:top w:val="none" w:sz="0" w:space="0" w:color="auto"/>
+          <w:left w:val="none" w:sz="0" w:space="0" w:color="auto"/>
+          <w:bottom w:val="none" w:sz="0" w:space="0" w:color="auto"/>
+          <w:right w:val="none" w:sz="0" w:space="0" w:color="auto"/>
+          <w:insideH w:val="none" w:sz="0" w:space="0" w:color="auto"/>
+          <w:insideV w:val="none" w:sz="0" w:space="0" w:color="auto"/>
+        </w:tblBorders>
+        <w:tblLayout w:type="fixed"/>
+        <w:tblLook w:val="04A0" w:firstRow="1" w:lastRow="0" w:firstColumn="1" w:lastColumn="0" w:noHBand="0" w:noVBand="1"/>
+      </w:tblPr>
+      <w:tblGrid>
+        <w:gridCol w:w="10188"/>
+      </w:tblGrid>
+      <w:tr>
+        <w:trPr>
+          <w:trHeight w:val="80"/>
+        </w:trPr>
+        <w:tc>
+          <w:tcPr>
+            <w:tcW w:w="10188" w:type="dxa"/>
+          </w:tcPr>
+          <w:p>
+            <w:pPr>
+              <w:jc w:val="both"/>
+              <w:rPr>
+                <w:rFonts w:ascii="AndradaMono" w:hAnsi="AndradaMono"/>
+                <w:b/>
+                <w:bCs/>
+                <w:sz w:val="20"/>
+                <w:szCs w:val="20"/>
+              </w:rPr>
+            </w:pPr>
+            <w:r>
+              <w:rPr>
+                <w:rFonts w:ascii="AndradaMono" w:hAnsi="AndradaMono"/>
+                <w:sz w:val="20"/>
+                <w:szCs w:val="20"/>
+              </w:rPr>
+              <w:t>Analog film photography (foundation); Darkroom printing processes (conceptual and technical influence); Application of photographic structures and exposure logic within acrylic painting.</w:t>
+            </w:r>
+          </w:p>
+        </w:tc>
+      </w:tr>
+    </w:tbl>
     <w:p>
       <w:pPr>
-        <w:pStyle w:val="ListParagraph"/>
-        <w:spacing w:after="0"/>
         <w:jc w:val="both"/>
         <w:rPr>
-          <w:rFonts w:ascii="AndradaMono" w:hAnsi="AndradaMono" w:cs="Courier New"/>
+          <w:rFonts w:ascii="AndradaMono" w:hAnsi="AndradaMono"/>
           <w:b/>
           <w:bCs/>
+          <w:sz w:val="20"/>
+          <w:szCs w:val="20"/>
         </w:rPr>
       </w:pPr>
-      <w:r>
-        <w:rPr>
-          <w:rFonts w:ascii="AndradaMono" w:hAnsi="AndradaMono" w:cs="Courier New"/>
-        </w:rPr>
-        <w:t>Analog film photography (foundation</w:t>
-      </w:r>
-      <w:r>
-        <w:rPr>
-          <w:rFonts w:ascii="AndradaMono" w:hAnsi="AndradaMono" w:cs="Courier New"/>
-        </w:rPr>
-        <w:t>); D</w:t>
-      </w:r>
-      <w:r>
-        <w:rPr>
-          <w:rFonts w:ascii="AndradaMono" w:hAnsi="AndradaMono" w:cs="Courier New"/>
-        </w:rPr>
-        <w:t>arkroom printing</w:t>
-      </w:r>
-      <w:r>
-        <w:rPr>
-          <w:rFonts w:ascii="AndradaMono" w:hAnsi="AndradaMono" w:cs="Courier New"/>
-        </w:rPr>
-        <w:t xml:space="preserve"> </w:t>
-      </w:r>
-      <w:r>
-        <w:rPr>
-          <w:rFonts w:ascii="AndradaMono" w:hAnsi="AndradaMono" w:cs="Courier New"/>
-        </w:rPr>
-        <w:t>processes</w:t>
-      </w:r>
-      <w:r>
-        <w:rPr>
-          <w:rFonts w:ascii="AndradaMono" w:hAnsi="AndradaMono" w:cs="Courier New"/>
-        </w:rPr>
-        <w:t xml:space="preserve"> </w:t>
-      </w:r>
-      <w:r>
-        <w:rPr>
-          <w:rFonts w:ascii="AndradaMono" w:hAnsi="AndradaMono" w:cs="Courier New"/>
-        </w:rPr>
-        <w:t>(conceptual and technical influence</w:t>
-      </w:r>
-      <w:r>
-        <w:rPr>
-          <w:rFonts w:ascii="AndradaMono" w:hAnsi="AndradaMono" w:cs="Courier New"/>
-        </w:rPr>
-        <w:t xml:space="preserve">); </w:t>
-      </w:r>
-      <w:r>
-        <w:rPr>
-          <w:rFonts w:ascii="AndradaMono" w:hAnsi="AndradaMono" w:cs="Courier New"/>
-        </w:rPr>
-        <w:t>Application of photographic</w:t>
-      </w:r>
-      <w:r>
-        <w:rPr>
-          <w:rFonts w:ascii="AndradaMono" w:hAnsi="AndradaMono" w:cs="Courier New"/>
-        </w:rPr>
-        <w:t xml:space="preserve"> </w:t>
-      </w:r>
-      <w:r>
-        <w:rPr>
-          <w:rFonts w:ascii="AndradaMono" w:hAnsi="AndradaMono" w:cs="Courier New"/>
-        </w:rPr>
-        <w:t>structures and exposure logic within acrylic painting</w:t>
-      </w:r>
-      <w:r>
-        <w:rPr>
-          <w:rFonts w:ascii="AndradaMono" w:hAnsi="AndradaMono" w:cs="Courier New"/>
-        </w:rPr>
-        <w:t>.</w:t>
-      </w:r>
     </w:p>
     <w:sectPr>
       <w:footerReference w:type="default" r:id="rId11"/>
@@ -1327,7 +1763,7 @@
 </file>
 
 <file path=word/endnotes.xml><?xml version="1.0" encoding="utf-8"?>
-<w:endnotes xmlns:wpc="http://schemas.microsoft.com/office/word/2010/wordprocessingCanvas" xmlns:cx="http://schemas.microsoft.com/office/drawing/2014/chartex" xmlns:cx1="http://schemas.microsoft.com/office/drawing/2015/9/8/chartex" xmlns:cx2="http://schemas.microsoft.com/office/drawing/2015/10/21/chartex" xmlns:cx3="http://schemas.microsoft.com/office/drawing/2016/5/9/chartex" xmlns:cx4="http://schemas.microsoft.com/office/drawing/2016/5/10/chartex" xmlns:cx5="http://schemas.microsoft.com/office/drawing/2016/5/11/chartex" xmlns:cx6="http://schemas.microsoft.com/office/drawing/2016/5/12/chartex" xmlns:cx7="http://schemas.microsoft.com/office/drawing/2016/5/13/chartex" xmlns:cx8="http://schemas.microsoft.com/office/drawing/2016/5/14/chartex" xmlns:mc="http://schemas.openxmlformats.org/markup-compatibility/2006" xmlns:aink="http://schemas.microsoft.com/office/drawing/2016/ink" xmlns:am3d="http://schemas.microsoft.com/office/drawing/2017/model3d" xmlns:o="urn:schemas-microsoft-com:office:office" xmlns:oel="http://schemas.microsoft.com/office/2019/extlst" xmlns:r="http://schemas.openxmlformats.org/officeDocument/2006/relationships" xmlns:m="http://schemas.openxmlformats.org/officeDocument/2006/math" xmlns:v="urn:schemas-microsoft-com:vml" xmlns:wp14="http://schemas.microsoft.com/office/word/2010/wordprocessingDrawing" xmlns:wp="http://schemas.openxmlformats.org/drawingml/2006/wordprocessingDrawing" xmlns:w10="urn:schemas-microsoft-com:office:word" xmlns:w="http://schemas.openxmlformats.org/wordprocessingml/2006/main" xmlns:w14="http://schemas.microsoft.com/office/word/2010/wordml" xmlns:w15="http://schemas.microsoft.com/office/word/2012/wordml" xmlns:w16cex="http://schemas.microsoft.com/office/word/2018/wordml/cex" xmlns:w16cid="http://schemas.microsoft.com/office/word/2016/wordml/cid" xmlns:w16="http://schemas.microsoft.com/office/word/2018/wordml" xmlns:w16du="http://schemas.microsoft.com/office/word/2023/wordml/word16du" xmlns:w16sdtdh="http://schemas.microsoft.com/office/word/2020/wordml/sdtdatahash" xmlns:w16sdtfl="http://schemas.microsoft.com/office/word/2024/wordml/sdtformatlock" xmlns:w16se="http://schemas.microsoft.com/office/word/2015/wordml/symex" xmlns:wpg="http://schemas.microsoft.com/office/word/2010/wordprocessingGroup" xmlns:wpi="http://schemas.microsoft.com/office/word/2010/wordprocessingInk" xmlns:wne="http://schemas.microsoft.com/office/word/2006/wordml" xmlns:wps="http://schemas.microsoft.com/office/word/2010/wordprocessingShape" mc:Ignorable="w14 w15 w16se w16cid w16 w16cex w16sdtdh w16sdtfl w16du wp14">
+<w:endnotes xmlns:wpc="http://schemas.microsoft.com/office/word/2010/wordprocessingCanvas" xmlns:cx="http://schemas.microsoft.com/office/drawing/2014/chartex" xmlns:cx1="http://schemas.microsoft.com/office/drawing/2015/9/8/chartex" xmlns:cx2="http://schemas.microsoft.com/office/drawing/2015/10/21/chartex" xmlns:cx3="http://schemas.microsoft.com/office/drawing/2016/5/9/chartex" xmlns:cx4="http://schemas.microsoft.com/office/drawing/2016/5/10/chartex" xmlns:cx5="http://schemas.microsoft.com/office/drawing/2016/5/11/chartex" xmlns:cx6="http://schemas.microsoft.com/office/drawing/2016/5/12/chartex" xmlns:cx7="http://schemas.microsoft.com/office/drawing/2016/5/13/chartex" xmlns:cx8="http://schemas.microsoft.com/office/drawing/2016/5/14/chartex" xmlns:mc="http://schemas.openxmlformats.org/markup-compatibility/2006" xmlns:aink="http://schemas.microsoft.com/office/drawing/2016/ink" xmlns:am3d="http://schemas.microsoft.com/office/drawing/2017/model3d" xmlns:o="urn:schemas-microsoft-com:office:office" xmlns:oel="http://schemas.microsoft.com/office/2019/extlst" xmlns:r="http://schemas.openxmlformats.org/officeDocument/2006/relationships" xmlns:m="http://schemas.openxmlformats.org/officeDocument/2006/math" xmlns:v="urn:schemas-microsoft-com:vml" xmlns:wp14="http://schemas.microsoft.com/office/word/2010/wordprocessingDrawing" xmlns:wp="http://schemas.openxmlformats.org/drawingml/2006/wordprocessingDrawing" xmlns:w10="urn:schemas-microsoft-com:office:word" xmlns:w="http://schemas.openxmlformats.org/wordprocessingml/2006/main" xmlns:w14="http://schemas.microsoft.com/office/word/2010/wordml" xmlns:w15="http://schemas.microsoft.com/office/word/2012/wordml" xmlns:w16cex="http://schemas.microsoft.com/office/word/2018/wordml/cex" xmlns:w16cid="http://schemas.microsoft.com/office/word/2016/wordml/cid" xmlns:w16="http://schemas.microsoft.com/office/word/2018/wordml" xmlns:w16sdtdh="http://schemas.microsoft.com/office/word/2020/wordml/sdtdatahash" xmlns:w16se="http://schemas.microsoft.com/office/word/2015/wordml/symex" xmlns:wpg="http://schemas.microsoft.com/office/word/2010/wordprocessingGroup" xmlns:wpi="http://schemas.microsoft.com/office/word/2010/wordprocessingInk" xmlns:wne="http://schemas.microsoft.com/office/word/2006/wordml" xmlns:wps="http://schemas.microsoft.com/office/word/2010/wordprocessingShape" mc:Ignorable="w14 w15 w16se w16cid w16 w16cex w16sdtdh wp14">
   <w:endnote w:type="separator" w:id="-1">
     <w:p>
       <w:pPr>
@@ -1352,7 +1788,7 @@
 </file>
 
 <file path=word/footer1.xml><?xml version="1.0" encoding="utf-8"?>
-<w:ftr xmlns:wpc="http://schemas.microsoft.com/office/word/2010/wordprocessingCanvas" xmlns:cx="http://schemas.microsoft.com/office/drawing/2014/chartex" xmlns:cx1="http://schemas.microsoft.com/office/drawing/2015/9/8/chartex" xmlns:cx2="http://schemas.microsoft.com/office/drawing/2015/10/21/chartex" xmlns:cx3="http://schemas.microsoft.com/office/drawing/2016/5/9/chartex" xmlns:cx4="http://schemas.microsoft.com/office/drawing/2016/5/10/chartex" xmlns:cx5="http://schemas.microsoft.com/office/drawing/2016/5/11/chartex" xmlns:cx6="http://schemas.microsoft.com/office/drawing/2016/5/12/chartex" xmlns:cx7="http://schemas.microsoft.com/office/drawing/2016/5/13/chartex" xmlns:cx8="http://schemas.microsoft.com/office/drawing/2016/5/14/chartex" xmlns:mc="http://schemas.openxmlformats.org/markup-compatibility/2006" xmlns:aink="http://schemas.microsoft.com/office/drawing/2016/ink" xmlns:am3d="http://schemas.microsoft.com/office/drawing/2017/model3d" xmlns:o="urn:schemas-microsoft-com:office:office" xmlns:oel="http://schemas.microsoft.com/office/2019/extlst" xmlns:r="http://schemas.openxmlformats.org/officeDocument/2006/relationships" xmlns:m="http://schemas.openxmlformats.org/officeDocument/2006/math" xmlns:v="urn:schemas-microsoft-com:vml" xmlns:wp14="http://schemas.microsoft.com/office/word/2010/wordprocessingDrawing" xmlns:wp="http://schemas.openxmlformats.org/drawingml/2006/wordprocessingDrawing" xmlns:w10="urn:schemas-microsoft-com:office:word" xmlns:w="http://schemas.openxmlformats.org/wordprocessingml/2006/main" xmlns:w14="http://schemas.microsoft.com/office/word/2010/wordml" xmlns:w15="http://schemas.microsoft.com/office/word/2012/wordml" xmlns:w16cex="http://schemas.microsoft.com/office/word/2018/wordml/cex" xmlns:w16cid="http://schemas.microsoft.com/office/word/2016/wordml/cid" xmlns:w16="http://schemas.microsoft.com/office/word/2018/wordml" xmlns:w16du="http://schemas.microsoft.com/office/word/2023/wordml/word16du" xmlns:w16sdtdh="http://schemas.microsoft.com/office/word/2020/wordml/sdtdatahash" xmlns:w16sdtfl="http://schemas.microsoft.com/office/word/2024/wordml/sdtformatlock" xmlns:w16se="http://schemas.microsoft.com/office/word/2015/wordml/symex" xmlns:wpg="http://schemas.microsoft.com/office/word/2010/wordprocessingGroup" xmlns:wpi="http://schemas.microsoft.com/office/word/2010/wordprocessingInk" xmlns:wne="http://schemas.microsoft.com/office/word/2006/wordml" xmlns:wps="http://schemas.microsoft.com/office/word/2010/wordprocessingShape" mc:Ignorable="w14 w15 w16se w16cid w16 w16cex w16sdtdh w16sdtfl w16du wp14">
+<w:ftr xmlns:wpc="http://schemas.microsoft.com/office/word/2010/wordprocessingCanvas" xmlns:cx="http://schemas.microsoft.com/office/drawing/2014/chartex" xmlns:cx1="http://schemas.microsoft.com/office/drawing/2015/9/8/chartex" xmlns:cx2="http://schemas.microsoft.com/office/drawing/2015/10/21/chartex" xmlns:cx3="http://schemas.microsoft.com/office/drawing/2016/5/9/chartex" xmlns:cx4="http://schemas.microsoft.com/office/drawing/2016/5/10/chartex" xmlns:cx5="http://schemas.microsoft.com/office/drawing/2016/5/11/chartex" xmlns:cx6="http://schemas.microsoft.com/office/drawing/2016/5/12/chartex" xmlns:cx7="http://schemas.microsoft.com/office/drawing/2016/5/13/chartex" xmlns:cx8="http://schemas.microsoft.com/office/drawing/2016/5/14/chartex" xmlns:mc="http://schemas.openxmlformats.org/markup-compatibility/2006" xmlns:aink="http://schemas.microsoft.com/office/drawing/2016/ink" xmlns:am3d="http://schemas.microsoft.com/office/drawing/2017/model3d" xmlns:o="urn:schemas-microsoft-com:office:office" xmlns:oel="http://schemas.microsoft.com/office/2019/extlst" xmlns:r="http://schemas.openxmlformats.org/officeDocument/2006/relationships" xmlns:m="http://schemas.openxmlformats.org/officeDocument/2006/math" xmlns:v="urn:schemas-microsoft-com:vml" xmlns:wp14="http://schemas.microsoft.com/office/word/2010/wordprocessingDrawing" xmlns:wp="http://schemas.openxmlformats.org/drawingml/2006/wordprocessingDrawing" xmlns:w10="urn:schemas-microsoft-com:office:word" xmlns:w="http://schemas.openxmlformats.org/wordprocessingml/2006/main" xmlns:w14="http://schemas.microsoft.com/office/word/2010/wordml" xmlns:w15="http://schemas.microsoft.com/office/word/2012/wordml" xmlns:w16cex="http://schemas.microsoft.com/office/word/2018/wordml/cex" xmlns:w16cid="http://schemas.microsoft.com/office/word/2016/wordml/cid" xmlns:w16="http://schemas.microsoft.com/office/word/2018/wordml" xmlns:w16sdtdh="http://schemas.microsoft.com/office/word/2020/wordml/sdtdatahash" xmlns:w16se="http://schemas.microsoft.com/office/word/2015/wordml/symex" xmlns:wpg="http://schemas.microsoft.com/office/word/2010/wordprocessingGroup" xmlns:wpi="http://schemas.microsoft.com/office/word/2010/wordprocessingInk" xmlns:wne="http://schemas.microsoft.com/office/word/2006/wordml" xmlns:wps="http://schemas.microsoft.com/office/word/2010/wordprocessingShape" mc:Ignorable="w14 w15 w16se w16cid w16 w16cex w16sdtdh wp14">
   <w:p>
     <w:pPr>
       <w:pStyle w:val="Footer"/>
@@ -1429,6 +1865,14 @@
             <w:sz w:val="20"/>
             <w:szCs w:val="20"/>
           </w:rPr>
+          <w:t xml:space="preserve">              </w:t>
+        </w:r>
+        <w:r>
+          <w:rPr>
+            <w:rFonts w:ascii="Courier New" w:eastAsiaTheme="majorEastAsia" w:hAnsi="Courier New" w:cs="Courier New"/>
+            <w:sz w:val="20"/>
+            <w:szCs w:val="20"/>
+          </w:rPr>
           <w:t>p</w:t>
         </w:r>
         <w:r>
@@ -1463,6 +1907,14 @@
           </w:rPr>
           <w:t xml:space="preserve">. </w:t>
         </w:r>
+        <w:r>
+          <w:rPr>
+            <w:rFonts w:ascii="Courier New" w:eastAsiaTheme="majorEastAsia" w:hAnsi="Courier New" w:cs="Courier New"/>
+            <w:sz w:val="20"/>
+            <w:szCs w:val="20"/>
+          </w:rPr>
+          <w:t>1</w:t>
+        </w:r>
       </w:sdtContent>
     </w:sdt>
   </w:p>
@@ -1480,7 +1932,7 @@
 </file>
 
 <file path=word/footnotes.xml><?xml version="1.0" encoding="utf-8"?>
-<w:footnotes xmlns:wpc="http://schemas.microsoft.com/office/word/2010/wordprocessingCanvas" xmlns:cx="http://schemas.microsoft.com/office/drawing/2014/chartex" xmlns:cx1="http://schemas.microsoft.com/office/drawing/2015/9/8/chartex" xmlns:cx2="http://schemas.microsoft.com/office/drawing/2015/10/21/chartex" xmlns:cx3="http://schemas.microsoft.com/office/drawing/2016/5/9/chartex" xmlns:cx4="http://schemas.microsoft.com/office/drawing/2016/5/10/chartex" xmlns:cx5="http://schemas.microsoft.com/office/drawing/2016/5/11/chartex" xmlns:cx6="http://schemas.microsoft.com/office/drawing/2016/5/12/chartex" xmlns:cx7="http://schemas.microsoft.com/office/drawing/2016/5/13/chartex" xmlns:cx8="http://schemas.microsoft.com/office/drawing/2016/5/14/chartex" xmlns:mc="http://schemas.openxmlformats.org/markup-compatibility/2006" xmlns:aink="http://schemas.microsoft.com/office/drawing/2016/ink" xmlns:am3d="http://schemas.microsoft.com/office/drawing/2017/model3d" xmlns:o="urn:schemas-microsoft-com:office:office" xmlns:oel="http://schemas.microsoft.com/office/2019/extlst" xmlns:r="http://schemas.openxmlformats.org/officeDocument/2006/relationships" xmlns:m="http://schemas.openxmlformats.org/officeDocument/2006/math" xmlns:v="urn:schemas-microsoft-com:vml" xmlns:wp14="http://schemas.microsoft.com/office/word/2010/wordprocessingDrawing" xmlns:wp="http://schemas.openxmlformats.org/drawingml/2006/wordprocessingDrawing" xmlns:w10="urn:schemas-microsoft-com:office:word" xmlns:w="http://schemas.openxmlformats.org/wordprocessingml/2006/main" xmlns:w14="http://schemas.microsoft.com/office/word/2010/wordml" xmlns:w15="http://schemas.microsoft.com/office/word/2012/wordml" xmlns:w16cex="http://schemas.microsoft.com/office/word/2018/wordml/cex" xmlns:w16cid="http://schemas.microsoft.com/office/word/2016/wordml/cid" xmlns:w16="http://schemas.microsoft.com/office/word/2018/wordml" xmlns:w16du="http://schemas.microsoft.com/office/word/2023/wordml/word16du" xmlns:w16sdtdh="http://schemas.microsoft.com/office/word/2020/wordml/sdtdatahash" xmlns:w16sdtfl="http://schemas.microsoft.com/office/word/2024/wordml/sdtformatlock" xmlns:w16se="http://schemas.microsoft.com/office/word/2015/wordml/symex" xmlns:wpg="http://schemas.microsoft.com/office/word/2010/wordprocessingGroup" xmlns:wpi="http://schemas.microsoft.com/office/word/2010/wordprocessingInk" xmlns:wne="http://schemas.microsoft.com/office/word/2006/wordml" xmlns:wps="http://schemas.microsoft.com/office/word/2010/wordprocessingShape" mc:Ignorable="w14 w15 w16se w16cid w16 w16cex w16sdtdh w16sdtfl w16du wp14">
+<w:footnotes xmlns:wpc="http://schemas.microsoft.com/office/word/2010/wordprocessingCanvas" xmlns:cx="http://schemas.microsoft.com/office/drawing/2014/chartex" xmlns:cx1="http://schemas.microsoft.com/office/drawing/2015/9/8/chartex" xmlns:cx2="http://schemas.microsoft.com/office/drawing/2015/10/21/chartex" xmlns:cx3="http://schemas.microsoft.com/office/drawing/2016/5/9/chartex" xmlns:cx4="http://schemas.microsoft.com/office/drawing/2016/5/10/chartex" xmlns:cx5="http://schemas.microsoft.com/office/drawing/2016/5/11/chartex" xmlns:cx6="http://schemas.microsoft.com/office/drawing/2016/5/12/chartex" xmlns:cx7="http://schemas.microsoft.com/office/drawing/2016/5/13/chartex" xmlns:cx8="http://schemas.microsoft.com/office/drawing/2016/5/14/chartex" xmlns:mc="http://schemas.openxmlformats.org/markup-compatibility/2006" xmlns:aink="http://schemas.microsoft.com/office/drawing/2016/ink" xmlns:am3d="http://schemas.microsoft.com/office/drawing/2017/model3d" xmlns:o="urn:schemas-microsoft-com:office:office" xmlns:oel="http://schemas.microsoft.com/office/2019/extlst" xmlns:r="http://schemas.openxmlformats.org/officeDocument/2006/relationships" xmlns:m="http://schemas.openxmlformats.org/officeDocument/2006/math" xmlns:v="urn:schemas-microsoft-com:vml" xmlns:wp14="http://schemas.microsoft.com/office/word/2010/wordprocessingDrawing" xmlns:wp="http://schemas.openxmlformats.org/drawingml/2006/wordprocessingDrawing" xmlns:w10="urn:schemas-microsoft-com:office:word" xmlns:w="http://schemas.openxmlformats.org/wordprocessingml/2006/main" xmlns:w14="http://schemas.microsoft.com/office/word/2010/wordml" xmlns:w15="http://schemas.microsoft.com/office/word/2012/wordml" xmlns:w16cex="http://schemas.microsoft.com/office/word/2018/wordml/cex" xmlns:w16cid="http://schemas.microsoft.com/office/word/2016/wordml/cid" xmlns:w16="http://schemas.microsoft.com/office/word/2018/wordml" xmlns:w16sdtdh="http://schemas.microsoft.com/office/word/2020/wordml/sdtdatahash" xmlns:w16se="http://schemas.microsoft.com/office/word/2015/wordml/symex" xmlns:wpg="http://schemas.microsoft.com/office/word/2010/wordprocessingGroup" xmlns:wpi="http://schemas.microsoft.com/office/word/2010/wordprocessingInk" xmlns:wne="http://schemas.microsoft.com/office/word/2006/wordml" xmlns:wps="http://schemas.microsoft.com/office/word/2010/wordprocessingShape" mc:Ignorable="w14 w15 w16se w16cid w16 w16cex w16sdtdh wp14">
   <w:footnote w:type="separator" w:id="-1">
     <w:p>
       <w:pPr>
@@ -1505,7 +1957,7 @@
 </file>
 
 <file path=word/numbering.xml><?xml version="1.0" encoding="utf-8"?>
-<w:numbering xmlns:wpc="http://schemas.microsoft.com/office/word/2010/wordprocessingCanvas" xmlns:cx="http://schemas.microsoft.com/office/drawing/2014/chartex" xmlns:cx1="http://schemas.microsoft.com/office/drawing/2015/9/8/chartex" xmlns:cx2="http://schemas.microsoft.com/office/drawing/2015/10/21/chartex" xmlns:cx3="http://schemas.microsoft.com/office/drawing/2016/5/9/chartex" xmlns:cx4="http://schemas.microsoft.com/office/drawing/2016/5/10/chartex" xmlns:cx5="http://schemas.microsoft.com/office/drawing/2016/5/11/chartex" xmlns:cx6="http://schemas.microsoft.com/office/drawing/2016/5/12/chartex" xmlns:cx7="http://schemas.microsoft.com/office/drawing/2016/5/13/chartex" xmlns:cx8="http://schemas.microsoft.com/office/drawing/2016/5/14/chartex" xmlns:mc="http://schemas.openxmlformats.org/markup-compatibility/2006" xmlns:aink="http://schemas.microsoft.com/office/drawing/2016/ink" xmlns:am3d="http://schemas.microsoft.com/office/drawing/2017/model3d" xmlns:o="urn:schemas-microsoft-com:office:office" xmlns:oel="http://schemas.microsoft.com/office/2019/extlst" xmlns:r="http://schemas.openxmlformats.org/officeDocument/2006/relationships" xmlns:m="http://schemas.openxmlformats.org/officeDocument/2006/math" xmlns:v="urn:schemas-microsoft-com:vml" xmlns:wp14="http://schemas.microsoft.com/office/word/2010/wordprocessingDrawing" xmlns:wp="http://schemas.openxmlformats.org/drawingml/2006/wordprocessingDrawing" xmlns:w10="urn:schemas-microsoft-com:office:word" xmlns:w="http://schemas.openxmlformats.org/wordprocessingml/2006/main" xmlns:w14="http://schemas.microsoft.com/office/word/2010/wordml" xmlns:w15="http://schemas.microsoft.com/office/word/2012/wordml" xmlns:w16cex="http://schemas.microsoft.com/office/word/2018/wordml/cex" xmlns:w16cid="http://schemas.microsoft.com/office/word/2016/wordml/cid" xmlns:w16="http://schemas.microsoft.com/office/word/2018/wordml" xmlns:w16du="http://schemas.microsoft.com/office/word/2023/wordml/word16du" xmlns:w16sdtdh="http://schemas.microsoft.com/office/word/2020/wordml/sdtdatahash" xmlns:w16sdtfl="http://schemas.microsoft.com/office/word/2024/wordml/sdtformatlock" xmlns:w16se="http://schemas.microsoft.com/office/word/2015/wordml/symex" xmlns:wpg="http://schemas.microsoft.com/office/word/2010/wordprocessingGroup" xmlns:wpi="http://schemas.microsoft.com/office/word/2010/wordprocessingInk" xmlns:wne="http://schemas.microsoft.com/office/word/2006/wordml" xmlns:wps="http://schemas.microsoft.com/office/word/2010/wordprocessingShape" mc:Ignorable="w14 w15 w16se w16cid w16 w16cex w16sdtdh w16sdtfl w16du wp14">
+<w:numbering xmlns:wpc="http://schemas.microsoft.com/office/word/2010/wordprocessingCanvas" xmlns:cx="http://schemas.microsoft.com/office/drawing/2014/chartex" xmlns:cx1="http://schemas.microsoft.com/office/drawing/2015/9/8/chartex" xmlns:cx2="http://schemas.microsoft.com/office/drawing/2015/10/21/chartex" xmlns:cx3="http://schemas.microsoft.com/office/drawing/2016/5/9/chartex" xmlns:cx4="http://schemas.microsoft.com/office/drawing/2016/5/10/chartex" xmlns:cx5="http://schemas.microsoft.com/office/drawing/2016/5/11/chartex" xmlns:cx6="http://schemas.microsoft.com/office/drawing/2016/5/12/chartex" xmlns:cx7="http://schemas.microsoft.com/office/drawing/2016/5/13/chartex" xmlns:cx8="http://schemas.microsoft.com/office/drawing/2016/5/14/chartex" xmlns:mc="http://schemas.openxmlformats.org/markup-compatibility/2006" xmlns:aink="http://schemas.microsoft.com/office/drawing/2016/ink" xmlns:am3d="http://schemas.microsoft.com/office/drawing/2017/model3d" xmlns:o="urn:schemas-microsoft-com:office:office" xmlns:oel="http://schemas.microsoft.com/office/2019/extlst" xmlns:r="http://schemas.openxmlformats.org/officeDocument/2006/relationships" xmlns:m="http://schemas.openxmlformats.org/officeDocument/2006/math" xmlns:v="urn:schemas-microsoft-com:vml" xmlns:wp14="http://schemas.microsoft.com/office/word/2010/wordprocessingDrawing" xmlns:wp="http://schemas.openxmlformats.org/drawingml/2006/wordprocessingDrawing" xmlns:w10="urn:schemas-microsoft-com:office:word" xmlns:w="http://schemas.openxmlformats.org/wordprocessingml/2006/main" xmlns:w14="http://schemas.microsoft.com/office/word/2010/wordml" xmlns:w15="http://schemas.microsoft.com/office/word/2012/wordml" xmlns:w16cex="http://schemas.microsoft.com/office/word/2018/wordml/cex" xmlns:w16cid="http://schemas.microsoft.com/office/word/2016/wordml/cid" xmlns:w16="http://schemas.microsoft.com/office/word/2018/wordml" xmlns:w16sdtdh="http://schemas.microsoft.com/office/word/2020/wordml/sdtdatahash" xmlns:w16se="http://schemas.microsoft.com/office/word/2015/wordml/symex" xmlns:wpg="http://schemas.microsoft.com/office/word/2010/wordprocessingGroup" xmlns:wpi="http://schemas.microsoft.com/office/word/2010/wordprocessingInk" xmlns:wne="http://schemas.microsoft.com/office/word/2006/wordml" xmlns:wps="http://schemas.microsoft.com/office/word/2010/wordprocessingShape" mc:Ignorable="w14 w15 w16se w16cid w16 w16cex w16sdtdh wp14">
   <w:abstractNum w:abstractNumId="0" w15:restartNumberingAfterBreak="0">
     <w:nsid w:val="FFFFFF7C"/>
     <w:multiLevelType w:val="singleLevel"/>
@@ -1659,7 +2111,7 @@
   <w:abstractNum w:abstractNumId="8" w15:restartNumberingAfterBreak="0">
     <w:nsid w:val="FFFFFF89"/>
     <w:multiLevelType w:val="singleLevel"/>
-    <w:tmpl w:val="E0F6E482"/>
+    <w:tmpl w:val="7C72B6C0"/>
     <w:lvl w:ilvl="0">
       <w:start w:val="1"/>
       <w:numFmt w:val="bullet"/>
@@ -2288,7 +2740,7 @@
 </file>
 
 <file path=word/styles.xml><?xml version="1.0" encoding="utf-8"?>
-<w:styles xmlns:mc="http://schemas.openxmlformats.org/markup-compatibility/2006" xmlns:r="http://schemas.openxmlformats.org/officeDocument/2006/relationships" xmlns:w="http://schemas.openxmlformats.org/wordprocessingml/2006/main" xmlns:w14="http://schemas.microsoft.com/office/word/2010/wordml" xmlns:w15="http://schemas.microsoft.com/office/word/2012/wordml" xmlns:w16cex="http://schemas.microsoft.com/office/word/2018/wordml/cex" xmlns:w16cid="http://schemas.microsoft.com/office/word/2016/wordml/cid" xmlns:w16="http://schemas.microsoft.com/office/word/2018/wordml" xmlns:w16du="http://schemas.microsoft.com/office/word/2023/wordml/word16du" xmlns:w16sdtdh="http://schemas.microsoft.com/office/word/2020/wordml/sdtdatahash" xmlns:w16sdtfl="http://schemas.microsoft.com/office/word/2024/wordml/sdtformatlock" xmlns:w16se="http://schemas.microsoft.com/office/word/2015/wordml/symex" mc:Ignorable="w14 w15 w16se w16cid w16 w16cex w16sdtdh w16sdtfl w16du">
+<w:styles xmlns:mc="http://schemas.openxmlformats.org/markup-compatibility/2006" xmlns:r="http://schemas.openxmlformats.org/officeDocument/2006/relationships" xmlns:w="http://schemas.openxmlformats.org/wordprocessingml/2006/main" xmlns:w14="http://schemas.microsoft.com/office/word/2010/wordml" xmlns:w15="http://schemas.microsoft.com/office/word/2012/wordml" xmlns:w16cex="http://schemas.microsoft.com/office/word/2018/wordml/cex" xmlns:w16cid="http://schemas.microsoft.com/office/word/2016/wordml/cid" xmlns:w16="http://schemas.microsoft.com/office/word/2018/wordml" xmlns:w16sdtdh="http://schemas.microsoft.com/office/word/2020/wordml/sdtdatahash" xmlns:w16se="http://schemas.microsoft.com/office/word/2015/wordml/symex" mc:Ignorable="w14 w15 w16se w16cid w16 w16cex w16sdtdh">
   <w:docDefaults>
     <w:rPrDefault>
       <w:rPr>
@@ -2676,7 +3128,7 @@
   <w:style w:type="paragraph" w:default="1" w:styleId="Normal">
     <w:name w:val="Normal"/>
     <w:qFormat/>
-    <w:rsid w:val="00FC693F"/>
+    <w:rsid w:val="00CA6165"/>
   </w:style>
   <w:style w:type="paragraph" w:styleId="Heading1">
     <w:name w:val="heading 1"/>
@@ -13687,6 +14139,94 @@
     <w:rPr>
       <w:color w:val="605E5C"/>
       <w:shd w:val="clear" w:color="auto" w:fill="E1DFDD"/>
+    </w:rPr>
+  </w:style>
+  <w:style w:type="character" w:customStyle="1" w:styleId="about-table-year">
+    <w:name w:val="about-table-year"/>
+    <w:basedOn w:val="DefaultParagraphFont"/>
+    <w:rsid w:val="007E779B"/>
+  </w:style>
+  <w:style w:type="character" w:customStyle="1" w:styleId="about-table-name">
+    <w:name w:val="about-table-name"/>
+    <w:basedOn w:val="DefaultParagraphFont"/>
+    <w:rsid w:val="007E779B"/>
+  </w:style>
+  <w:style w:type="character" w:customStyle="1" w:styleId="about-table-venue">
+    <w:name w:val="about-table-venue"/>
+    <w:basedOn w:val="DefaultParagraphFont"/>
+    <w:rsid w:val="007E779B"/>
+  </w:style>
+  <w:style w:type="character" w:customStyle="1" w:styleId="about-table-location">
+    <w:name w:val="about-table-location"/>
+    <w:basedOn w:val="DefaultParagraphFont"/>
+    <w:rsid w:val="007E779B"/>
+  </w:style>
+  <w:style w:type="character" w:styleId="CommentReference">
+    <w:name w:val="annotation reference"/>
+    <w:basedOn w:val="DefaultParagraphFont"/>
+    <w:uiPriority w:val="99"/>
+    <w:semiHidden/>
+    <w:unhideWhenUsed/>
+    <w:rsid w:val="00205561"/>
+    <w:rPr>
+      <w:sz w:val="16"/>
+      <w:szCs w:val="16"/>
+    </w:rPr>
+  </w:style>
+  <w:style w:type="paragraph" w:styleId="CommentText">
+    <w:name w:val="annotation text"/>
+    <w:basedOn w:val="Normal"/>
+    <w:link w:val="CommentTextChar"/>
+    <w:uiPriority w:val="99"/>
+    <w:semiHidden/>
+    <w:unhideWhenUsed/>
+    <w:rsid w:val="00205561"/>
+    <w:pPr>
+      <w:spacing w:line="240" w:lineRule="auto"/>
+    </w:pPr>
+    <w:rPr>
+      <w:sz w:val="20"/>
+      <w:szCs w:val="20"/>
+    </w:rPr>
+  </w:style>
+  <w:style w:type="character" w:customStyle="1" w:styleId="CommentTextChar">
+    <w:name w:val="Comment Text Char"/>
+    <w:basedOn w:val="DefaultParagraphFont"/>
+    <w:link w:val="CommentText"/>
+    <w:uiPriority w:val="99"/>
+    <w:semiHidden/>
+    <w:rsid w:val="00205561"/>
+    <w:rPr>
+      <w:sz w:val="20"/>
+      <w:szCs w:val="20"/>
+    </w:rPr>
+  </w:style>
+  <w:style w:type="paragraph" w:styleId="CommentSubject">
+    <w:name w:val="annotation subject"/>
+    <w:basedOn w:val="CommentText"/>
+    <w:next w:val="CommentText"/>
+    <w:link w:val="CommentSubjectChar"/>
+    <w:uiPriority w:val="99"/>
+    <w:semiHidden/>
+    <w:unhideWhenUsed/>
+    <w:rsid w:val="00205561"/>
+    <w:rPr>
+      <w:b/>
+      <w:bCs/>
+    </w:rPr>
+  </w:style>
+  <w:style w:type="character" w:customStyle="1" w:styleId="CommentSubjectChar">
+    <w:name w:val="Comment Subject Char"/>
+    <w:basedOn w:val="CommentTextChar"/>
+    <w:link w:val="CommentSubject"/>
+    <w:uiPriority w:val="99"/>
+    <w:semiHidden/>
+    <w:rsid w:val="00205561"/>
+    <w:rPr>
+      <w:b/>
+      <w:bCs/>
+      <w:sz w:val="20"/>
+      <w:szCs w:val="20"/>
     </w:rPr>
   </w:style>
 </w:styles>

--- a/docs/Louis_Andrada_CV.docx
+++ b/docs/Louis_Andrada_CV.docx
@@ -1,6 +1,6 @@
 
 <file path=word/document.xml><?xml version="1.0" encoding="utf-8"?>
-<w:document xmlns:wpc="http://schemas.microsoft.com/office/word/2010/wordprocessingCanvas" xmlns:cx="http://schemas.microsoft.com/office/drawing/2014/chartex" xmlns:cx1="http://schemas.microsoft.com/office/drawing/2015/9/8/chartex" xmlns:cx2="http://schemas.microsoft.com/office/drawing/2015/10/21/chartex" xmlns:cx3="http://schemas.microsoft.com/office/drawing/2016/5/9/chartex" xmlns:cx4="http://schemas.microsoft.com/office/drawing/2016/5/10/chartex" xmlns:cx5="http://schemas.microsoft.com/office/drawing/2016/5/11/chartex" xmlns:cx6="http://schemas.microsoft.com/office/drawing/2016/5/12/chartex" xmlns:cx7="http://schemas.microsoft.com/office/drawing/2016/5/13/chartex" xmlns:cx8="http://schemas.microsoft.com/office/drawing/2016/5/14/chartex" xmlns:mc="http://schemas.openxmlformats.org/markup-compatibility/2006" xmlns:aink="http://schemas.microsoft.com/office/drawing/2016/ink" xmlns:am3d="http://schemas.microsoft.com/office/drawing/2017/model3d" xmlns:o="urn:schemas-microsoft-com:office:office" xmlns:oel="http://schemas.microsoft.com/office/2019/extlst" xmlns:r="http://schemas.openxmlformats.org/officeDocument/2006/relationships" xmlns:m="http://schemas.openxmlformats.org/officeDocument/2006/math" xmlns:v="urn:schemas-microsoft-com:vml" xmlns:wp14="http://schemas.microsoft.com/office/word/2010/wordprocessingDrawing" xmlns:wp="http://schemas.openxmlformats.org/drawingml/2006/wordprocessingDrawing" xmlns:w10="urn:schemas-microsoft-com:office:word" xmlns:w="http://schemas.openxmlformats.org/wordprocessingml/2006/main" xmlns:w14="http://schemas.microsoft.com/office/word/2010/wordml" xmlns:w15="http://schemas.microsoft.com/office/word/2012/wordml" xmlns:w16cex="http://schemas.microsoft.com/office/word/2018/wordml/cex" xmlns:w16cid="http://schemas.microsoft.com/office/word/2016/wordml/cid" xmlns:w16="http://schemas.microsoft.com/office/word/2018/wordml" xmlns:w16sdtdh="http://schemas.microsoft.com/office/word/2020/wordml/sdtdatahash" xmlns:w16se="http://schemas.microsoft.com/office/word/2015/wordml/symex" xmlns:wpg="http://schemas.microsoft.com/office/word/2010/wordprocessingGroup" xmlns:wpi="http://schemas.microsoft.com/office/word/2010/wordprocessingInk" xmlns:wne="http://schemas.microsoft.com/office/word/2006/wordml" xmlns:wps="http://schemas.microsoft.com/office/word/2010/wordprocessingShape" mc:Ignorable="w14 w15 w16se w16cid w16 w16cex w16sdtdh wp14">
+<w:document xmlns:wpc="http://schemas.microsoft.com/office/word/2010/wordprocessingCanvas" xmlns:cx="http://schemas.microsoft.com/office/drawing/2014/chartex" xmlns:cx1="http://schemas.microsoft.com/office/drawing/2015/9/8/chartex" xmlns:cx2="http://schemas.microsoft.com/office/drawing/2015/10/21/chartex" xmlns:cx3="http://schemas.microsoft.com/office/drawing/2016/5/9/chartex" xmlns:cx4="http://schemas.microsoft.com/office/drawing/2016/5/10/chartex" xmlns:cx5="http://schemas.microsoft.com/office/drawing/2016/5/11/chartex" xmlns:cx6="http://schemas.microsoft.com/office/drawing/2016/5/12/chartex" xmlns:cx7="http://schemas.microsoft.com/office/drawing/2016/5/13/chartex" xmlns:cx8="http://schemas.microsoft.com/office/drawing/2016/5/14/chartex" xmlns:mc="http://schemas.openxmlformats.org/markup-compatibility/2006" xmlns:aink="http://schemas.microsoft.com/office/drawing/2016/ink" xmlns:am3d="http://schemas.microsoft.com/office/drawing/2017/model3d" xmlns:o="urn:schemas-microsoft-com:office:office" xmlns:oel="http://schemas.microsoft.com/office/2019/extlst" xmlns:r="http://schemas.openxmlformats.org/officeDocument/2006/relationships" xmlns:m="http://schemas.openxmlformats.org/officeDocument/2006/math" xmlns:v="urn:schemas-microsoft-com:vml" xmlns:wp14="http://schemas.microsoft.com/office/word/2010/wordprocessingDrawing" xmlns:wp="http://schemas.openxmlformats.org/drawingml/2006/wordprocessingDrawing" xmlns:w10="urn:schemas-microsoft-com:office:word" xmlns:w="http://schemas.openxmlformats.org/wordprocessingml/2006/main" xmlns:w14="http://schemas.microsoft.com/office/word/2010/wordml" xmlns:w15="http://schemas.microsoft.com/office/word/2012/wordml" xmlns:w16cex="http://schemas.microsoft.com/office/word/2018/wordml/cex" xmlns:w16cid="http://schemas.microsoft.com/office/word/2016/wordml/cid" xmlns:w16="http://schemas.microsoft.com/office/word/2018/wordml" xmlns:w16du="http://schemas.microsoft.com/office/word/2023/wordml/word16du" xmlns:w16sdtdh="http://schemas.microsoft.com/office/word/2020/wordml/sdtdatahash" xmlns:w16sdtfl="http://schemas.microsoft.com/office/word/2024/wordml/sdtformatlock" xmlns:w16se="http://schemas.microsoft.com/office/word/2015/wordml/symex" xmlns:wpg="http://schemas.microsoft.com/office/word/2010/wordprocessingGroup" xmlns:wpi="http://schemas.microsoft.com/office/word/2010/wordprocessingInk" xmlns:wne="http://schemas.microsoft.com/office/word/2006/wordml" xmlns:wps="http://schemas.microsoft.com/office/word/2010/wordprocessingShape" mc:Ignorable="w14 w15 w16se w16cid w16 w16cex w16sdtdh w16sdtfl w16du wp14">
   <w:body>
     <w:p>
       <w:pPr>
@@ -82,17 +82,7 @@
                 <w:sz w:val="26"/>
                 <w:szCs w:val="26"/>
               </w:rPr>
-              <w:t>Artist</w:t>
-            </w:r>
-            <w:r>
-              <w:rPr>
-                <w:rFonts w:ascii="AndradaMono" w:hAnsi="AndradaMono" w:cs="Courier New"/>
-                <w:b/>
-                <w:bCs/>
-                <w:sz w:val="26"/>
-                <w:szCs w:val="26"/>
-              </w:rPr>
-              <w:t xml:space="preserve"> - Toron</w:t>
+              <w:t>Artist - Toron</w:t>
             </w:r>
             <w:r>
               <w:rPr>
@@ -274,8 +264,8 @@
         <w:spacing w:before="120" w:after="0"/>
         <w:rPr>
           <w:rFonts w:ascii="AndradaMono" w:hAnsi="AndradaMono" w:cs="Courier New"/>
-          <w:sz w:val="56"/>
-          <w:szCs w:val="56"/>
+          <w:sz w:val="44"/>
+          <w:szCs w:val="44"/>
         </w:rPr>
       </w:pPr>
     </w:p>
@@ -467,15 +457,7 @@
                 <w:sz w:val="20"/>
                 <w:szCs w:val="20"/>
               </w:rPr>
-              <w:t>20</w:t>
-            </w:r>
-            <w:r>
-              <w:rPr>
-                <w:rFonts w:ascii="AndradaMono" w:hAnsi="AndradaMono" w:cs="Courier New"/>
-                <w:sz w:val="20"/>
-                <w:szCs w:val="20"/>
-              </w:rPr>
-              <w:t>26 Present</w:t>
+              <w:t>2026 Present</w:t>
             </w:r>
           </w:p>
         </w:tc>
@@ -774,7 +756,7 @@
                 <w:sz w:val="20"/>
                 <w:szCs w:val="20"/>
               </w:rPr>
-              <w:t>Pancakes and Booze</w:t>
+              <w:t>PB - Revival</w:t>
             </w:r>
           </w:p>
         </w:tc>
@@ -1062,7 +1044,7 @@
                 <w:sz w:val="20"/>
                 <w:szCs w:val="20"/>
               </w:rPr>
-              <w:t>Visit &amp;</w:t>
+              <w:t>Visit</w:t>
             </w:r>
           </w:p>
           <w:p>
@@ -1085,7 +1067,7 @@
                 <w:sz w:val="20"/>
                 <w:szCs w:val="20"/>
               </w:rPr>
-              <w:t>Interview Video</w:t>
+              <w:t>Interview</w:t>
             </w:r>
           </w:p>
         </w:tc>
@@ -1763,7 +1745,7 @@
 </file>
 
 <file path=word/endnotes.xml><?xml version="1.0" encoding="utf-8"?>
-<w:endnotes xmlns:wpc="http://schemas.microsoft.com/office/word/2010/wordprocessingCanvas" xmlns:cx="http://schemas.microsoft.com/office/drawing/2014/chartex" xmlns:cx1="http://schemas.microsoft.com/office/drawing/2015/9/8/chartex" xmlns:cx2="http://schemas.microsoft.com/office/drawing/2015/10/21/chartex" xmlns:cx3="http://schemas.microsoft.com/office/drawing/2016/5/9/chartex" xmlns:cx4="http://schemas.microsoft.com/office/drawing/2016/5/10/chartex" xmlns:cx5="http://schemas.microsoft.com/office/drawing/2016/5/11/chartex" xmlns:cx6="http://schemas.microsoft.com/office/drawing/2016/5/12/chartex" xmlns:cx7="http://schemas.microsoft.com/office/drawing/2016/5/13/chartex" xmlns:cx8="http://schemas.microsoft.com/office/drawing/2016/5/14/chartex" xmlns:mc="http://schemas.openxmlformats.org/markup-compatibility/2006" xmlns:aink="http://schemas.microsoft.com/office/drawing/2016/ink" xmlns:am3d="http://schemas.microsoft.com/office/drawing/2017/model3d" xmlns:o="urn:schemas-microsoft-com:office:office" xmlns:oel="http://schemas.microsoft.com/office/2019/extlst" xmlns:r="http://schemas.openxmlformats.org/officeDocument/2006/relationships" xmlns:m="http://schemas.openxmlformats.org/officeDocument/2006/math" xmlns:v="urn:schemas-microsoft-com:vml" xmlns:wp14="http://schemas.microsoft.com/office/word/2010/wordprocessingDrawing" xmlns:wp="http://schemas.openxmlformats.org/drawingml/2006/wordprocessingDrawing" xmlns:w10="urn:schemas-microsoft-com:office:word" xmlns:w="http://schemas.openxmlformats.org/wordprocessingml/2006/main" xmlns:w14="http://schemas.microsoft.com/office/word/2010/wordml" xmlns:w15="http://schemas.microsoft.com/office/word/2012/wordml" xmlns:w16cex="http://schemas.microsoft.com/office/word/2018/wordml/cex" xmlns:w16cid="http://schemas.microsoft.com/office/word/2016/wordml/cid" xmlns:w16="http://schemas.microsoft.com/office/word/2018/wordml" xmlns:w16sdtdh="http://schemas.microsoft.com/office/word/2020/wordml/sdtdatahash" xmlns:w16se="http://schemas.microsoft.com/office/word/2015/wordml/symex" xmlns:wpg="http://schemas.microsoft.com/office/word/2010/wordprocessingGroup" xmlns:wpi="http://schemas.microsoft.com/office/word/2010/wordprocessingInk" xmlns:wne="http://schemas.microsoft.com/office/word/2006/wordml" xmlns:wps="http://schemas.microsoft.com/office/word/2010/wordprocessingShape" mc:Ignorable="w14 w15 w16se w16cid w16 w16cex w16sdtdh wp14">
+<w:endnotes xmlns:wpc="http://schemas.microsoft.com/office/word/2010/wordprocessingCanvas" xmlns:cx="http://schemas.microsoft.com/office/drawing/2014/chartex" xmlns:cx1="http://schemas.microsoft.com/office/drawing/2015/9/8/chartex" xmlns:cx2="http://schemas.microsoft.com/office/drawing/2015/10/21/chartex" xmlns:cx3="http://schemas.microsoft.com/office/drawing/2016/5/9/chartex" xmlns:cx4="http://schemas.microsoft.com/office/drawing/2016/5/10/chartex" xmlns:cx5="http://schemas.microsoft.com/office/drawing/2016/5/11/chartex" xmlns:cx6="http://schemas.microsoft.com/office/drawing/2016/5/12/chartex" xmlns:cx7="http://schemas.microsoft.com/office/drawing/2016/5/13/chartex" xmlns:cx8="http://schemas.microsoft.com/office/drawing/2016/5/14/chartex" xmlns:mc="http://schemas.openxmlformats.org/markup-compatibility/2006" xmlns:aink="http://schemas.microsoft.com/office/drawing/2016/ink" xmlns:am3d="http://schemas.microsoft.com/office/drawing/2017/model3d" xmlns:o="urn:schemas-microsoft-com:office:office" xmlns:oel="http://schemas.microsoft.com/office/2019/extlst" xmlns:r="http://schemas.openxmlformats.org/officeDocument/2006/relationships" xmlns:m="http://schemas.openxmlformats.org/officeDocument/2006/math" xmlns:v="urn:schemas-microsoft-com:vml" xmlns:wp14="http://schemas.microsoft.com/office/word/2010/wordprocessingDrawing" xmlns:wp="http://schemas.openxmlformats.org/drawingml/2006/wordprocessingDrawing" xmlns:w10="urn:schemas-microsoft-com:office:word" xmlns:w="http://schemas.openxmlformats.org/wordprocessingml/2006/main" xmlns:w14="http://schemas.microsoft.com/office/word/2010/wordml" xmlns:w15="http://schemas.microsoft.com/office/word/2012/wordml" xmlns:w16cex="http://schemas.microsoft.com/office/word/2018/wordml/cex" xmlns:w16cid="http://schemas.microsoft.com/office/word/2016/wordml/cid" xmlns:w16="http://schemas.microsoft.com/office/word/2018/wordml" xmlns:w16du="http://schemas.microsoft.com/office/word/2023/wordml/word16du" xmlns:w16sdtdh="http://schemas.microsoft.com/office/word/2020/wordml/sdtdatahash" xmlns:w16sdtfl="http://schemas.microsoft.com/office/word/2024/wordml/sdtformatlock" xmlns:w16se="http://schemas.microsoft.com/office/word/2015/wordml/symex" xmlns:wpg="http://schemas.microsoft.com/office/word/2010/wordprocessingGroup" xmlns:wpi="http://schemas.microsoft.com/office/word/2010/wordprocessingInk" xmlns:wne="http://schemas.microsoft.com/office/word/2006/wordml" xmlns:wps="http://schemas.microsoft.com/office/word/2010/wordprocessingShape" mc:Ignorable="w14 w15 w16se w16cid w16 w16cex w16sdtdh w16sdtfl w16du wp14">
   <w:endnote w:type="separator" w:id="-1">
     <w:p>
       <w:pPr>
@@ -1788,7 +1770,7 @@
 </file>
 
 <file path=word/footer1.xml><?xml version="1.0" encoding="utf-8"?>
-<w:ftr xmlns:wpc="http://schemas.microsoft.com/office/word/2010/wordprocessingCanvas" xmlns:cx="http://schemas.microsoft.com/office/drawing/2014/chartex" xmlns:cx1="http://schemas.microsoft.com/office/drawing/2015/9/8/chartex" xmlns:cx2="http://schemas.microsoft.com/office/drawing/2015/10/21/chartex" xmlns:cx3="http://schemas.microsoft.com/office/drawing/2016/5/9/chartex" xmlns:cx4="http://schemas.microsoft.com/office/drawing/2016/5/10/chartex" xmlns:cx5="http://schemas.microsoft.com/office/drawing/2016/5/11/chartex" xmlns:cx6="http://schemas.microsoft.com/office/drawing/2016/5/12/chartex" xmlns:cx7="http://schemas.microsoft.com/office/drawing/2016/5/13/chartex" xmlns:cx8="http://schemas.microsoft.com/office/drawing/2016/5/14/chartex" xmlns:mc="http://schemas.openxmlformats.org/markup-compatibility/2006" xmlns:aink="http://schemas.microsoft.com/office/drawing/2016/ink" xmlns:am3d="http://schemas.microsoft.com/office/drawing/2017/model3d" xmlns:o="urn:schemas-microsoft-com:office:office" xmlns:oel="http://schemas.microsoft.com/office/2019/extlst" xmlns:r="http://schemas.openxmlformats.org/officeDocument/2006/relationships" xmlns:m="http://schemas.openxmlformats.org/officeDocument/2006/math" xmlns:v="urn:schemas-microsoft-com:vml" xmlns:wp14="http://schemas.microsoft.com/office/word/2010/wordprocessingDrawing" xmlns:wp="http://schemas.openxmlformats.org/drawingml/2006/wordprocessingDrawing" xmlns:w10="urn:schemas-microsoft-com:office:word" xmlns:w="http://schemas.openxmlformats.org/wordprocessingml/2006/main" xmlns:w14="http://schemas.microsoft.com/office/word/2010/wordml" xmlns:w15="http://schemas.microsoft.com/office/word/2012/wordml" xmlns:w16cex="http://schemas.microsoft.com/office/word/2018/wordml/cex" xmlns:w16cid="http://schemas.microsoft.com/office/word/2016/wordml/cid" xmlns:w16="http://schemas.microsoft.com/office/word/2018/wordml" xmlns:w16sdtdh="http://schemas.microsoft.com/office/word/2020/wordml/sdtdatahash" xmlns:w16se="http://schemas.microsoft.com/office/word/2015/wordml/symex" xmlns:wpg="http://schemas.microsoft.com/office/word/2010/wordprocessingGroup" xmlns:wpi="http://schemas.microsoft.com/office/word/2010/wordprocessingInk" xmlns:wne="http://schemas.microsoft.com/office/word/2006/wordml" xmlns:wps="http://schemas.microsoft.com/office/word/2010/wordprocessingShape" mc:Ignorable="w14 w15 w16se w16cid w16 w16cex w16sdtdh wp14">
+<w:ftr xmlns:wpc="http://schemas.microsoft.com/office/word/2010/wordprocessingCanvas" xmlns:cx="http://schemas.microsoft.com/office/drawing/2014/chartex" xmlns:cx1="http://schemas.microsoft.com/office/drawing/2015/9/8/chartex" xmlns:cx2="http://schemas.microsoft.com/office/drawing/2015/10/21/chartex" xmlns:cx3="http://schemas.microsoft.com/office/drawing/2016/5/9/chartex" xmlns:cx4="http://schemas.microsoft.com/office/drawing/2016/5/10/chartex" xmlns:cx5="http://schemas.microsoft.com/office/drawing/2016/5/11/chartex" xmlns:cx6="http://schemas.microsoft.com/office/drawing/2016/5/12/chartex" xmlns:cx7="http://schemas.microsoft.com/office/drawing/2016/5/13/chartex" xmlns:cx8="http://schemas.microsoft.com/office/drawing/2016/5/14/chartex" xmlns:mc="http://schemas.openxmlformats.org/markup-compatibility/2006" xmlns:aink="http://schemas.microsoft.com/office/drawing/2016/ink" xmlns:am3d="http://schemas.microsoft.com/office/drawing/2017/model3d" xmlns:o="urn:schemas-microsoft-com:office:office" xmlns:oel="http://schemas.microsoft.com/office/2019/extlst" xmlns:r="http://schemas.openxmlformats.org/officeDocument/2006/relationships" xmlns:m="http://schemas.openxmlformats.org/officeDocument/2006/math" xmlns:v="urn:schemas-microsoft-com:vml" xmlns:wp14="http://schemas.microsoft.com/office/word/2010/wordprocessingDrawing" xmlns:wp="http://schemas.openxmlformats.org/drawingml/2006/wordprocessingDrawing" xmlns:w10="urn:schemas-microsoft-com:office:word" xmlns:w="http://schemas.openxmlformats.org/wordprocessingml/2006/main" xmlns:w14="http://schemas.microsoft.com/office/word/2010/wordml" xmlns:w15="http://schemas.microsoft.com/office/word/2012/wordml" xmlns:w16cex="http://schemas.microsoft.com/office/word/2018/wordml/cex" xmlns:w16cid="http://schemas.microsoft.com/office/word/2016/wordml/cid" xmlns:w16="http://schemas.microsoft.com/office/word/2018/wordml" xmlns:w16du="http://schemas.microsoft.com/office/word/2023/wordml/word16du" xmlns:w16sdtdh="http://schemas.microsoft.com/office/word/2020/wordml/sdtdatahash" xmlns:w16sdtfl="http://schemas.microsoft.com/office/word/2024/wordml/sdtformatlock" xmlns:w16se="http://schemas.microsoft.com/office/word/2015/wordml/symex" xmlns:wpg="http://schemas.microsoft.com/office/word/2010/wordprocessingGroup" xmlns:wpi="http://schemas.microsoft.com/office/word/2010/wordprocessingInk" xmlns:wne="http://schemas.microsoft.com/office/word/2006/wordml" xmlns:wps="http://schemas.microsoft.com/office/word/2010/wordprocessingShape" mc:Ignorable="w14 w15 w16se w16cid w16 w16cex w16sdtdh w16sdtfl w16du wp14">
   <w:p>
     <w:pPr>
       <w:pStyle w:val="Footer"/>
@@ -1932,7 +1914,7 @@
 </file>
 
 <file path=word/footnotes.xml><?xml version="1.0" encoding="utf-8"?>
-<w:footnotes xmlns:wpc="http://schemas.microsoft.com/office/word/2010/wordprocessingCanvas" xmlns:cx="http://schemas.microsoft.com/office/drawing/2014/chartex" xmlns:cx1="http://schemas.microsoft.com/office/drawing/2015/9/8/chartex" xmlns:cx2="http://schemas.microsoft.com/office/drawing/2015/10/21/chartex" xmlns:cx3="http://schemas.microsoft.com/office/drawing/2016/5/9/chartex" xmlns:cx4="http://schemas.microsoft.com/office/drawing/2016/5/10/chartex" xmlns:cx5="http://schemas.microsoft.com/office/drawing/2016/5/11/chartex" xmlns:cx6="http://schemas.microsoft.com/office/drawing/2016/5/12/chartex" xmlns:cx7="http://schemas.microsoft.com/office/drawing/2016/5/13/chartex" xmlns:cx8="http://schemas.microsoft.com/office/drawing/2016/5/14/chartex" xmlns:mc="http://schemas.openxmlformats.org/markup-compatibility/2006" xmlns:aink="http://schemas.microsoft.com/office/drawing/2016/ink" xmlns:am3d="http://schemas.microsoft.com/office/drawing/2017/model3d" xmlns:o="urn:schemas-microsoft-com:office:office" xmlns:oel="http://schemas.microsoft.com/office/2019/extlst" xmlns:r="http://schemas.openxmlformats.org/officeDocument/2006/relationships" xmlns:m="http://schemas.openxmlformats.org/officeDocument/2006/math" xmlns:v="urn:schemas-microsoft-com:vml" xmlns:wp14="http://schemas.microsoft.com/office/word/2010/wordprocessingDrawing" xmlns:wp="http://schemas.openxmlformats.org/drawingml/2006/wordprocessingDrawing" xmlns:w10="urn:schemas-microsoft-com:office:word" xmlns:w="http://schemas.openxmlformats.org/wordprocessingml/2006/main" xmlns:w14="http://schemas.microsoft.com/office/word/2010/wordml" xmlns:w15="http://schemas.microsoft.com/office/word/2012/wordml" xmlns:w16cex="http://schemas.microsoft.com/office/word/2018/wordml/cex" xmlns:w16cid="http://schemas.microsoft.com/office/word/2016/wordml/cid" xmlns:w16="http://schemas.microsoft.com/office/word/2018/wordml" xmlns:w16sdtdh="http://schemas.microsoft.com/office/word/2020/wordml/sdtdatahash" xmlns:w16se="http://schemas.microsoft.com/office/word/2015/wordml/symex" xmlns:wpg="http://schemas.microsoft.com/office/word/2010/wordprocessingGroup" xmlns:wpi="http://schemas.microsoft.com/office/word/2010/wordprocessingInk" xmlns:wne="http://schemas.microsoft.com/office/word/2006/wordml" xmlns:wps="http://schemas.microsoft.com/office/word/2010/wordprocessingShape" mc:Ignorable="w14 w15 w16se w16cid w16 w16cex w16sdtdh wp14">
+<w:footnotes xmlns:wpc="http://schemas.microsoft.com/office/word/2010/wordprocessingCanvas" xmlns:cx="http://schemas.microsoft.com/office/drawing/2014/chartex" xmlns:cx1="http://schemas.microsoft.com/office/drawing/2015/9/8/chartex" xmlns:cx2="http://schemas.microsoft.com/office/drawing/2015/10/21/chartex" xmlns:cx3="http://schemas.microsoft.com/office/drawing/2016/5/9/chartex" xmlns:cx4="http://schemas.microsoft.com/office/drawing/2016/5/10/chartex" xmlns:cx5="http://schemas.microsoft.com/office/drawing/2016/5/11/chartex" xmlns:cx6="http://schemas.microsoft.com/office/drawing/2016/5/12/chartex" xmlns:cx7="http://schemas.microsoft.com/office/drawing/2016/5/13/chartex" xmlns:cx8="http://schemas.microsoft.com/office/drawing/2016/5/14/chartex" xmlns:mc="http://schemas.openxmlformats.org/markup-compatibility/2006" xmlns:aink="http://schemas.microsoft.com/office/drawing/2016/ink" xmlns:am3d="http://schemas.microsoft.com/office/drawing/2017/model3d" xmlns:o="urn:schemas-microsoft-com:office:office" xmlns:oel="http://schemas.microsoft.com/office/2019/extlst" xmlns:r="http://schemas.openxmlformats.org/officeDocument/2006/relationships" xmlns:m="http://schemas.openxmlformats.org/officeDocument/2006/math" xmlns:v="urn:schemas-microsoft-com:vml" xmlns:wp14="http://schemas.microsoft.com/office/word/2010/wordprocessingDrawing" xmlns:wp="http://schemas.openxmlformats.org/drawingml/2006/wordprocessingDrawing" xmlns:w10="urn:schemas-microsoft-com:office:word" xmlns:w="http://schemas.openxmlformats.org/wordprocessingml/2006/main" xmlns:w14="http://schemas.microsoft.com/office/word/2010/wordml" xmlns:w15="http://schemas.microsoft.com/office/word/2012/wordml" xmlns:w16cex="http://schemas.microsoft.com/office/word/2018/wordml/cex" xmlns:w16cid="http://schemas.microsoft.com/office/word/2016/wordml/cid" xmlns:w16="http://schemas.microsoft.com/office/word/2018/wordml" xmlns:w16du="http://schemas.microsoft.com/office/word/2023/wordml/word16du" xmlns:w16sdtdh="http://schemas.microsoft.com/office/word/2020/wordml/sdtdatahash" xmlns:w16sdtfl="http://schemas.microsoft.com/office/word/2024/wordml/sdtformatlock" xmlns:w16se="http://schemas.microsoft.com/office/word/2015/wordml/symex" xmlns:wpg="http://schemas.microsoft.com/office/word/2010/wordprocessingGroup" xmlns:wpi="http://schemas.microsoft.com/office/word/2010/wordprocessingInk" xmlns:wne="http://schemas.microsoft.com/office/word/2006/wordml" xmlns:wps="http://schemas.microsoft.com/office/word/2010/wordprocessingShape" mc:Ignorable="w14 w15 w16se w16cid w16 w16cex w16sdtdh w16sdtfl w16du wp14">
   <w:footnote w:type="separator" w:id="-1">
     <w:p>
       <w:pPr>
@@ -1957,7 +1939,7 @@
 </file>
 
 <file path=word/numbering.xml><?xml version="1.0" encoding="utf-8"?>
-<w:numbering xmlns:wpc="http://schemas.microsoft.com/office/word/2010/wordprocessingCanvas" xmlns:cx="http://schemas.microsoft.com/office/drawing/2014/chartex" xmlns:cx1="http://schemas.microsoft.com/office/drawing/2015/9/8/chartex" xmlns:cx2="http://schemas.microsoft.com/office/drawing/2015/10/21/chartex" xmlns:cx3="http://schemas.microsoft.com/office/drawing/2016/5/9/chartex" xmlns:cx4="http://schemas.microsoft.com/office/drawing/2016/5/10/chartex" xmlns:cx5="http://schemas.microsoft.com/office/drawing/2016/5/11/chartex" xmlns:cx6="http://schemas.microsoft.com/office/drawing/2016/5/12/chartex" xmlns:cx7="http://schemas.microsoft.com/office/drawing/2016/5/13/chartex" xmlns:cx8="http://schemas.microsoft.com/office/drawing/2016/5/14/chartex" xmlns:mc="http://schemas.openxmlformats.org/markup-compatibility/2006" xmlns:aink="http://schemas.microsoft.com/office/drawing/2016/ink" xmlns:am3d="http://schemas.microsoft.com/office/drawing/2017/model3d" xmlns:o="urn:schemas-microsoft-com:office:office" xmlns:oel="http://schemas.microsoft.com/office/2019/extlst" xmlns:r="http://schemas.openxmlformats.org/officeDocument/2006/relationships" xmlns:m="http://schemas.openxmlformats.org/officeDocument/2006/math" xmlns:v="urn:schemas-microsoft-com:vml" xmlns:wp14="http://schemas.microsoft.com/office/word/2010/wordprocessingDrawing" xmlns:wp="http://schemas.openxmlformats.org/drawingml/2006/wordprocessingDrawing" xmlns:w10="urn:schemas-microsoft-com:office:word" xmlns:w="http://schemas.openxmlformats.org/wordprocessingml/2006/main" xmlns:w14="http://schemas.microsoft.com/office/word/2010/wordml" xmlns:w15="http://schemas.microsoft.com/office/word/2012/wordml" xmlns:w16cex="http://schemas.microsoft.com/office/word/2018/wordml/cex" xmlns:w16cid="http://schemas.microsoft.com/office/word/2016/wordml/cid" xmlns:w16="http://schemas.microsoft.com/office/word/2018/wordml" xmlns:w16sdtdh="http://schemas.microsoft.com/office/word/2020/wordml/sdtdatahash" xmlns:w16se="http://schemas.microsoft.com/office/word/2015/wordml/symex" xmlns:wpg="http://schemas.microsoft.com/office/word/2010/wordprocessingGroup" xmlns:wpi="http://schemas.microsoft.com/office/word/2010/wordprocessingInk" xmlns:wne="http://schemas.microsoft.com/office/word/2006/wordml" xmlns:wps="http://schemas.microsoft.com/office/word/2010/wordprocessingShape" mc:Ignorable="w14 w15 w16se w16cid w16 w16cex w16sdtdh wp14">
+<w:numbering xmlns:wpc="http://schemas.microsoft.com/office/word/2010/wordprocessingCanvas" xmlns:cx="http://schemas.microsoft.com/office/drawing/2014/chartex" xmlns:cx1="http://schemas.microsoft.com/office/drawing/2015/9/8/chartex" xmlns:cx2="http://schemas.microsoft.com/office/drawing/2015/10/21/chartex" xmlns:cx3="http://schemas.microsoft.com/office/drawing/2016/5/9/chartex" xmlns:cx4="http://schemas.microsoft.com/office/drawing/2016/5/10/chartex" xmlns:cx5="http://schemas.microsoft.com/office/drawing/2016/5/11/chartex" xmlns:cx6="http://schemas.microsoft.com/office/drawing/2016/5/12/chartex" xmlns:cx7="http://schemas.microsoft.com/office/drawing/2016/5/13/chartex" xmlns:cx8="http://schemas.microsoft.com/office/drawing/2016/5/14/chartex" xmlns:mc="http://schemas.openxmlformats.org/markup-compatibility/2006" xmlns:aink="http://schemas.microsoft.com/office/drawing/2016/ink" xmlns:am3d="http://schemas.microsoft.com/office/drawing/2017/model3d" xmlns:o="urn:schemas-microsoft-com:office:office" xmlns:oel="http://schemas.microsoft.com/office/2019/extlst" xmlns:r="http://schemas.openxmlformats.org/officeDocument/2006/relationships" xmlns:m="http://schemas.openxmlformats.org/officeDocument/2006/math" xmlns:v="urn:schemas-microsoft-com:vml" xmlns:wp14="http://schemas.microsoft.com/office/word/2010/wordprocessingDrawing" xmlns:wp="http://schemas.openxmlformats.org/drawingml/2006/wordprocessingDrawing" xmlns:w10="urn:schemas-microsoft-com:office:word" xmlns:w="http://schemas.openxmlformats.org/wordprocessingml/2006/main" xmlns:w14="http://schemas.microsoft.com/office/word/2010/wordml" xmlns:w15="http://schemas.microsoft.com/office/word/2012/wordml" xmlns:w16cex="http://schemas.microsoft.com/office/word/2018/wordml/cex" xmlns:w16cid="http://schemas.microsoft.com/office/word/2016/wordml/cid" xmlns:w16="http://schemas.microsoft.com/office/word/2018/wordml" xmlns:w16du="http://schemas.microsoft.com/office/word/2023/wordml/word16du" xmlns:w16sdtdh="http://schemas.microsoft.com/office/word/2020/wordml/sdtdatahash" xmlns:w16sdtfl="http://schemas.microsoft.com/office/word/2024/wordml/sdtformatlock" xmlns:w16se="http://schemas.microsoft.com/office/word/2015/wordml/symex" xmlns:wpg="http://schemas.microsoft.com/office/word/2010/wordprocessingGroup" xmlns:wpi="http://schemas.microsoft.com/office/word/2010/wordprocessingInk" xmlns:wne="http://schemas.microsoft.com/office/word/2006/wordml" xmlns:wps="http://schemas.microsoft.com/office/word/2010/wordprocessingShape" mc:Ignorable="w14 w15 w16se w16cid w16 w16cex w16sdtdh w16sdtfl w16du wp14">
   <w:abstractNum w:abstractNumId="0" w15:restartNumberingAfterBreak="0">
     <w:nsid w:val="FFFFFF7C"/>
     <w:multiLevelType w:val="singleLevel"/>
@@ -2740,7 +2722,7 @@
 </file>
 
 <file path=word/styles.xml><?xml version="1.0" encoding="utf-8"?>
-<w:styles xmlns:mc="http://schemas.openxmlformats.org/markup-compatibility/2006" xmlns:r="http://schemas.openxmlformats.org/officeDocument/2006/relationships" xmlns:w="http://schemas.openxmlformats.org/wordprocessingml/2006/main" xmlns:w14="http://schemas.microsoft.com/office/word/2010/wordml" xmlns:w15="http://schemas.microsoft.com/office/word/2012/wordml" xmlns:w16cex="http://schemas.microsoft.com/office/word/2018/wordml/cex" xmlns:w16cid="http://schemas.microsoft.com/office/word/2016/wordml/cid" xmlns:w16="http://schemas.microsoft.com/office/word/2018/wordml" xmlns:w16sdtdh="http://schemas.microsoft.com/office/word/2020/wordml/sdtdatahash" xmlns:w16se="http://schemas.microsoft.com/office/word/2015/wordml/symex" mc:Ignorable="w14 w15 w16se w16cid w16 w16cex w16sdtdh">
+<w:styles xmlns:mc="http://schemas.openxmlformats.org/markup-compatibility/2006" xmlns:r="http://schemas.openxmlformats.org/officeDocument/2006/relationships" xmlns:w="http://schemas.openxmlformats.org/wordprocessingml/2006/main" xmlns:w14="http://schemas.microsoft.com/office/word/2010/wordml" xmlns:w15="http://schemas.microsoft.com/office/word/2012/wordml" xmlns:w16cex="http://schemas.microsoft.com/office/word/2018/wordml/cex" xmlns:w16cid="http://schemas.microsoft.com/office/word/2016/wordml/cid" xmlns:w16="http://schemas.microsoft.com/office/word/2018/wordml" xmlns:w16du="http://schemas.microsoft.com/office/word/2023/wordml/word16du" xmlns:w16sdtdh="http://schemas.microsoft.com/office/word/2020/wordml/sdtdatahash" xmlns:w16sdtfl="http://schemas.microsoft.com/office/word/2024/wordml/sdtformatlock" xmlns:w16se="http://schemas.microsoft.com/office/word/2015/wordml/symex" mc:Ignorable="w14 w15 w16se w16cid w16 w16cex w16sdtdh w16sdtfl w16du">
   <w:docDefaults>
     <w:rPrDefault>
       <w:rPr>
@@ -3342,6 +3324,7 @@
   <w:style w:type="character" w:default="1" w:styleId="DefaultParagraphFont">
     <w:name w:val="Default Paragraph Font"/>
     <w:uiPriority w:val="1"/>
+    <w:semiHidden/>
     <w:unhideWhenUsed/>
   </w:style>
   <w:style w:type="table" w:default="1" w:styleId="TableNormal">

--- a/docs/Louis_Andrada_CV.docx
+++ b/docs/Louis_Andrada_CV.docx
@@ -264,8 +264,8 @@
         <w:spacing w:before="120" w:after="0"/>
         <w:rPr>
           <w:rFonts w:ascii="AndradaMono" w:hAnsi="AndradaMono" w:cs="Courier New"/>
-          <w:sz w:val="44"/>
-          <w:szCs w:val="44"/>
+          <w:sz w:val="24"/>
+          <w:szCs w:val="24"/>
         </w:rPr>
       </w:pPr>
     </w:p>
@@ -293,7 +293,7 @@
     <w:tbl>
       <w:tblPr>
         <w:tblStyle w:val="TableGrid"/>
-        <w:tblW w:w="0" w:type="auto"/>
+        <w:tblW w:w="10080" w:type="dxa"/>
         <w:tblInd w:w="108" w:type="dxa"/>
         <w:tblBorders>
           <w:top w:val="none" w:sz="0" w:space="0" w:color="auto"/>
@@ -308,11 +308,14 @@
       </w:tblPr>
       <w:tblGrid>
         <w:gridCol w:w="1985"/>
-        <w:gridCol w:w="2551"/>
-        <w:gridCol w:w="3384"/>
-        <w:gridCol w:w="2268"/>
+        <w:gridCol w:w="2965"/>
+        <w:gridCol w:w="2790"/>
+        <w:gridCol w:w="2340"/>
       </w:tblGrid>
       <w:tr>
+        <w:trPr>
+          <w:trHeight w:val="320"/>
+        </w:trPr>
         <w:tc>
           <w:tcPr>
             <w:tcW w:w="1985" w:type="dxa"/>
@@ -337,13 +340,13 @@
                 <w:sz w:val="20"/>
                 <w:szCs w:val="20"/>
               </w:rPr>
-              <w:t>2026</w:t>
+              <w:t>Present</w:t>
             </w:r>
           </w:p>
         </w:tc>
         <w:tc>
           <w:tcPr>
-            <w:tcW w:w="2551" w:type="dxa"/>
+            <w:tcW w:w="2965" w:type="dxa"/>
           </w:tcPr>
           <w:p>
             <w:pPr>
@@ -365,105 +368,13 @@
                 <w:sz w:val="20"/>
                 <w:szCs w:val="20"/>
               </w:rPr>
-              <w:t>Group Exhibition</w:t>
+              <w:t>Carbonic Cafe</w:t>
             </w:r>
           </w:p>
         </w:tc>
         <w:tc>
           <w:tcPr>
-            <w:tcW w:w="3384" w:type="dxa"/>
-          </w:tcPr>
-          <w:p>
-            <w:pPr>
-              <w:pStyle w:val="ListBullet"/>
-              <w:numPr>
-                <w:ilvl w:val="0"/>
-                <w:numId w:val="0"/>
-              </w:numPr>
-              <w:jc w:val="both"/>
-              <w:rPr>
-                <w:rFonts w:ascii="AndradaMono" w:hAnsi="AndradaMono" w:cs="Courier New"/>
-                <w:sz w:val="20"/>
-                <w:szCs w:val="20"/>
-              </w:rPr>
-            </w:pPr>
-            <w:r>
-              <w:rPr>
-                <w:rFonts w:ascii="AndradaMono" w:hAnsi="AndradaMono" w:cs="Courier New"/>
-                <w:sz w:val="20"/>
-                <w:szCs w:val="20"/>
-              </w:rPr>
-              <w:t>Art Week Toronto 2026</w:t>
-            </w:r>
-          </w:p>
-        </w:tc>
-        <w:tc>
-          <w:tcPr>
-            <w:tcW w:w="2268" w:type="dxa"/>
-          </w:tcPr>
-          <w:p>
-            <w:pPr>
-              <w:pStyle w:val="ListBullet"/>
-              <w:numPr>
-                <w:ilvl w:val="0"/>
-                <w:numId w:val="0"/>
-              </w:numPr>
-              <w:rPr>
-                <w:rFonts w:ascii="AndradaMono" w:hAnsi="AndradaMono" w:cs="Courier New"/>
-                <w:sz w:val="20"/>
-                <w:szCs w:val="20"/>
-              </w:rPr>
-            </w:pPr>
-            <w:r>
-              <w:rPr>
-                <w:rFonts w:ascii="AndradaMono" w:hAnsi="AndradaMono" w:cs="Courier New"/>
-                <w:sz w:val="20"/>
-                <w:szCs w:val="20"/>
-              </w:rPr>
-              <w:t xml:space="preserve">  </w:t>
-            </w:r>
-            <w:r>
-              <w:rPr>
-                <w:rFonts w:ascii="AndradaMono" w:hAnsi="AndradaMono" w:cs="Courier New"/>
-                <w:sz w:val="20"/>
-                <w:szCs w:val="20"/>
-              </w:rPr>
-              <w:t>Toronto, Canada</w:t>
-            </w:r>
-          </w:p>
-        </w:tc>
-      </w:tr>
-      <w:tr>
-        <w:tc>
-          <w:tcPr>
-            <w:tcW w:w="1985" w:type="dxa"/>
-          </w:tcPr>
-          <w:p>
-            <w:pPr>
-              <w:pStyle w:val="ListBullet"/>
-              <w:numPr>
-                <w:ilvl w:val="0"/>
-                <w:numId w:val="0"/>
-              </w:numPr>
-              <w:rPr>
-                <w:rFonts w:ascii="AndradaMono" w:hAnsi="AndradaMono" w:cs="Courier New"/>
-                <w:sz w:val="20"/>
-                <w:szCs w:val="20"/>
-              </w:rPr>
-            </w:pPr>
-            <w:r>
-              <w:rPr>
-                <w:rFonts w:ascii="AndradaMono" w:hAnsi="AndradaMono" w:cs="Courier New"/>
-                <w:sz w:val="20"/>
-                <w:szCs w:val="20"/>
-              </w:rPr>
-              <w:t>2026 Present</w:t>
-            </w:r>
-          </w:p>
-        </w:tc>
-        <w:tc>
-          <w:tcPr>
-            <w:tcW w:w="2551" w:type="dxa"/>
+            <w:tcW w:w="2790" w:type="dxa"/>
           </w:tcPr>
           <w:p>
             <w:pPr>
@@ -491,155 +402,7 @@
         </w:tc>
         <w:tc>
           <w:tcPr>
-            <w:tcW w:w="3384" w:type="dxa"/>
-          </w:tcPr>
-          <w:p>
-            <w:pPr>
-              <w:pStyle w:val="ListBullet"/>
-              <w:numPr>
-                <w:ilvl w:val="0"/>
-                <w:numId w:val="0"/>
-              </w:numPr>
-              <w:jc w:val="both"/>
-              <w:rPr>
-                <w:rFonts w:ascii="AndradaMono" w:hAnsi="AndradaMono" w:cs="Courier New"/>
-                <w:sz w:val="20"/>
-                <w:szCs w:val="20"/>
-              </w:rPr>
-            </w:pPr>
-            <w:r>
-              <w:rPr>
-                <w:rFonts w:ascii="AndradaMono" w:hAnsi="AndradaMono" w:cs="Courier New"/>
-                <w:sz w:val="20"/>
-                <w:szCs w:val="20"/>
-              </w:rPr>
-              <w:t>Carbonic Cafe</w:t>
-            </w:r>
-          </w:p>
-        </w:tc>
-        <w:tc>
-          <w:tcPr>
-            <w:tcW w:w="2268" w:type="dxa"/>
-          </w:tcPr>
-          <w:p>
-            <w:pPr>
-              <w:pStyle w:val="ListBullet"/>
-              <w:numPr>
-                <w:ilvl w:val="0"/>
-                <w:numId w:val="0"/>
-              </w:numPr>
-              <w:rPr>
-                <w:rFonts w:ascii="AndradaMono" w:hAnsi="AndradaMono" w:cs="Courier New"/>
-                <w:sz w:val="20"/>
-                <w:szCs w:val="20"/>
-              </w:rPr>
-            </w:pPr>
-            <w:r>
-              <w:rPr>
-                <w:rFonts w:ascii="AndradaMono" w:hAnsi="AndradaMono" w:cs="Courier New"/>
-                <w:sz w:val="20"/>
-                <w:szCs w:val="20"/>
-              </w:rPr>
-              <w:t xml:space="preserve">  </w:t>
-            </w:r>
-            <w:r>
-              <w:rPr>
-                <w:rFonts w:ascii="AndradaMono" w:hAnsi="AndradaMono" w:cs="Courier New"/>
-                <w:sz w:val="20"/>
-                <w:szCs w:val="20"/>
-              </w:rPr>
-              <w:t>Toronto, Canada</w:t>
-            </w:r>
-          </w:p>
-        </w:tc>
-      </w:tr>
-      <w:tr>
-        <w:tc>
-          <w:tcPr>
-            <w:tcW w:w="1985" w:type="dxa"/>
-          </w:tcPr>
-          <w:p>
-            <w:pPr>
-              <w:pStyle w:val="ListBullet"/>
-              <w:numPr>
-                <w:ilvl w:val="0"/>
-                <w:numId w:val="0"/>
-              </w:numPr>
-              <w:rPr>
-                <w:rFonts w:ascii="AndradaMono" w:hAnsi="AndradaMono" w:cs="Courier New"/>
-                <w:sz w:val="20"/>
-                <w:szCs w:val="20"/>
-              </w:rPr>
-            </w:pPr>
-            <w:r>
-              <w:rPr>
-                <w:rFonts w:ascii="AndradaMono" w:hAnsi="AndradaMono" w:cs="Courier New"/>
-                <w:sz w:val="20"/>
-                <w:szCs w:val="20"/>
-              </w:rPr>
-              <w:t>2026</w:t>
-            </w:r>
-          </w:p>
-        </w:tc>
-        <w:tc>
-          <w:tcPr>
-            <w:tcW w:w="2551" w:type="dxa"/>
-          </w:tcPr>
-          <w:p>
-            <w:pPr>
-              <w:pStyle w:val="ListBullet"/>
-              <w:numPr>
-                <w:ilvl w:val="0"/>
-                <w:numId w:val="0"/>
-              </w:numPr>
-              <w:jc w:val="both"/>
-              <w:rPr>
-                <w:rFonts w:ascii="AndradaMono" w:hAnsi="AndradaMono" w:cs="Courier New"/>
-                <w:sz w:val="20"/>
-                <w:szCs w:val="20"/>
-              </w:rPr>
-            </w:pPr>
-            <w:r>
-              <w:rPr>
-                <w:rFonts w:ascii="AndradaMono" w:hAnsi="AndradaMono" w:cs="Courier New"/>
-                <w:sz w:val="20"/>
-                <w:szCs w:val="20"/>
-              </w:rPr>
-              <w:t>Group Exhibition</w:t>
-            </w:r>
-          </w:p>
-        </w:tc>
-        <w:tc>
-          <w:tcPr>
-            <w:tcW w:w="3384" w:type="dxa"/>
-          </w:tcPr>
-          <w:p>
-            <w:pPr>
-              <w:pStyle w:val="ListBullet"/>
-              <w:numPr>
-                <w:ilvl w:val="0"/>
-                <w:numId w:val="0"/>
-              </w:numPr>
-              <w:jc w:val="both"/>
-              <w:rPr>
-                <w:rFonts w:ascii="AndradaMono" w:hAnsi="AndradaMono" w:cs="Courier New"/>
-                <w:sz w:val="20"/>
-                <w:szCs w:val="20"/>
-              </w:rPr>
-            </w:pPr>
-            <w:r>
-              <w:rPr>
-                <w:rFonts w:ascii="AndradaMono" w:hAnsi="AndradaMono" w:cs="Courier New"/>
-                <w:sz w:val="20"/>
-                <w:szCs w:val="20"/>
-              </w:rPr>
-              <w:t>RCHIVE Art Gallery</w:t>
-            </w:r>
-          </w:p>
-        </w:tc>
-        <w:tc>
-          <w:tcPr>
-            <w:tcW w:w="2268" w:type="dxa"/>
+            <w:tcW w:w="2340" w:type="dxa"/>
           </w:tcPr>
           <w:p>
             <w:pPr>
@@ -675,7 +438,7 @@
       </w:tr>
       <w:tr>
         <w:trPr>
-          <w:trHeight w:val="80"/>
+          <w:trHeight w:val="320"/>
         </w:trPr>
         <w:tc>
           <w:tcPr>
@@ -706,7 +469,35 @@
         </w:tc>
         <w:tc>
           <w:tcPr>
-            <w:tcW w:w="2551" w:type="dxa"/>
+            <w:tcW w:w="2965" w:type="dxa"/>
+          </w:tcPr>
+          <w:p>
+            <w:pPr>
+              <w:pStyle w:val="ListBullet"/>
+              <w:numPr>
+                <w:ilvl w:val="0"/>
+                <w:numId w:val="0"/>
+              </w:numPr>
+              <w:jc w:val="both"/>
+              <w:rPr>
+                <w:rFonts w:ascii="AndradaMono" w:hAnsi="AndradaMono" w:cs="Courier New"/>
+                <w:sz w:val="20"/>
+                <w:szCs w:val="20"/>
+              </w:rPr>
+            </w:pPr>
+            <w:r>
+              <w:rPr>
+                <w:rFonts w:ascii="AndradaMono" w:hAnsi="AndradaMono" w:cs="Courier New"/>
+                <w:sz w:val="20"/>
+                <w:szCs w:val="20"/>
+              </w:rPr>
+              <w:t>Art Week Toronto</w:t>
+            </w:r>
+          </w:p>
+        </w:tc>
+        <w:tc>
+          <w:tcPr>
+            <w:tcW w:w="2790" w:type="dxa"/>
           </w:tcPr>
           <w:p>
             <w:pPr>
@@ -734,35 +525,7 @@
         </w:tc>
         <w:tc>
           <w:tcPr>
-            <w:tcW w:w="3384" w:type="dxa"/>
-          </w:tcPr>
-          <w:p>
-            <w:pPr>
-              <w:pStyle w:val="ListBullet"/>
-              <w:numPr>
-                <w:ilvl w:val="0"/>
-                <w:numId w:val="0"/>
-              </w:numPr>
-              <w:jc w:val="both"/>
-              <w:rPr>
-                <w:rFonts w:ascii="AndradaMono" w:hAnsi="AndradaMono" w:cs="Courier New"/>
-                <w:sz w:val="20"/>
-                <w:szCs w:val="20"/>
-              </w:rPr>
-            </w:pPr>
-            <w:r>
-              <w:rPr>
-                <w:rFonts w:ascii="AndradaMono" w:hAnsi="AndradaMono" w:cs="Courier New"/>
-                <w:sz w:val="20"/>
-                <w:szCs w:val="20"/>
-              </w:rPr>
-              <w:t>PB - Revival</w:t>
-            </w:r>
-          </w:p>
-        </w:tc>
-        <w:tc>
-          <w:tcPr>
-            <w:tcW w:w="2268" w:type="dxa"/>
+            <w:tcW w:w="2340" w:type="dxa"/>
           </w:tcPr>
           <w:p>
             <w:pPr>
@@ -798,7 +561,7 @@
       </w:tr>
       <w:tr>
         <w:trPr>
-          <w:trHeight w:val="287"/>
+          <w:trHeight w:val="320"/>
         </w:trPr>
         <w:tc>
           <w:tcPr>
@@ -817,19 +580,39 @@
                 <w:szCs w:val="20"/>
               </w:rPr>
             </w:pPr>
+          </w:p>
+        </w:tc>
+        <w:tc>
+          <w:tcPr>
+            <w:tcW w:w="2965" w:type="dxa"/>
+          </w:tcPr>
+          <w:p>
+            <w:pPr>
+              <w:pStyle w:val="ListBullet"/>
+              <w:numPr>
+                <w:ilvl w:val="0"/>
+                <w:numId w:val="0"/>
+              </w:numPr>
+              <w:jc w:val="both"/>
+              <w:rPr>
+                <w:rFonts w:ascii="AndradaMono" w:hAnsi="AndradaMono" w:cs="Courier New"/>
+                <w:sz w:val="20"/>
+                <w:szCs w:val="20"/>
+              </w:rPr>
+            </w:pPr>
             <w:r>
               <w:rPr>
                 <w:rFonts w:ascii="AndradaMono" w:hAnsi="AndradaMono" w:cs="Courier New"/>
                 <w:sz w:val="20"/>
                 <w:szCs w:val="20"/>
               </w:rPr>
-              <w:t>2024 2025</w:t>
+              <w:t>Carbonic Cafe</w:t>
             </w:r>
           </w:p>
         </w:tc>
         <w:tc>
           <w:tcPr>
-            <w:tcW w:w="2551" w:type="dxa"/>
+            <w:tcW w:w="2790" w:type="dxa"/>
           </w:tcPr>
           <w:p>
             <w:pPr>
@@ -857,7 +640,304 @@
         </w:tc>
         <w:tc>
           <w:tcPr>
-            <w:tcW w:w="3384" w:type="dxa"/>
+            <w:tcW w:w="2340" w:type="dxa"/>
+          </w:tcPr>
+          <w:p>
+            <w:pPr>
+              <w:pStyle w:val="ListBullet"/>
+              <w:numPr>
+                <w:ilvl w:val="0"/>
+                <w:numId w:val="0"/>
+              </w:numPr>
+              <w:rPr>
+                <w:rFonts w:ascii="AndradaMono" w:hAnsi="AndradaMono" w:cs="Courier New"/>
+                <w:sz w:val="20"/>
+                <w:szCs w:val="20"/>
+              </w:rPr>
+            </w:pPr>
+            <w:r>
+              <w:rPr>
+                <w:rFonts w:ascii="AndradaMono" w:hAnsi="AndradaMono" w:cs="Courier New"/>
+                <w:sz w:val="20"/>
+                <w:szCs w:val="20"/>
+              </w:rPr>
+              <w:t xml:space="preserve">  </w:t>
+            </w:r>
+            <w:r>
+              <w:rPr>
+                <w:rFonts w:ascii="AndradaMono" w:hAnsi="AndradaMono" w:cs="Courier New"/>
+                <w:sz w:val="20"/>
+                <w:szCs w:val="20"/>
+              </w:rPr>
+              <w:t>Toronto, Canada</w:t>
+            </w:r>
+          </w:p>
+        </w:tc>
+      </w:tr>
+      <w:tr>
+        <w:trPr>
+          <w:trHeight w:val="320"/>
+        </w:trPr>
+        <w:tc>
+          <w:tcPr>
+            <w:tcW w:w="1985" w:type="dxa"/>
+          </w:tcPr>
+          <w:p>
+            <w:pPr>
+              <w:pStyle w:val="ListBullet"/>
+              <w:numPr>
+                <w:ilvl w:val="0"/>
+                <w:numId w:val="0"/>
+              </w:numPr>
+              <w:rPr>
+                <w:rFonts w:ascii="AndradaMono" w:hAnsi="AndradaMono" w:cs="Courier New"/>
+                <w:sz w:val="20"/>
+                <w:szCs w:val="20"/>
+              </w:rPr>
+            </w:pPr>
+          </w:p>
+        </w:tc>
+        <w:tc>
+          <w:tcPr>
+            <w:tcW w:w="2965" w:type="dxa"/>
+          </w:tcPr>
+          <w:p>
+            <w:pPr>
+              <w:pStyle w:val="ListBullet"/>
+              <w:numPr>
+                <w:ilvl w:val="0"/>
+                <w:numId w:val="0"/>
+              </w:numPr>
+              <w:jc w:val="both"/>
+              <w:rPr>
+                <w:rFonts w:ascii="AndradaMono" w:hAnsi="AndradaMono" w:cs="Courier New"/>
+                <w:sz w:val="20"/>
+                <w:szCs w:val="20"/>
+              </w:rPr>
+            </w:pPr>
+            <w:r>
+              <w:rPr>
+                <w:rFonts w:ascii="AndradaMono" w:hAnsi="AndradaMono" w:cs="Courier New"/>
+                <w:sz w:val="20"/>
+                <w:szCs w:val="20"/>
+              </w:rPr>
+              <w:t>RCHIVE Art Gallery</w:t>
+            </w:r>
+          </w:p>
+        </w:tc>
+        <w:tc>
+          <w:tcPr>
+            <w:tcW w:w="2790" w:type="dxa"/>
+          </w:tcPr>
+          <w:p>
+            <w:pPr>
+              <w:pStyle w:val="ListBullet"/>
+              <w:numPr>
+                <w:ilvl w:val="0"/>
+                <w:numId w:val="0"/>
+              </w:numPr>
+              <w:jc w:val="both"/>
+              <w:rPr>
+                <w:rFonts w:ascii="AndradaMono" w:hAnsi="AndradaMono" w:cs="Courier New"/>
+                <w:sz w:val="20"/>
+                <w:szCs w:val="20"/>
+              </w:rPr>
+            </w:pPr>
+            <w:r>
+              <w:rPr>
+                <w:rFonts w:ascii="AndradaMono" w:hAnsi="AndradaMono" w:cs="Courier New"/>
+                <w:sz w:val="20"/>
+                <w:szCs w:val="20"/>
+              </w:rPr>
+              <w:t>Group Exhibition</w:t>
+            </w:r>
+          </w:p>
+        </w:tc>
+        <w:tc>
+          <w:tcPr>
+            <w:tcW w:w="2340" w:type="dxa"/>
+          </w:tcPr>
+          <w:p>
+            <w:pPr>
+              <w:pStyle w:val="ListBullet"/>
+              <w:numPr>
+                <w:ilvl w:val="0"/>
+                <w:numId w:val="0"/>
+              </w:numPr>
+              <w:rPr>
+                <w:rFonts w:ascii="AndradaMono" w:hAnsi="AndradaMono" w:cs="Courier New"/>
+                <w:sz w:val="20"/>
+                <w:szCs w:val="20"/>
+              </w:rPr>
+            </w:pPr>
+            <w:r>
+              <w:rPr>
+                <w:rFonts w:ascii="AndradaMono" w:hAnsi="AndradaMono" w:cs="Courier New"/>
+                <w:sz w:val="20"/>
+                <w:szCs w:val="20"/>
+              </w:rPr>
+              <w:t xml:space="preserve">  </w:t>
+            </w:r>
+            <w:r>
+              <w:rPr>
+                <w:rFonts w:ascii="AndradaMono" w:hAnsi="AndradaMono" w:cs="Courier New"/>
+                <w:sz w:val="20"/>
+                <w:szCs w:val="20"/>
+              </w:rPr>
+              <w:t>Toronto, Canada</w:t>
+            </w:r>
+          </w:p>
+        </w:tc>
+      </w:tr>
+      <w:tr>
+        <w:trPr>
+          <w:trHeight w:val="320"/>
+        </w:trPr>
+        <w:tc>
+          <w:tcPr>
+            <w:tcW w:w="1985" w:type="dxa"/>
+          </w:tcPr>
+          <w:p>
+            <w:pPr>
+              <w:pStyle w:val="ListBullet"/>
+              <w:numPr>
+                <w:ilvl w:val="0"/>
+                <w:numId w:val="0"/>
+              </w:numPr>
+              <w:rPr>
+                <w:rFonts w:ascii="AndradaMono" w:hAnsi="AndradaMono" w:cs="Courier New"/>
+                <w:sz w:val="20"/>
+                <w:szCs w:val="20"/>
+              </w:rPr>
+            </w:pPr>
+          </w:p>
+        </w:tc>
+        <w:tc>
+          <w:tcPr>
+            <w:tcW w:w="2965" w:type="dxa"/>
+          </w:tcPr>
+          <w:p>
+            <w:pPr>
+              <w:pStyle w:val="ListBullet"/>
+              <w:numPr>
+                <w:ilvl w:val="0"/>
+                <w:numId w:val="0"/>
+              </w:numPr>
+              <w:jc w:val="both"/>
+              <w:rPr>
+                <w:rFonts w:ascii="AndradaMono" w:hAnsi="AndradaMono" w:cs="Courier New"/>
+                <w:sz w:val="20"/>
+                <w:szCs w:val="20"/>
+              </w:rPr>
+            </w:pPr>
+            <w:r>
+              <w:rPr>
+                <w:rFonts w:ascii="AndradaMono" w:hAnsi="AndradaMono" w:cs="Courier New"/>
+                <w:sz w:val="20"/>
+                <w:szCs w:val="20"/>
+              </w:rPr>
+              <w:t>PB - Revival</w:t>
+            </w:r>
+          </w:p>
+        </w:tc>
+        <w:tc>
+          <w:tcPr>
+            <w:tcW w:w="2790" w:type="dxa"/>
+          </w:tcPr>
+          <w:p>
+            <w:pPr>
+              <w:pStyle w:val="ListBullet"/>
+              <w:numPr>
+                <w:ilvl w:val="0"/>
+                <w:numId w:val="0"/>
+              </w:numPr>
+              <w:jc w:val="both"/>
+              <w:rPr>
+                <w:rFonts w:ascii="AndradaMono" w:hAnsi="AndradaMono" w:cs="Courier New"/>
+                <w:sz w:val="20"/>
+                <w:szCs w:val="20"/>
+              </w:rPr>
+            </w:pPr>
+            <w:r>
+              <w:rPr>
+                <w:rFonts w:ascii="AndradaMono" w:hAnsi="AndradaMono" w:cs="Courier New"/>
+                <w:sz w:val="20"/>
+                <w:szCs w:val="20"/>
+              </w:rPr>
+              <w:t>Group Exhibition</w:t>
+            </w:r>
+          </w:p>
+        </w:tc>
+        <w:tc>
+          <w:tcPr>
+            <w:tcW w:w="2340" w:type="dxa"/>
+          </w:tcPr>
+          <w:p>
+            <w:pPr>
+              <w:pStyle w:val="ListBullet"/>
+              <w:numPr>
+                <w:ilvl w:val="0"/>
+                <w:numId w:val="0"/>
+              </w:numPr>
+              <w:rPr>
+                <w:rFonts w:ascii="AndradaMono" w:hAnsi="AndradaMono" w:cs="Courier New"/>
+                <w:sz w:val="20"/>
+                <w:szCs w:val="20"/>
+              </w:rPr>
+            </w:pPr>
+            <w:r>
+              <w:rPr>
+                <w:rFonts w:ascii="AndradaMono" w:hAnsi="AndradaMono" w:cs="Courier New"/>
+                <w:sz w:val="20"/>
+                <w:szCs w:val="20"/>
+              </w:rPr>
+              <w:t xml:space="preserve">  </w:t>
+            </w:r>
+            <w:r>
+              <w:rPr>
+                <w:rFonts w:ascii="AndradaMono" w:hAnsi="AndradaMono" w:cs="Courier New"/>
+                <w:sz w:val="20"/>
+                <w:szCs w:val="20"/>
+              </w:rPr>
+              <w:t>Toronto, Canada</w:t>
+            </w:r>
+          </w:p>
+        </w:tc>
+      </w:tr>
+      <w:tr>
+        <w:trPr>
+          <w:trHeight w:val="320"/>
+        </w:trPr>
+        <w:tc>
+          <w:tcPr>
+            <w:tcW w:w="1985" w:type="dxa"/>
+          </w:tcPr>
+          <w:p>
+            <w:pPr>
+              <w:pStyle w:val="ListBullet"/>
+              <w:numPr>
+                <w:ilvl w:val="0"/>
+                <w:numId w:val="0"/>
+              </w:numPr>
+              <w:rPr>
+                <w:rFonts w:ascii="AndradaMono" w:hAnsi="AndradaMono" w:cs="Courier New"/>
+                <w:sz w:val="20"/>
+                <w:szCs w:val="20"/>
+              </w:rPr>
+            </w:pPr>
+            <w:r>
+              <w:rPr>
+                <w:rFonts w:ascii="AndradaMono" w:hAnsi="AndradaMono" w:cs="Courier New"/>
+                <w:sz w:val="20"/>
+                <w:szCs w:val="20"/>
+              </w:rPr>
+              <w:t>2025</w:t>
+            </w:r>
+          </w:p>
+        </w:tc>
+        <w:tc>
+          <w:tcPr>
+            <w:tcW w:w="2965" w:type="dxa"/>
           </w:tcPr>
           <w:p>
             <w:pPr>
@@ -885,7 +965,158 @@
         </w:tc>
         <w:tc>
           <w:tcPr>
-            <w:tcW w:w="2268" w:type="dxa"/>
+            <w:tcW w:w="2790" w:type="dxa"/>
+          </w:tcPr>
+          <w:p>
+            <w:pPr>
+              <w:pStyle w:val="ListBullet"/>
+              <w:numPr>
+                <w:ilvl w:val="0"/>
+                <w:numId w:val="0"/>
+              </w:numPr>
+              <w:jc w:val="both"/>
+              <w:rPr>
+                <w:rFonts w:ascii="AndradaMono" w:hAnsi="AndradaMono" w:cs="Courier New"/>
+                <w:sz w:val="20"/>
+                <w:szCs w:val="20"/>
+              </w:rPr>
+            </w:pPr>
+            <w:r>
+              <w:rPr>
+                <w:rFonts w:ascii="AndradaMono" w:hAnsi="AndradaMono" w:cs="Courier New"/>
+                <w:sz w:val="20"/>
+                <w:szCs w:val="20"/>
+              </w:rPr>
+              <w:t>Works on Display</w:t>
+            </w:r>
+          </w:p>
+        </w:tc>
+        <w:tc>
+          <w:tcPr>
+            <w:tcW w:w="2340" w:type="dxa"/>
+          </w:tcPr>
+          <w:p>
+            <w:pPr>
+              <w:pStyle w:val="ListBullet"/>
+              <w:numPr>
+                <w:ilvl w:val="0"/>
+                <w:numId w:val="0"/>
+              </w:numPr>
+              <w:rPr>
+                <w:rFonts w:ascii="AndradaMono" w:hAnsi="AndradaMono" w:cs="Courier New"/>
+                <w:sz w:val="20"/>
+                <w:szCs w:val="20"/>
+              </w:rPr>
+            </w:pPr>
+            <w:r>
+              <w:rPr>
+                <w:rFonts w:ascii="AndradaMono" w:hAnsi="AndradaMono" w:cs="Courier New"/>
+                <w:sz w:val="20"/>
+                <w:szCs w:val="20"/>
+              </w:rPr>
+              <w:t xml:space="preserve">  </w:t>
+            </w:r>
+            <w:r>
+              <w:rPr>
+                <w:rFonts w:ascii="AndradaMono" w:hAnsi="AndradaMono" w:cs="Courier New"/>
+                <w:sz w:val="20"/>
+                <w:szCs w:val="20"/>
+              </w:rPr>
+              <w:t>Toronto, Canada</w:t>
+            </w:r>
+          </w:p>
+        </w:tc>
+      </w:tr>
+      <w:tr>
+        <w:trPr>
+          <w:trHeight w:val="320"/>
+        </w:trPr>
+        <w:tc>
+          <w:tcPr>
+            <w:tcW w:w="1985" w:type="dxa"/>
+          </w:tcPr>
+          <w:p>
+            <w:pPr>
+              <w:pStyle w:val="ListBullet"/>
+              <w:numPr>
+                <w:ilvl w:val="0"/>
+                <w:numId w:val="0"/>
+              </w:numPr>
+              <w:rPr>
+                <w:rFonts w:ascii="AndradaMono" w:hAnsi="AndradaMono" w:cs="Courier New"/>
+                <w:sz w:val="20"/>
+                <w:szCs w:val="20"/>
+              </w:rPr>
+            </w:pPr>
+            <w:r>
+              <w:rPr>
+                <w:rFonts w:ascii="AndradaMono" w:hAnsi="AndradaMono" w:cs="Courier New"/>
+                <w:sz w:val="20"/>
+                <w:szCs w:val="20"/>
+              </w:rPr>
+              <w:t>2024</w:t>
+            </w:r>
+          </w:p>
+        </w:tc>
+        <w:tc>
+          <w:tcPr>
+            <w:tcW w:w="2965" w:type="dxa"/>
+          </w:tcPr>
+          <w:p>
+            <w:pPr>
+              <w:pStyle w:val="ListBullet"/>
+              <w:numPr>
+                <w:ilvl w:val="0"/>
+                <w:numId w:val="0"/>
+              </w:numPr>
+              <w:jc w:val="both"/>
+              <w:rPr>
+                <w:rFonts w:ascii="AndradaMono" w:hAnsi="AndradaMono" w:cs="Courier New"/>
+                <w:sz w:val="20"/>
+                <w:szCs w:val="20"/>
+              </w:rPr>
+            </w:pPr>
+            <w:r>
+              <w:rPr>
+                <w:rFonts w:ascii="AndradaMono" w:hAnsi="AndradaMono" w:cs="Courier New"/>
+                <w:sz w:val="20"/>
+                <w:szCs w:val="20"/>
+              </w:rPr>
+              <w:t>The Chess Gallery</w:t>
+            </w:r>
+          </w:p>
+        </w:tc>
+        <w:tc>
+          <w:tcPr>
+            <w:tcW w:w="2790" w:type="dxa"/>
+          </w:tcPr>
+          <w:p>
+            <w:pPr>
+              <w:pStyle w:val="ListBullet"/>
+              <w:numPr>
+                <w:ilvl w:val="0"/>
+                <w:numId w:val="0"/>
+              </w:numPr>
+              <w:jc w:val="both"/>
+              <w:rPr>
+                <w:rFonts w:ascii="AndradaMono" w:hAnsi="AndradaMono" w:cs="Courier New"/>
+                <w:sz w:val="20"/>
+                <w:szCs w:val="20"/>
+              </w:rPr>
+            </w:pPr>
+            <w:r>
+              <w:rPr>
+                <w:rFonts w:ascii="AndradaMono" w:hAnsi="AndradaMono" w:cs="Courier New"/>
+                <w:sz w:val="20"/>
+                <w:szCs w:val="20"/>
+              </w:rPr>
+              <w:t>Works on Display</w:t>
+            </w:r>
+          </w:p>
+        </w:tc>
+        <w:tc>
+          <w:tcPr>
+            <w:tcW w:w="2340" w:type="dxa"/>
           </w:tcPr>
           <w:p>
             <w:pPr>
@@ -954,7 +1185,7 @@
     <w:tbl>
       <w:tblPr>
         <w:tblStyle w:val="TableGrid"/>
-        <w:tblW w:w="0" w:type="auto"/>
+        <w:tblW w:w="10183" w:type="dxa"/>
         <w:tblInd w:w="108" w:type="dxa"/>
         <w:tblBorders>
           <w:top w:val="none" w:sz="0" w:space="0" w:color="auto"/>
@@ -969,13 +1200,13 @@
       </w:tblPr>
       <w:tblGrid>
         <w:gridCol w:w="1985"/>
-        <w:gridCol w:w="2551"/>
-        <w:gridCol w:w="3384"/>
+        <w:gridCol w:w="2875"/>
+        <w:gridCol w:w="3055"/>
         <w:gridCol w:w="2268"/>
       </w:tblGrid>
       <w:tr>
         <w:trPr>
-          <w:trHeight w:val="545"/>
+          <w:trHeight w:val="558"/>
         </w:trPr>
         <w:tc>
           <w:tcPr>
@@ -1006,7 +1237,51 @@
         </w:tc>
         <w:tc>
           <w:tcPr>
-            <w:tcW w:w="2551" w:type="dxa"/>
+            <w:tcW w:w="2875" w:type="dxa"/>
+          </w:tcPr>
+          <w:p>
+            <w:pPr>
+              <w:pStyle w:val="ListBullet"/>
+              <w:numPr>
+                <w:ilvl w:val="0"/>
+                <w:numId w:val="0"/>
+              </w:numPr>
+              <w:jc w:val="both"/>
+              <w:rPr>
+                <w:rFonts w:ascii="AndradaMono" w:hAnsi="AndradaMono" w:cs="Courier New"/>
+                <w:sz w:val="20"/>
+                <w:szCs w:val="20"/>
+              </w:rPr>
+            </w:pPr>
+            <w:r>
+              <w:rPr>
+                <w:rFonts w:ascii="AndradaMono" w:hAnsi="AndradaMono" w:cs="Courier New"/>
+                <w:sz w:val="20"/>
+                <w:szCs w:val="20"/>
+              </w:rPr>
+              <w:t>Art Week</w:t>
+            </w:r>
+            <w:r>
+              <w:rPr>
+                <w:rFonts w:ascii="AndradaMono" w:hAnsi="AndradaMono" w:cs="Courier New"/>
+                <w:sz w:val="20"/>
+                <w:szCs w:val="20"/>
+              </w:rPr>
+              <w:t xml:space="preserve"> </w:t>
+            </w:r>
+            <w:r>
+              <w:rPr>
+                <w:rFonts w:ascii="AndradaMono" w:hAnsi="AndradaMono" w:cs="Courier New"/>
+                <w:sz w:val="20"/>
+                <w:szCs w:val="20"/>
+              </w:rPr>
+              <w:t>Toronto</w:t>
+            </w:r>
+          </w:p>
+        </w:tc>
+        <w:tc>
+          <w:tcPr>
+            <w:tcW w:w="3055" w:type="dxa"/>
           </w:tcPr>
           <w:p>
             <w:pPr>
@@ -1046,65 +1321,6 @@
               </w:rPr>
               <w:t>Visit</w:t>
             </w:r>
-          </w:p>
-          <w:p>
-            <w:pPr>
-              <w:pStyle w:val="ListBullet"/>
-              <w:numPr>
-                <w:ilvl w:val="0"/>
-                <w:numId w:val="0"/>
-              </w:numPr>
-              <w:jc w:val="both"/>
-              <w:rPr>
-                <w:rFonts w:ascii="AndradaMono" w:hAnsi="AndradaMono" w:cs="Courier New"/>
-                <w:sz w:val="20"/>
-                <w:szCs w:val="20"/>
-              </w:rPr>
-            </w:pPr>
-            <w:r>
-              <w:rPr>
-                <w:rFonts w:ascii="AndradaMono" w:hAnsi="AndradaMono" w:cs="Courier New"/>
-                <w:sz w:val="20"/>
-                <w:szCs w:val="20"/>
-              </w:rPr>
-              <w:t>Interview</w:t>
-            </w:r>
-          </w:p>
-        </w:tc>
-        <w:tc>
-          <w:tcPr>
-            <w:tcW w:w="3384" w:type="dxa"/>
-          </w:tcPr>
-          <w:p>
-            <w:pPr>
-              <w:pStyle w:val="ListBullet"/>
-              <w:numPr>
-                <w:ilvl w:val="0"/>
-                <w:numId w:val="0"/>
-              </w:numPr>
-              <w:jc w:val="both"/>
-              <w:rPr>
-                <w:rFonts w:ascii="AndradaMono" w:hAnsi="AndradaMono" w:cs="Courier New"/>
-                <w:sz w:val="20"/>
-                <w:szCs w:val="20"/>
-              </w:rPr>
-            </w:pPr>
-            <w:r>
-              <w:rPr>
-                <w:rFonts w:ascii="AndradaMono" w:hAnsi="AndradaMono" w:cs="Courier New"/>
-                <w:sz w:val="20"/>
-                <w:szCs w:val="20"/>
-              </w:rPr>
-              <w:t xml:space="preserve">RCHIVE </w:t>
-            </w:r>
-            <w:r>
-              <w:rPr>
-                <w:rFonts w:ascii="AndradaMono" w:hAnsi="AndradaMono" w:cs="Courier New"/>
-                <w:sz w:val="20"/>
-                <w:szCs w:val="20"/>
-              </w:rPr>
-              <w:t>Art Week</w:t>
-            </w:r>
             <w:r>
               <w:rPr>
                 <w:rFonts w:ascii="AndradaMono" w:hAnsi="AndradaMono" w:cs="Courier New"/>
@@ -1119,7 +1335,7 @@
                 <w:sz w:val="20"/>
                 <w:szCs w:val="20"/>
               </w:rPr>
-              <w:t>Toronto</w:t>
+              <w:t>Interview</w:t>
             </w:r>
           </w:p>
         </w:tc>
@@ -1170,6 +1386,9 @@
         </w:tc>
       </w:tr>
       <w:tr>
+        <w:trPr>
+          <w:trHeight w:val="449"/>
+        </w:trPr>
         <w:tc>
           <w:tcPr>
             <w:tcW w:w="1985" w:type="dxa"/>
@@ -1187,47 +1406,11 @@
                 <w:szCs w:val="20"/>
               </w:rPr>
             </w:pPr>
-            <w:r>
-              <w:rPr>
-                <w:rFonts w:ascii="AndradaMono" w:hAnsi="AndradaMono" w:cs="Courier New"/>
-                <w:sz w:val="20"/>
-                <w:szCs w:val="20"/>
-              </w:rPr>
-              <w:t>2026 Present</w:t>
-            </w:r>
           </w:p>
         </w:tc>
         <w:tc>
           <w:tcPr>
-            <w:tcW w:w="2551" w:type="dxa"/>
-          </w:tcPr>
-          <w:p>
-            <w:pPr>
-              <w:pStyle w:val="ListBullet"/>
-              <w:numPr>
-                <w:ilvl w:val="0"/>
-                <w:numId w:val="0"/>
-              </w:numPr>
-              <w:jc w:val="both"/>
-              <w:rPr>
-                <w:rFonts w:ascii="AndradaMono" w:hAnsi="AndradaMono" w:cs="Courier New"/>
-                <w:sz w:val="20"/>
-                <w:szCs w:val="20"/>
-              </w:rPr>
-            </w:pPr>
-            <w:r>
-              <w:rPr>
-                <w:rFonts w:ascii="AndradaMono" w:hAnsi="AndradaMono" w:cs="Courier New"/>
-                <w:sz w:val="20"/>
-                <w:szCs w:val="20"/>
-              </w:rPr>
-              <w:t>Featured Artworks</w:t>
-            </w:r>
-          </w:p>
-        </w:tc>
-        <w:tc>
-          <w:tcPr>
-            <w:tcW w:w="3384" w:type="dxa"/>
+            <w:tcW w:w="2875" w:type="dxa"/>
           </w:tcPr>
           <w:p>
             <w:pPr>
@@ -1253,21 +1436,33 @@
               <w:t>ArtLaunch</w:t>
             </w:r>
             <w:proofErr w:type="spellEnd"/>
+          </w:p>
+        </w:tc>
+        <w:tc>
+          <w:tcPr>
+            <w:tcW w:w="3055" w:type="dxa"/>
+          </w:tcPr>
+          <w:p>
+            <w:pPr>
+              <w:pStyle w:val="ListBullet"/>
+              <w:numPr>
+                <w:ilvl w:val="0"/>
+                <w:numId w:val="0"/>
+              </w:numPr>
+              <w:jc w:val="both"/>
+              <w:rPr>
+                <w:rFonts w:ascii="AndradaMono" w:hAnsi="AndradaMono" w:cs="Courier New"/>
+                <w:sz w:val="20"/>
+                <w:szCs w:val="20"/>
+              </w:rPr>
+            </w:pPr>
             <w:r>
               <w:rPr>
                 <w:rFonts w:ascii="AndradaMono" w:hAnsi="AndradaMono" w:cs="Courier New"/>
                 <w:sz w:val="20"/>
                 <w:szCs w:val="20"/>
               </w:rPr>
-              <w:t xml:space="preserve"> </w:t>
-            </w:r>
-            <w:r>
-              <w:rPr>
-                <w:rFonts w:ascii="AndradaMono" w:hAnsi="AndradaMono" w:cs="Courier New"/>
-                <w:sz w:val="20"/>
-                <w:szCs w:val="20"/>
-              </w:rPr>
-              <w:t>Org</w:t>
+              <w:t>Featured Artworks</w:t>
             </w:r>
           </w:p>
         </w:tc>
@@ -1849,54 +2044,6 @@
           </w:rPr>
           <w:t xml:space="preserve">              </w:t>
         </w:r>
-        <w:r>
-          <w:rPr>
-            <w:rFonts w:ascii="Courier New" w:eastAsiaTheme="majorEastAsia" w:hAnsi="Courier New" w:cs="Courier New"/>
-            <w:sz w:val="20"/>
-            <w:szCs w:val="20"/>
-          </w:rPr>
-          <w:t>p</w:t>
-        </w:r>
-        <w:r>
-          <w:rPr>
-            <w:rFonts w:ascii="Courier New" w:eastAsiaTheme="majorEastAsia" w:hAnsi="Courier New" w:cs="Courier New"/>
-            <w:sz w:val="20"/>
-            <w:szCs w:val="20"/>
-          </w:rPr>
-          <w:t>a</w:t>
-        </w:r>
-        <w:r>
-          <w:rPr>
-            <w:rFonts w:ascii="Courier New" w:eastAsiaTheme="majorEastAsia" w:hAnsi="Courier New" w:cs="Courier New"/>
-            <w:sz w:val="20"/>
-            <w:szCs w:val="20"/>
-          </w:rPr>
-          <w:t>g</w:t>
-        </w:r>
-        <w:r>
-          <w:rPr>
-            <w:rFonts w:ascii="Courier New" w:eastAsiaTheme="majorEastAsia" w:hAnsi="Courier New" w:cs="Courier New"/>
-            <w:sz w:val="20"/>
-            <w:szCs w:val="20"/>
-          </w:rPr>
-          <w:t>e</w:t>
-        </w:r>
-        <w:r>
-          <w:rPr>
-            <w:rFonts w:ascii="Courier New" w:eastAsiaTheme="majorEastAsia" w:hAnsi="Courier New" w:cs="Courier New"/>
-            <w:sz w:val="20"/>
-            <w:szCs w:val="20"/>
-          </w:rPr>
-          <w:t xml:space="preserve">. </w:t>
-        </w:r>
-        <w:r>
-          <w:rPr>
-            <w:rFonts w:ascii="Courier New" w:eastAsiaTheme="majorEastAsia" w:hAnsi="Courier New" w:cs="Courier New"/>
-            <w:sz w:val="20"/>
-            <w:szCs w:val="20"/>
-          </w:rPr>
-          <w:t>1</w:t>
-        </w:r>
       </w:sdtContent>
     </w:sdt>
   </w:p>
